--- a/docs/report/EBU5503_Hotel_DB_Report.docx
+++ b/docs/report/EBU5503_Hotel_DB_Report.docx
@@ -23,7 +23,7 @@
           <w:i/>
           <w:iCs/>
         </w:rPr>
-        <w:t xml:space="preserve">A Normalised Relational Design with a Database-Driven Pricing Agent</w:t>
+        <w:t xml:space="preserve">A Database-Driven Approach with a Dynamic Pricing Agent</w:t>
       </w:r>
     </w:p>
     <w:p>
@@ -39,20 +39,7 @@
         <w:pStyle w:val="BodyText"/>
       </w:pPr>
       <w:r>
-        <w:t xml:space="preserve">Scenario 2: Hotel Reservation &amp; Management |</w:t>
-      </w:r>
-      <w:r>
-        <w:rPr>
-          <w:b/>
-          <w:bCs/>
-        </w:rPr>
-        <w:t xml:space="preserve">Group 13</w:t>
-      </w:r>
-      <w:r>
-        <w:t xml:space="preserve"> </w:t>
-      </w:r>
-      <w:r>
-        <w:t xml:space="preserve">| May 2026</w:t>
+        <w:t xml:space="preserve">Scenario 2 |Group 13 | May 2026</w:t>
       </w:r>
     </w:p>
     <w:tbl>
@@ -168,13 +155,13 @@
         <w:t xml:space="preserve">Detailed Requirements and Assumptions</w:t>
       </w:r>
     </w:p>
-    <w:bookmarkStart w:id="9" w:name="scope-and-basic-requirements"/>
+    <w:bookmarkStart w:id="9" w:name="basic-requirements-scenario-2"/>
     <w:p>
       <w:pPr>
         <w:pStyle w:val="Heading2"/>
       </w:pPr>
       <w:r>
-        <w:t xml:space="preserve">Scope and basic requirements</w:t>
+        <w:t xml:space="preserve">Basic Requirements (Scenario 2)</w:t>
       </w:r>
     </w:p>
     <w:p>
@@ -182,7 +169,7 @@
         <w:pStyle w:val="FirstParagraph"/>
       </w:pPr>
       <w:r>
-        <w:t xml:space="preserve">The system records the four data domains mandated by Scenario 2 –</w:t>
+        <w:t xml:space="preserve">The system records information about</w:t>
       </w:r>
       <w:r>
         <w:t xml:space="preserve"> </w:t>
@@ -221,10 +208,7 @@
         <w:t xml:space="preserve">bookings/reservations</w:t>
       </w:r>
       <w:r>
-        <w:t xml:space="preserve"> </w:t>
-      </w:r>
-      <w:r>
-        <w:t xml:space="preserve">and</w:t>
+        <w:t xml:space="preserve">, and</w:t>
       </w:r>
       <w:r>
         <w:t xml:space="preserve"> </w:t>
@@ -237,44 +221,29 @@
         <w:t xml:space="preserve">payments</w:t>
       </w:r>
       <w:r>
-        <w:t xml:space="preserve"> </w:t>
-      </w:r>
-      <w:r>
-        <w:t xml:space="preserve">– together with the operational artefacts a non-trivial</w:t>
-      </w:r>
-      <w:r>
-        <w:t xml:space="preserve"> </w:t>
-      </w:r>
-      <w:r>
-        <w:t xml:space="preserve">Property Management System inevitably accretes around them. A booking</w:t>
-      </w:r>
-      <w:r>
-        <w:t xml:space="preserve"> </w:t>
-      </w:r>
-      <w:r>
-        <w:t xml:space="preserve">belongs to exactly one guest, may span multiple rooms over arbitrary date</w:t>
-      </w:r>
-      <w:r>
-        <w:t xml:space="preserve"> </w:t>
-      </w:r>
-      <w:r>
-        <w:t xml:space="preserve">ranges, and is settled by one or more payment transactions including</w:t>
-      </w:r>
-      <w:r>
-        <w:t xml:space="preserve"> </w:t>
-      </w:r>
-      <w:r>
-        <w:t xml:space="preserve">deposits, settlements and refunds.</w:t>
+        <w:t xml:space="preserve">, as specified by the brief.</w:t>
+      </w:r>
+      <w:r>
+        <w:t xml:space="preserve"> </w:t>
+      </w:r>
+      <w:r>
+        <w:t xml:space="preserve">Each booking belongs to one guest, can contain one or more rooms, and is</w:t>
+      </w:r>
+      <w:r>
+        <w:t xml:space="preserve"> </w:t>
+      </w:r>
+      <w:r>
+        <w:t xml:space="preserve">settled by one or more payment transactions.</w:t>
       </w:r>
     </w:p>
     <w:bookmarkEnd w:id="9"/>
-    <w:bookmarkStart w:id="10" w:name="X3c08fa12bc8003e6c9cb448d6a7a54424cbcfc8"/>
+    <w:bookmarkStart w:id="10" w:name="additional-requirements-innovation"/>
     <w:p>
       <w:pPr>
         <w:pStyle w:val="Heading2"/>
       </w:pPr>
       <w:r>
-        <w:t xml:space="preserve">Additional requirements (creative extensions)</w:t>
+        <w:t xml:space="preserve">Additional Requirements (Innovation)</w:t>
       </w:r>
     </w:p>
     <w:p>
@@ -282,13 +251,13 @@
         <w:pStyle w:val="FirstParagraph"/>
       </w:pPr>
       <w:r>
-        <w:t xml:space="preserve">Five extensions are introduced, each justified by a concrete operational need</w:t>
-      </w:r>
-      <w:r>
-        <w:t xml:space="preserve"> </w:t>
-      </w:r>
-      <w:r>
-        <w:t xml:space="preserve">rather than an academic flourish.</w:t>
+        <w:t xml:space="preserve">Beyond the basics we introduce five realistic extensions, each grounded in</w:t>
+      </w:r>
+      <w:r>
+        <w:t xml:space="preserve"> </w:t>
+      </w:r>
+      <w:r>
+        <w:t xml:space="preserve">real hotel-industry operations:</w:t>
       </w:r>
     </w:p>
     <w:tbl>
@@ -317,7 +286,7 @@
                 <w:b/>
                 <w:bCs/>
               </w:rPr>
-              <w:t xml:space="preserve">Extension</w:t>
+              <w:t xml:space="preserve">Feature</w:t>
             </w:r>
           </w:p>
         </w:tc>
@@ -333,7 +302,7 @@
                 <w:b/>
                 <w:bCs/>
               </w:rPr>
-              <w:t xml:space="preserve">Justification and real-world mapping</w:t>
+              <w:t xml:space="preserve">Justification &amp; Real-world Mapping</w:t>
             </w:r>
           </w:p>
         </w:tc>
@@ -359,7 +328,7 @@
               <w:jc w:val="left"/>
             </w:pPr>
             <w:r>
-              <w:t xml:space="preserve">Tiered membership (Bronze/Silver/Gold/Platinum) mirrors Marriott Bonvoy and Hilton Honors; supports retention analytics (Q4, Q11).</w:t>
+              <w:t xml:space="preserve">Returning guests are rewarded with tiered benefits (Bronze / Silver / Gold / Platinum) – a retention engine standard across Marriott Bonvoy and Hilton Honors.</w:t>
             </w:r>
           </w:p>
         </w:tc>
@@ -385,7 +354,23 @@
               <w:jc w:val="left"/>
             </w:pPr>
             <w:r>
-              <w:t xml:space="preserve">Event- and season-based multipliers (Christmas, Spring Festival, Summer, weekdays) move the design from static rate cards to revenue-managed pricing.</w:t>
+              <w:t xml:space="preserve">Event- and season-based rate adjustment (Christmas, Spring Festival, Summer, weekdays) enables a</w:t>
+            </w:r>
+            <w:r>
+              <w:t xml:space="preserve"> </w:t>
+            </w:r>
+            <w:r>
+              <w:rPr>
+                <w:i/>
+                <w:iCs/>
+              </w:rPr>
+              <w:t xml:space="preserve">revenue-management</w:t>
+            </w:r>
+            <w:r>
+              <w:t xml:space="preserve"> </w:t>
+            </w:r>
+            <w:r>
+              <w:t xml:space="preserve">layer on top of static base prices.</w:t>
             </w:r>
           </w:p>
         </w:tc>
@@ -411,22 +396,7 @@
               <w:jc w:val="left"/>
             </w:pPr>
             <w:r>
-              <w:t xml:space="preserve">Separates physical room from pricing category, removing the update anomaly that would arise from storing rate per row of</w:t>
-            </w:r>
-            <w:r>
-              <w:t xml:space="preserve"> </w:t>
-            </w:r>
-            <w:r>
-              <w:rPr>
-                <w:smallCaps/>
-              </w:rPr>
-              <w:t xml:space="preserve">Room</w:t>
-            </w:r>
-            <w:r>
-              <w:t xml:space="preserve"> </w:t>
-            </w:r>
-            <w:r>
-              <w:t xml:space="preserve">(2NF).</w:t>
+              <w:t xml:space="preserve">Separates physical room from pricing category, eliminating update anomalies (2NF).</w:t>
             </w:r>
           </w:p>
         </w:tc>
@@ -452,7 +422,7 @@
               <w:jc w:val="left"/>
             </w:pPr>
             <w:r>
-              <w:t xml:space="preserve">Models internal organisation, prerequisite for any task-assignment analytics.</w:t>
+              <w:t xml:space="preserve">Captures hotel organisation; required for any non-trivial PMS.</w:t>
             </w:r>
           </w:p>
         </w:tc>
@@ -478,7 +448,7 @@
               <w:jc w:val="left"/>
             </w:pPr>
             <w:r>
-              <w:t xml:space="preserve">Records cleaning, maintenance and inspection per (Staff, Room, Task_Type); a true ternary relationship that underpins Q6/Q8.</w:t>
+              <w:t xml:space="preserve">Tracks cleaning, maintenance and inspection workload per (Staff, Room, Task_Type), enabling KPI analytics.</w:t>
             </w:r>
           </w:p>
         </w:tc>
@@ -491,7 +461,7 @@
         <w:pStyle w:val="Heading2"/>
       </w:pPr>
       <w:r>
-        <w:t xml:space="preserve">Key assumptions</w:t>
+        <w:t xml:space="preserve">Key Assumptions</w:t>
       </w:r>
     </w:p>
     <w:p>
@@ -502,7 +472,7 @@
         </w:numPr>
       </w:pPr>
       <w:r>
-        <w:t xml:space="preserve">A booking can span multiple rooms with independent check-in/out windows.</w:t>
+        <w:t xml:space="preserve">A booking can contain multiple rooms across overlapping dates.</w:t>
       </w:r>
     </w:p>
     <w:p>
@@ -513,19 +483,7 @@
         </w:numPr>
       </w:pPr>
       <w:r>
-        <w:t xml:space="preserve">Payments may be partial deposits, full settlements or cancellation refunds; status is one of</w:t>
-      </w:r>
-      <w:r>
-        <w:t xml:space="preserve"> </w:t>
-      </w:r>
-      <w:r>
-        <w:rPr>
-          <w:rStyle w:val="VerbatimChar"/>
-        </w:rPr>
-        <w:t xml:space="preserve">Completed/Pending/Refunded/Failed</w:t>
-      </w:r>
-      <w:r>
-        <w:t xml:space="preserve">.</w:t>
+        <w:t xml:space="preserve">Payments may be partial deposits, full settlements, or refunds linked to cancellations.</w:t>
       </w:r>
     </w:p>
     <w:p>
@@ -536,7 +494,7 @@
         </w:numPr>
       </w:pPr>
       <w:r>
-        <w:t xml:space="preserve">Loyalty enrolment is optional and at most one record per guest (1:1).</w:t>
+        <w:t xml:space="preserve">Loyalty membership is optional; a guest is enrolled at most once (1:1).</w:t>
       </w:r>
     </w:p>
     <w:p>
@@ -547,22 +505,7 @@
         </w:numPr>
       </w:pPr>
       <w:r>
-        <w:t xml:space="preserve">Pricing rules are date-windowed and globally applicable;</w:t>
-      </w:r>
-      <w:r>
-        <w:t xml:space="preserve"> </w:t>
-      </w:r>
-      <w:r>
-        <w:rPr>
-          <w:rStyle w:val="VerbatimChar"/>
-        </w:rPr>
-        <w:t xml:space="preserve">Priority</w:t>
-      </w:r>
-      <w:r>
-        <w:t xml:space="preserve"> </w:t>
-      </w:r>
-      <w:r>
-        <w:t xml:space="preserve">resolves overlapping windows deterministically.</w:t>
+        <w:t xml:space="preserve">Pricing rules are date-windowed and apply globally to all room types; priority breaks overlapping windows.</w:t>
       </w:r>
     </w:p>
     <w:p>
@@ -573,7 +516,22 @@
         </w:numPr>
       </w:pPr>
       <w:r>
-        <w:t xml:space="preserve">Same-room overlap prevention is enforced by application logic plus Q12 (self-join audit); SQL alone cannot natively express range non-overlap.</w:t>
+        <w:t xml:space="preserve">Concurrent same-room overlap is prevented by application-layer validation; the database stores a</w:t>
+      </w:r>
+      <w:r>
+        <w:t xml:space="preserve"> </w:t>
+      </w:r>
+      <w:r>
+        <w:rPr>
+          <w:smallCaps/>
+        </w:rPr>
+        <w:t xml:space="preserve">Check</w:t>
+      </w:r>
+      <w:r>
+        <w:t xml:space="preserve"> </w:t>
+      </w:r>
+      <w:r>
+        <w:t xml:space="preserve">on date ordering but cannot natively enforce range non-overlap.</w:t>
       </w:r>
     </w:p>
     <w:bookmarkEnd w:id="11"/>
@@ -592,29 +550,7 @@
         <w:pStyle w:val="FirstParagraph"/>
       </w:pPr>
       <w:r>
-        <w:t xml:space="preserve">The conceptual model comprises</w:t>
-      </w:r>
-      <w:r>
-        <w:t xml:space="preserve"> </w:t>
-      </w:r>
-      <w:r>
-        <w:rPr>
-          <w:b/>
-          <w:bCs/>
-        </w:rPr>
-        <w:t xml:space="preserve">11 entities</w:t>
-      </w:r>
-      <w:r>
-        <w:t xml:space="preserve"> </w:t>
-      </w:r>
-      <w:r>
-        <w:t xml:space="preserve">arranged into four functional</w:t>
-      </w:r>
-      <w:r>
-        <w:t xml:space="preserve"> </w:t>
-      </w:r>
-      <w:r>
-        <w:t xml:space="preserve">domains:</w:t>
+        <w:t xml:space="preserve">The schema comprises 11 entities organised into four functional domains:</w:t>
       </w:r>
       <w:r>
         <w:t xml:space="preserve"> </w:t>
@@ -627,10 +563,7 @@
         <w:t xml:space="preserve">customer</w:t>
       </w:r>
       <w:r>
-        <w:t xml:space="preserve"> </w:t>
-      </w:r>
-      <w:r>
-        <w:t xml:space="preserve">(Guest, Loyalty_Program),</w:t>
+        <w:t xml:space="preserve">,</w:t>
       </w:r>
       <w:r>
         <w:t xml:space="preserve"> </w:t>
@@ -643,16 +576,7 @@
         <w:t xml:space="preserve">inventory</w:t>
       </w:r>
       <w:r>
-        <w:t xml:space="preserve"> </w:t>
-      </w:r>
-      <w:r>
-        <w:t xml:space="preserve">(Room_Type,</w:t>
-      </w:r>
-      <w:r>
-        <w:t xml:space="preserve"> </w:t>
-      </w:r>
-      <w:r>
-        <w:t xml:space="preserve">Room, Dynamic_Pricing_Rule),</w:t>
+        <w:t xml:space="preserve">,</w:t>
       </w:r>
       <w:r>
         <w:t xml:space="preserve"> </w:t>
@@ -665,16 +589,7 @@
         <w:t xml:space="preserve">transactional</w:t>
       </w:r>
       <w:r>
-        <w:t xml:space="preserve"> </w:t>
-      </w:r>
-      <w:r>
-        <w:t xml:space="preserve">(Booking, Booking_Room_Detail,</w:t>
-      </w:r>
-      <w:r>
-        <w:t xml:space="preserve"> </w:t>
-      </w:r>
-      <w:r>
-        <w:t xml:space="preserve">Payment) and</w:t>
+        <w:t xml:space="preserve">, and</w:t>
       </w:r>
       <w:r>
         <w:t xml:space="preserve"> </w:t>
@@ -687,42 +602,13 @@
         <w:t xml:space="preserve">operational</w:t>
       </w:r>
       <w:r>
-        <w:t xml:space="preserve"> </w:t>
-      </w:r>
-      <w:r>
-        <w:t xml:space="preserve">(Department, Staff, Task_Log). The</w:t>
-      </w:r>
-      <w:r>
-        <w:t xml:space="preserve"> </w:t>
-      </w:r>
-      <w:r>
-        <w:t xml:space="preserve">Workbench-exported EER diagram in Figure </w:t>
-      </w:r>
-      <w:hyperlink w:anchor="fig:eer">
-        <w:r>
-          <w:rPr>
-            <w:rStyle w:val="Hyperlink"/>
-          </w:rPr>
-          <w:t xml:space="preserve">1</w:t>
-        </w:r>
-      </w:hyperlink>
-      <w:r>
-        <w:t xml:space="preserve"> </w:t>
-      </w:r>
-      <w:r>
-        <w:t xml:space="preserve">renders the layout, and the</w:t>
-      </w:r>
-      <w:r>
-        <w:t xml:space="preserve"> </w:t>
-      </w:r>
-      <w:r>
-        <w:t xml:space="preserve">prose below names every relationship type explicitly so that the design is</w:t>
-      </w:r>
-      <w:r>
-        <w:t xml:space="preserve"> </w:t>
-      </w:r>
-      <w:r>
-        <w:t xml:space="preserve">auditable without recourse to the visual.</w:t>
+        <w:t xml:space="preserve">. The diagram below shows the entity layout, while the</w:t>
+      </w:r>
+      <w:r>
+        <w:t xml:space="preserve"> </w:t>
+      </w:r>
+      <w:r>
+        <w:t xml:space="preserve">textual model that follows names every relationship explicitly.</w:t>
       </w:r>
     </w:p>
     <w:bookmarkStart w:id="16" w:name="fig:eer"/>
@@ -778,7 +664,7 @@
         <w:pStyle w:val="ImageCaption"/>
       </w:pPr>
       <w:r>
-        <w:t xml:space="preserve">EER diagram of the Hotel Booking &amp; Management System, exported from MySQL Workbench Reverse Engineer. Crow’s-foot cardinalities are visible at each endpoint;</w:t>
+        <w:t xml:space="preserve">EER diagram of the Hotel Booking &amp; Management System produced via MySQL Workbench Reverse Engineer. Eleven entities span the customer, inventory, transactional and operational domains;</w:t>
       </w:r>
       <w:r>
         <w:t xml:space="preserve"> </w:t>
@@ -793,7 +679,7 @@
         <w:t xml:space="preserve"> </w:t>
       </w:r>
       <w:r>
-        <w:t xml:space="preserve">is the associative entity that resolves the M:N relationship between</w:t>
+        <w:t xml:space="preserve">is the associative entity resolving the M:N relationship between</w:t>
       </w:r>
       <w:r>
         <w:t xml:space="preserve"> </w:t>
@@ -820,22 +706,7 @@
         <w:t xml:space="preserve">Room</w:t>
       </w:r>
       <w:r>
-        <w:t xml:space="preserve">, and</w:t>
-      </w:r>
-      <w:r>
-        <w:t xml:space="preserve"> </w:t>
-      </w:r>
-      <w:r>
-        <w:rPr>
-          <w:smallCaps/>
-        </w:rPr>
-        <w:t xml:space="preserve">Task_Log</w:t>
-      </w:r>
-      <w:r>
-        <w:t xml:space="preserve"> </w:t>
-      </w:r>
-      <w:r>
-        <w:t xml:space="preserve">resolves the ternary relationship over (Staff, Room, Task_Type).</w:t>
+        <w:t xml:space="preserve">.</w:t>
       </w:r>
     </w:p>
     <w:bookmarkEnd w:id="16"/>
@@ -848,13 +719,16 @@
           <w:b/>
           <w:bCs/>
         </w:rPr>
-        <w:t xml:space="preserve">Relationship inventory.</w:t>
-      </w:r>
-      <w:r>
-        <w:t xml:space="preserve"> </w:t>
-      </w:r>
-      <w:r>
-        <w:t xml:space="preserve">(i) </w:t>
+        <w:t xml:space="preserve">Key relationships.</w:t>
+      </w:r>
+      <w:r>
+        <w:t xml:space="preserve"> </w:t>
+      </w:r>
+      <w:r>
+        <w:t xml:space="preserve">(i)</w:t>
+      </w:r>
+      <w:r>
+        <w:t xml:space="preserve"> </w:t>
       </w:r>
       <w:r>
         <w:rPr>
@@ -863,7 +737,7 @@
         <w:t xml:space="preserve">Booking</w:t>
       </w:r>
       <w:r>
-        <w:t xml:space="preserve">–</w:t>
+        <w:t xml:space="preserve"> – </w:t>
       </w:r>
       <w:r>
         <w:rPr>
@@ -875,22 +749,7 @@
         <w:t xml:space="preserve"> </w:t>
       </w:r>
       <w:r>
-        <w:t xml:space="preserve">is M:N, decomposed by the associative entity</w:t>
-      </w:r>
-      <w:r>
-        <w:t xml:space="preserve"> </w:t>
-      </w:r>
-      <w:r>
-        <w:rPr>
-          <w:smallCaps/>
-        </w:rPr>
-        <w:t xml:space="preserve">Booking_Room_Detail</w:t>
-      </w:r>
-      <w:r>
-        <w:t xml:space="preserve"> </w:t>
-      </w:r>
-      <w:r>
-        <w:t xml:space="preserve">that carries per-room check-in/out dates and the</w:t>
+        <w:t xml:space="preserve">is an M:N relationship, decomposed by the</w:t>
       </w:r>
       <w:r>
         <w:t xml:space="preserve"> </w:t>
@@ -900,24 +759,42 @@
           <w:i/>
           <w:iCs/>
         </w:rPr>
-        <w:t xml:space="preserve">agreed</w:t>
-      </w:r>
-      <w:r>
-        <w:t xml:space="preserve"> </w:t>
-      </w:r>
-      <w:r>
-        <w:t xml:space="preserve">nightly rate (which may differ from base after pricing rules).</w:t>
-      </w:r>
-      <w:r>
-        <w:t xml:space="preserve"> </w:t>
-      </w:r>
-      <w:r>
-        <w:t xml:space="preserve">(ii) (</w:t>
+        <w:t xml:space="preserve">associative entity</w:t>
+      </w:r>
+      <w:r>
+        <w:t xml:space="preserve"> </w:t>
       </w:r>
       <w:r>
         <w:rPr>
           <w:smallCaps/>
         </w:rPr>
+        <w:t xml:space="preserve">Booking_Room_Detail</w:t>
+      </w:r>
+      <w:r>
+        <w:t xml:space="preserve"> </w:t>
+      </w:r>
+      <w:r>
+        <w:t xml:space="preserve">which carries per-room</w:t>
+      </w:r>
+      <w:r>
+        <w:t xml:space="preserve"> </w:t>
+      </w:r>
+      <w:r>
+        <w:t xml:space="preserve">check-in/out dates and the agreed nightly rate;</w:t>
+      </w:r>
+      <w:r>
+        <w:t xml:space="preserve"> </w:t>
+      </w:r>
+      <w:r>
+        <w:t xml:space="preserve">(ii)</w:t>
+      </w:r>
+      <w:r>
+        <w:t xml:space="preserve"> </w:t>
+      </w:r>
+      <w:r>
+        <w:rPr>
+          <w:smallCaps/>
+        </w:rPr>
         <w:t xml:space="preserve">Staff</w:t>
       </w:r>
       <w:r>
@@ -933,7 +810,7 @@
         <w:t xml:space="preserve">Room</w:t>
       </w:r>
       <w:r>
-        <w:t xml:space="preserve">,</w:t>
+        <w:t xml:space="preserve">, and</w:t>
       </w:r>
       <w:r>
         <w:t xml:space="preserve"> </w:t>
@@ -945,205 +822,10 @@
         <w:t xml:space="preserve">Task_Type</w:t>
       </w:r>
       <w:r>
-        <w:t xml:space="preserve">) form a true ternary</w:t>
-      </w:r>
-      <w:r>
-        <w:t xml:space="preserve"> </w:t>
-      </w:r>
-      <w:r>
-        <w:t xml:space="preserve">relationship realised as</w:t>
-      </w:r>
-      <w:r>
-        <w:t xml:space="preserve"> </w:t>
-      </w:r>
-      <w:r>
-        <w:rPr>
-          <w:smallCaps/>
-        </w:rPr>
-        <w:t xml:space="preserve">Task_Log</w:t>
-      </w:r>
-      <w:r>
-        <w:t xml:space="preserve">.</w:t>
-      </w:r>
-      <w:r>
-        <w:t xml:space="preserve"> </w:t>
-      </w:r>
-      <w:r>
-        <w:t xml:space="preserve">(iii) </w:t>
-      </w:r>
-      <w:r>
-        <w:rPr>
-          <w:smallCaps/>
-        </w:rPr>
-        <w:t xml:space="preserve">Guest</w:t>
-      </w:r>
-      <w:r>
-        <w:t xml:space="preserve">–</w:t>
-      </w:r>
-      <w:r>
-        <w:rPr>
-          <w:smallCaps/>
-        </w:rPr>
-        <w:t xml:space="preserve">Loyalty_Program</w:t>
-      </w:r>
-      <w:r>
-        <w:t xml:space="preserve"> </w:t>
-      </w:r>
-      <w:r>
-        <w:t xml:space="preserve">is optional 1:1 on the guest side</w:t>
-      </w:r>
-      <w:r>
-        <w:t xml:space="preserve"> </w:t>
-      </w:r>
-      <w:r>
-        <w:t xml:space="preserve">(</w:t>
-      </w:r>
-      <w:r>
-        <w:rPr>
-          <w:rStyle w:val="VerbatimChar"/>
-        </w:rPr>
-        <w:t xml:space="preserve">UNIQUE</w:t>
-      </w:r>
-      <w:r>
-        <w:t xml:space="preserve"> </w:t>
-      </w:r>
-      <w:r>
-        <w:t xml:space="preserve">on</w:t>
-      </w:r>
-      <w:r>
-        <w:t xml:space="preserve"> </w:t>
-      </w:r>
-      <w:r>
-        <w:rPr>
-          <w:rStyle w:val="VerbatimChar"/>
-        </w:rPr>
-        <w:t xml:space="preserve">Guest_ID</w:t>
-      </w:r>
-      <w:r>
-        <w:t xml:space="preserve">).</w:t>
-      </w:r>
-      <w:r>
-        <w:t xml:space="preserve"> </w:t>
-      </w:r>
-      <w:r>
-        <w:t xml:space="preserve">(iv) </w:t>
-      </w:r>
-      <w:r>
-        <w:rPr>
-          <w:smallCaps/>
-        </w:rPr>
-        <w:t xml:space="preserve">Guest</w:t>
-      </w:r>
-      <w:r>
-        <w:t xml:space="preserve">–</w:t>
-      </w:r>
-      <w:r>
-        <w:rPr>
-          <w:smallCaps/>
-        </w:rPr>
-        <w:t xml:space="preserve">Booking</w:t>
-      </w:r>
-      <w:r>
-        <w:t xml:space="preserve"> </w:t>
-      </w:r>
-      <w:r>
-        <w:t xml:space="preserve">is 1:N;</w:t>
-      </w:r>
-      <w:r>
-        <w:t xml:space="preserve"> </w:t>
-      </w:r>
-      <w:r>
-        <w:rPr>
-          <w:smallCaps/>
-        </w:rPr>
-        <w:t xml:space="preserve">Booking</w:t>
-      </w:r>
-      <w:r>
-        <w:t xml:space="preserve">–</w:t>
-      </w:r>
-      <w:r>
-        <w:rPr>
-          <w:smallCaps/>
-        </w:rPr>
-        <w:t xml:space="preserve">Payment</w:t>
-      </w:r>
-      <w:r>
-        <w:t xml:space="preserve"> </w:t>
-      </w:r>
-      <w:r>
-        <w:t xml:space="preserve">is 1:N.</w:t>
-      </w:r>
-      <w:r>
-        <w:t xml:space="preserve"> </w:t>
-      </w:r>
-      <w:r>
-        <w:t xml:space="preserve">(v) </w:t>
-      </w:r>
-      <w:r>
-        <w:rPr>
-          <w:smallCaps/>
-        </w:rPr>
-        <w:t xml:space="preserve">Department</w:t>
-      </w:r>
-      <w:r>
-        <w:t xml:space="preserve">–</w:t>
-      </w:r>
-      <w:r>
-        <w:rPr>
-          <w:smallCaps/>
-        </w:rPr>
-        <w:t xml:space="preserve">Staff</w:t>
-      </w:r>
-      <w:r>
-        <w:t xml:space="preserve"> </w:t>
-      </w:r>
-      <w:r>
-        <w:t xml:space="preserve">is 1:N.</w:t>
-      </w:r>
-      <w:r>
-        <w:t xml:space="preserve"> </w:t>
-      </w:r>
-      <w:r>
-        <w:t xml:space="preserve">(vi) </w:t>
-      </w:r>
-      <w:r>
-        <w:rPr>
-          <w:smallCaps/>
-        </w:rPr>
-        <w:t xml:space="preserve">Room_Type</w:t>
-      </w:r>
-      <w:r>
-        <w:t xml:space="preserve">–</w:t>
-      </w:r>
-      <w:r>
-        <w:rPr>
-          <w:smallCaps/>
-        </w:rPr>
-        <w:t xml:space="preserve">Room</w:t>
-      </w:r>
-      <w:r>
-        <w:t xml:space="preserve"> </w:t>
-      </w:r>
-      <w:r>
-        <w:t xml:space="preserve">is 1:N.</w:t>
-      </w:r>
-      <w:r>
-        <w:t xml:space="preserve"> </w:t>
-      </w:r>
-      <w:r>
-        <w:t xml:space="preserve">(vii) </w:t>
-      </w:r>
-      <w:r>
-        <w:rPr>
-          <w:smallCaps/>
-        </w:rPr>
-        <w:t xml:space="preserve">Dynamic_Pricing_Rule</w:t>
-      </w:r>
-      <w:r>
-        <w:t xml:space="preserve"> </w:t>
-      </w:r>
-      <w:r>
-        <w:t xml:space="preserve">is a deliberately</w:t>
+        <w:t xml:space="preserve"> </w:t>
+      </w:r>
+      <w:r>
+        <w:t xml:space="preserve">form a</w:t>
       </w:r>
       <w:r>
         <w:t xml:space="preserve"> </w:t>
@@ -1153,25 +835,13 @@
           <w:i/>
           <w:iCs/>
         </w:rPr>
-        <w:t xml:space="preserve">unrelated</w:t>
-      </w:r>
-      <w:r>
-        <w:t xml:space="preserve"> </w:t>
-      </w:r>
-      <w:r>
-        <w:t xml:space="preserve">global</w:t>
-      </w:r>
-      <w:r>
-        <w:t xml:space="preserve"> </w:t>
-      </w:r>
-      <w:r>
-        <w:t xml:space="preserve">entity, consulted by the Pricing Agent at booking time. Decoupling it via the</w:t>
-      </w:r>
-      <w:r>
-        <w:t xml:space="preserve"> </w:t>
-      </w:r>
-      <w:r>
-        <w:t xml:space="preserve">application layer (rather than a hard FK to</w:t>
+        <w:t xml:space="preserve">ternary</w:t>
+      </w:r>
+      <w:r>
+        <w:t xml:space="preserve"> </w:t>
+      </w:r>
+      <w:r>
+        <w:t xml:space="preserve">relationship realised by</w:t>
       </w:r>
       <w:r>
         <w:t xml:space="preserve"> </w:t>
@@ -1180,22 +850,92 @@
         <w:rPr>
           <w:smallCaps/>
         </w:rPr>
-        <w:t xml:space="preserve">Booking_Room_Detail</w:t>
-      </w:r>
-      <w:r>
-        <w:t xml:space="preserve">) allows</w:t>
-      </w:r>
-      <w:r>
-        <w:t xml:space="preserve"> </w:t>
-      </w:r>
-      <w:r>
-        <w:t xml:space="preserve">rules to evolve independently of historical bookings – a design choice that pays</w:t>
-      </w:r>
-      <w:r>
-        <w:t xml:space="preserve"> </w:t>
-      </w:r>
-      <w:r>
-        <w:t xml:space="preserve">back when discount windows are retired.</w:t>
+        <w:t xml:space="preserve">Task_Log</w:t>
+      </w:r>
+      <w:r>
+        <w:t xml:space="preserve">;</w:t>
+      </w:r>
+      <w:r>
+        <w:t xml:space="preserve"> </w:t>
+      </w:r>
+      <w:r>
+        <w:t xml:space="preserve">(iii)</w:t>
+      </w:r>
+      <w:r>
+        <w:t xml:space="preserve"> </w:t>
+      </w:r>
+      <w:r>
+        <w:rPr>
+          <w:smallCaps/>
+        </w:rPr>
+        <w:t xml:space="preserve">Guest</w:t>
+      </w:r>
+      <w:r>
+        <w:t xml:space="preserve"> – </w:t>
+      </w:r>
+      <w:r>
+        <w:rPr>
+          <w:smallCaps/>
+        </w:rPr>
+        <w:t xml:space="preserve">Loyalty_Program</w:t>
+      </w:r>
+      <w:r>
+        <w:t xml:space="preserve"> </w:t>
+      </w:r>
+      <w:r>
+        <w:t xml:space="preserve">is 1:1, optional on the</w:t>
+      </w:r>
+      <w:r>
+        <w:t xml:space="preserve"> </w:t>
+      </w:r>
+      <w:r>
+        <w:t xml:space="preserve">guest side;</w:t>
+      </w:r>
+      <w:r>
+        <w:t xml:space="preserve"> </w:t>
+      </w:r>
+      <w:r>
+        <w:t xml:space="preserve">(iv)</w:t>
+      </w:r>
+      <w:r>
+        <w:t xml:space="preserve"> </w:t>
+      </w:r>
+      <w:r>
+        <w:rPr>
+          <w:smallCaps/>
+        </w:rPr>
+        <w:t xml:space="preserve">Dynamic_Pricing_Rule</w:t>
+      </w:r>
+      <w:r>
+        <w:t xml:space="preserve"> </w:t>
+      </w:r>
+      <w:r>
+        <w:t xml:space="preserve">is a</w:t>
+      </w:r>
+      <w:r>
+        <w:t xml:space="preserve"> </w:t>
+      </w:r>
+      <w:r>
+        <w:rPr>
+          <w:i/>
+          <w:iCs/>
+        </w:rPr>
+        <w:t xml:space="preserve">global rule entity</w:t>
+      </w:r>
+      <w:r>
+        <w:t xml:space="preserve">, consulted</w:t>
+      </w:r>
+      <w:r>
+        <w:t xml:space="preserve"> </w:t>
+      </w:r>
+      <w:r>
+        <w:t xml:space="preserve">by application logic rather than via a foreign key – this allows rules to</w:t>
+      </w:r>
+      <w:r>
+        <w:t xml:space="preserve"> </w:t>
+      </w:r>
+      <w:r>
+        <w:t xml:space="preserve">evolve independently of the inventory.</w:t>
       </w:r>
     </w:p>
     <w:bookmarkEnd w:id="17"/>
@@ -1214,64 +954,7 @@
         <w:pStyle w:val="Heading2"/>
       </w:pPr>
       <w:r>
-        <w:t xml:space="preserve">Relational schema</w:t>
-      </w:r>
-    </w:p>
-    <w:p>
-      <w:pPr>
-        <w:pStyle w:val="FirstParagraph"/>
-      </w:pPr>
-      <w:r>
-        <w:t xml:space="preserve">The conceptual model translates into 11 relations. Underlined attributes are</w:t>
-      </w:r>
-      <w:r>
-        <w:t xml:space="preserve"> </w:t>
-      </w:r>
-      <w:r>
-        <w:t xml:space="preserve">primary keys,</w:t>
-      </w:r>
-      <w:r>
-        <w:t xml:space="preserve"> </w:t>
-      </w:r>
-      <w:r>
-        <w:rPr>
-          <w:i/>
-          <w:iCs/>
-        </w:rPr>
-        <w:t xml:space="preserve">italicised</w:t>
-      </w:r>
-      <w:r>
-        <w:t xml:space="preserve"> </w:t>
-      </w:r>
-      <w:r>
-        <w:t xml:space="preserve">attributes are foreign keys, and</w:t>
-      </w:r>
-      <w:r>
-        <w:t xml:space="preserve"> </w:t>
-      </w:r>
-      <w:r>
-        <w:rPr>
-          <w:vertAlign w:val="superscript"/>
-        </w:rPr>
-        <w:t xml:space="preserve">U</w:t>
-      </w:r>
-      <w:r>
-        <w:t xml:space="preserve"> </w:t>
-      </w:r>
-      <w:r>
-        <w:t xml:space="preserve">denotes</w:t>
-      </w:r>
-      <w:r>
-        <w:t xml:space="preserve"> </w:t>
-      </w:r>
-      <w:r>
-        <w:rPr>
-          <w:smallCaps/>
-        </w:rPr>
-        <w:t xml:space="preserve">Unique</w:t>
-      </w:r>
-      <w:r>
-        <w:t xml:space="preserve">.</w:t>
+        <w:t xml:space="preserve">Relational Schema</w:t>
       </w:r>
     </w:p>
     <w:tbl>
@@ -1316,7 +999,52 @@
                 <w:b/>
                 <w:bCs/>
               </w:rPr>
-              <w:t xml:space="preserve">Attributes</w:t>
+              <w:t xml:space="preserve">Attributes (PK</w:t>
+            </w:r>
+            <w:r>
+              <w:rPr>
+                <w:b/>
+                <w:bCs/>
+              </w:rPr>
+              <w:t xml:space="preserve"> </w:t>
+            </w:r>
+            <w:r>
+              <w:rPr>
+                <w:b/>
+                <w:bCs/>
+                <w:u w:val="single"/>
+              </w:rPr>
+              <w:t xml:space="preserve">underlined</w:t>
+            </w:r>
+            <w:r>
+              <w:rPr>
+                <w:b/>
+                <w:bCs/>
+              </w:rPr>
+              <w:t xml:space="preserve">, FK</w:t>
+            </w:r>
+            <w:r>
+              <w:rPr>
+                <w:b/>
+                <w:bCs/>
+              </w:rPr>
+              <w:t xml:space="preserve"> </w:t>
+            </w:r>
+            <w:r>
+              <w:rPr>
+                <w:b/>
+                <w:bCs/>
+                <w:i/>
+                <w:iCs/>
+              </w:rPr>
+              <w:t xml:space="preserve">italic</w:t>
+            </w:r>
+            <w:r>
+              <w:rPr>
+                <w:b/>
+                <w:bCs/>
+              </w:rPr>
+              <w:t xml:space="preserve">)</w:t>
             </w:r>
           </w:p>
         </w:tc>
@@ -1830,14 +1558,40 @@
         </w:tc>
       </w:tr>
     </w:tbl>
+    <w:p>
+      <w:pPr>
+        <w:pStyle w:val="BodyText"/>
+      </w:pPr>
+      <w:r>
+        <w:rPr>
+          <w:vertAlign w:val="superscript"/>
+        </w:rPr>
+        <w:t xml:space="preserve">U</w:t>
+      </w:r>
+      <w:r>
+        <w:t xml:space="preserve"> </w:t>
+      </w:r>
+      <w:r>
+        <w:rPr>
+          <w:smallCaps/>
+        </w:rPr>
+        <w:t xml:space="preserve">Unique</w:t>
+      </w:r>
+      <w:r>
+        <w:t xml:space="preserve"> </w:t>
+      </w:r>
+      <w:r>
+        <w:t xml:space="preserve">constraint applied.</w:t>
+      </w:r>
+    </w:p>
     <w:bookmarkEnd w:id="18"/>
-    <w:bookmarkStart w:id="19" w:name="normalisation-walkthrough"/>
+    <w:bookmarkStart w:id="19" w:name="normalisation-up-to-3nf-bcnf-check"/>
     <w:p>
       <w:pPr>
         <w:pStyle w:val="Heading2"/>
       </w:pPr>
       <w:r>
-        <w:t xml:space="preserve">Normalisation walkthrough</w:t>
+        <w:t xml:space="preserve">Normalisation up to 3NF (BCNF check)</w:t>
       </w:r>
     </w:p>
     <w:p>
@@ -1855,7 +1609,7 @@
         <w:t xml:space="preserve"> </w:t>
       </w:r>
       <w:r>
-        <w:t xml:space="preserve">All attributes are atomic; the early-draft monolithic</w:t>
+        <w:t xml:space="preserve">All attributes are atomic. The draft’s monolithic</w:t>
       </w:r>
       <w:r>
         <w:t xml:space="preserve"> </w:t>
@@ -1864,19 +1618,25 @@
         <w:rPr>
           <w:rStyle w:val="VerbatimChar"/>
         </w:rPr>
-        <w:t xml:space="preserve">LOG(guest, room, payment)</w:t>
-      </w:r>
-      <w:r>
-        <w:t xml:space="preserve"> </w:t>
-      </w:r>
-      <w:r>
-        <w:t xml:space="preserve">relation conflated three concerns and was</w:t>
-      </w:r>
-      <w:r>
-        <w:t xml:space="preserve"> </w:t>
-      </w:r>
-      <w:r>
-        <w:t xml:space="preserve">split into</w:t>
+        <w:t xml:space="preserve">LOG</w:t>
+      </w:r>
+      <w:r>
+        <w:t xml:space="preserve"> </w:t>
+      </w:r>
+      <w:r>
+        <w:t xml:space="preserve">table</w:t>
+      </w:r>
+      <w:r>
+        <w:t xml:space="preserve"> </w:t>
+      </w:r>
+      <w:r>
+        <w:t xml:space="preserve">conflated booking, room assignment and payment, violating 1NF. It is split</w:t>
+      </w:r>
+      <w:r>
+        <w:t xml:space="preserve"> </w:t>
+      </w:r>
+      <w:r>
+        <w:t xml:space="preserve">into</w:t>
       </w:r>
       <w:r>
         <w:t xml:space="preserve"> </w:t>
@@ -1900,10 +1660,7 @@
         <w:t xml:space="preserve">Booking_Room_Detail</w:t>
       </w:r>
       <w:r>
-        <w:t xml:space="preserve"> </w:t>
-      </w:r>
-      <w:r>
-        <w:t xml:space="preserve">and</w:t>
+        <w:t xml:space="preserve">,</w:t>
       </w:r>
       <w:r>
         <w:t xml:space="preserve"> </w:t>
@@ -1931,13 +1688,13 @@
         <w:t xml:space="preserve"> </w:t>
       </w:r>
       <w:r>
-        <w:t xml:space="preserve">No non-key attribute depends on part of a composite key. The</w:t>
-      </w:r>
-      <w:r>
-        <w:t xml:space="preserve"> </w:t>
-      </w:r>
-      <w:r>
-        <w:t xml:space="preserve">candidate violation –</w:t>
+        <w:t xml:space="preserve">No non-key attribute depends on part of a composite key; the</w:t>
+      </w:r>
+      <w:r>
+        <w:t xml:space="preserve"> </w:t>
+      </w:r>
+      <w:r>
+        <w:t xml:space="preserve">draft’s</w:t>
       </w:r>
       <w:r>
         <w:t xml:space="preserve"> </w:t>
@@ -1946,19 +1703,19 @@
         <w:rPr>
           <w:rStyle w:val="VerbatimChar"/>
         </w:rPr>
-        <w:t xml:space="preserve">ROOM(Room_ID, Price, Type, Capacity)</w:t>
-      </w:r>
-      <w:r>
-        <w:t xml:space="preserve"> </w:t>
-      </w:r>
-      <w:r>
-        <w:t xml:space="preserve">– was</w:t>
-      </w:r>
-      <w:r>
-        <w:t xml:space="preserve"> </w:t>
-      </w:r>
-      <w:r>
-        <w:t xml:space="preserve">resolved by abstracting</w:t>
+        <w:t xml:space="preserve">ROOM(roomNo, price, roomType)</w:t>
+      </w:r>
+      <w:r>
+        <w:t xml:space="preserve"> </w:t>
+      </w:r>
+      <w:r>
+        <w:t xml:space="preserve">is decomposed by abstracting</w:t>
+      </w:r>
+      <w:r>
+        <w:t xml:space="preserve"> </w:t>
+      </w:r>
+      <w:r>
+        <w:t xml:space="preserve">out</w:t>
       </w:r>
       <w:r>
         <w:t xml:space="preserve"> </w:t>
@@ -1970,28 +1727,7 @@
         <w:t xml:space="preserve">Room_Type</w:t>
       </w:r>
       <w:r>
-        <w:t xml:space="preserve">, so that capacity and base rate</w:t>
-      </w:r>
-      <w:r>
-        <w:t xml:space="preserve"> </w:t>
-      </w:r>
-      <w:r>
-        <w:t xml:space="preserve">depend on</w:t>
-      </w:r>
-      <w:r>
-        <w:t xml:space="preserve"> </w:t>
-      </w:r>
-      <w:r>
-        <w:rPr>
-          <w:rStyle w:val="VerbatimChar"/>
-        </w:rPr>
-        <w:t xml:space="preserve">Type_ID</w:t>
-      </w:r>
-      <w:r>
-        <w:t xml:space="preserve"> </w:t>
-      </w:r>
-      <w:r>
-        <w:t xml:space="preserve">rather than on every individual room row.</w:t>
+        <w:t xml:space="preserve">.</w:t>
       </w:r>
       <w:r>
         <w:t xml:space="preserve"> </w:t>
@@ -2007,7 +1743,7 @@
         <w:t xml:space="preserve"> </w:t>
       </w:r>
       <w:r>
-        <w:t xml:space="preserve">No transitive dependencies remain. In particular,</w:t>
+        <w:t xml:space="preserve">No transitive dependencies;</w:t>
       </w:r>
       <w:r>
         <w:t xml:space="preserve"> </w:t>
@@ -2035,10 +1771,7 @@
         <w:t xml:space="preserve">Booking_ID</w:t>
       </w:r>
       <w:r>
-        <w:t xml:space="preserve"> </w:t>
-      </w:r>
-      <w:r>
-        <w:t xml:space="preserve">and reaches guest details transitively through</w:t>
+        <w:t xml:space="preserve">, reaching guest details via</w:t>
       </w:r>
       <w:r>
         <w:t xml:space="preserve"> </w:t>
@@ -2050,19 +1783,7 @@
         <w:t xml:space="preserve">Booking</w:t>
       </w:r>
       <w:r>
-        <w:t xml:space="preserve">, eliminating the</w:t>
-      </w:r>
-      <w:r>
-        <w:t xml:space="preserve"> </w:t>
-      </w:r>
-      <w:r>
-        <w:rPr>
-          <w:rStyle w:val="VerbatimChar"/>
-        </w:rPr>
-        <w:t xml:space="preserve">Guest_ID</w:t>
-      </w:r>
-      <w:r>
-        <w:t xml:space="preserve"> </w:t>
+        <w:t xml:space="preserve"> </w:t>
       </w:r>
       <m:oMath>
         <m:r>
@@ -2073,19 +1794,16 @@
         </m:r>
       </m:oMath>
       <w:r>
-        <w:t xml:space="preserve"> </w:t>
-      </w:r>
-      <w:r>
-        <w:rPr>
-          <w:rStyle w:val="VerbatimChar"/>
-        </w:rPr>
-        <w:t xml:space="preserve">Guest_Email</w:t>
-      </w:r>
-      <w:r>
-        <w:t xml:space="preserve"> </w:t>
-      </w:r>
-      <w:r>
-        <w:t xml:space="preserve">transitive that an early sketch carried.</w:t>
+        <w:t xml:space="preserve"> </w:t>
+      </w:r>
+      <w:r>
+        <w:rPr>
+          <w:smallCaps/>
+        </w:rPr>
+        <w:t xml:space="preserve">Guest</w:t>
+      </w:r>
+      <w:r>
+        <w:t xml:space="preserve">.</w:t>
       </w:r>
       <w:r>
         <w:t xml:space="preserve"> </w:t>
@@ -2101,39 +1819,24 @@
         <w:t xml:space="preserve"> </w:t>
       </w:r>
       <w:r>
-        <w:t xml:space="preserve">Every non-trivial functional dependency has a superkey on its</w:t>
-      </w:r>
-      <w:r>
-        <w:t xml:space="preserve"> </w:t>
-      </w:r>
-      <w:r>
-        <w:t xml:space="preserve">left-hand side; the schema is therefore in BCNF, and no further decomposition</w:t>
-      </w:r>
-      <w:r>
-        <w:t xml:space="preserve"> </w:t>
-      </w:r>
-      <w:r>
-        <w:t xml:space="preserve">is required.</w:t>
+        <w:t xml:space="preserve">Every non-trivial FD has a superkey on its left; the schema</w:t>
+      </w:r>
+      <w:r>
+        <w:t xml:space="preserve"> </w:t>
+      </w:r>
+      <w:r>
+        <w:t xml:space="preserve">is therefore in BCNF.</w:t>
       </w:r>
     </w:p>
     <w:bookmarkEnd w:id="19"/>
     <w:bookmarkEnd w:id="20"/>
-    <w:bookmarkStart w:id="36" w:name="sample-data-and-empirical-findings"/>
+    <w:bookmarkStart w:id="29" w:name="sample-test-data"/>
     <w:p>
       <w:pPr>
         <w:pStyle w:val="Heading1"/>
       </w:pPr>
       <w:r>
-        <w:t xml:space="preserve">Sample Data and Empirical Findings</w:t>
-      </w:r>
-    </w:p>
-    <w:bookmarkStart w:id="25" w:name="dataset-construction-and-coverage"/>
-    <w:p>
-      <w:pPr>
-        <w:pStyle w:val="Heading2"/>
-      </w:pPr>
-      <w:r>
-        <w:t xml:space="preserve">Dataset construction and coverage</w:t>
+        <w:t xml:space="preserve">Sample Test Data</w:t>
       </w:r>
     </w:p>
     <w:p>
@@ -2141,7 +1844,7 @@
         <w:pStyle w:val="FirstParagraph"/>
       </w:pPr>
       <w:r>
-        <w:t xml:space="preserve">The populated instance contains</w:t>
+        <w:t xml:space="preserve">The instance contains</w:t>
       </w:r>
       <w:r>
         <w:t xml:space="preserve"> </w:t>
@@ -2157,43 +1860,105 @@
         <w:t xml:space="preserve"> </w:t>
       </w:r>
       <w:r>
-        <w:t xml:space="preserve">across the 11 tables</w:t>
-      </w:r>
-      <w:r>
-        <w:t xml:space="preserve"> </w:t>
-      </w:r>
-      <w:r>
-        <w:t xml:space="preserve">(Department 5, Staff 8, Room_Type 5, Room 12, Guest 10, Loyalty_Program 6,</w:t>
-      </w:r>
-      <w:r>
-        <w:t xml:space="preserve"> </w:t>
-      </w:r>
-      <w:r>
-        <w:t xml:space="preserve">Pricing_Rule 4, Booking 15, Booking_Room_Detail 18, Payment 12, Task_Log 15).</w:t>
-      </w:r>
-      <w:r>
-        <w:t xml:space="preserve"> </w:t>
-      </w:r>
-      <w:r>
-        <w:t xml:space="preserve">The data is deliberately seeded to stress every edge case the query set must</w:t>
-      </w:r>
-      <w:r>
-        <w:t xml:space="preserve"> </w:t>
-      </w:r>
-      <w:r>
-        <w:t xml:space="preserve">handle: repeat guests (Guests 1 and 2 with multiple bookings), multi-room</w:t>
-      </w:r>
-      <w:r>
-        <w:t xml:space="preserve"> </w:t>
-      </w:r>
-      <w:r>
-        <w:t xml:space="preserve">bookings (B2, B6, B12), cancellations with refunds (B4, B9), room reuse across</w:t>
-      </w:r>
-      <w:r>
-        <w:t xml:space="preserve"> </w:t>
-      </w:r>
-      <w:r>
-        <w:t xml:space="preserve">non-overlapping dates (Rooms 101 and 303), a partial-payment</w:t>
+        <w:t xml:space="preserve">across the 11 tables (Department 5,</w:t>
+      </w:r>
+      <w:r>
+        <w:t xml:space="preserve"> </w:t>
+      </w:r>
+      <w:r>
+        <w:t xml:space="preserve">Staff 8, Room_Type 5, Room 12, Guest 10, Loyalty_Program 6, Pricing_Rule 4,</w:t>
+      </w:r>
+      <w:r>
+        <w:t xml:space="preserve"> </w:t>
+      </w:r>
+      <w:r>
+        <w:t xml:space="preserve">Booking 15, Booking_Room_Detail 18, Payment 12, Task_Log 15). It is</w:t>
+      </w:r>
+      <w:r>
+        <w:t xml:space="preserve"> </w:t>
+      </w:r>
+      <w:r>
+        <w:t xml:space="preserve">deliberately designed to exercise every edge case our queries handle:</w:t>
+      </w:r>
+      <w:r>
+        <w:t xml:space="preserve"> </w:t>
+      </w:r>
+      <w:r>
+        <w:rPr>
+          <w:i/>
+          <w:iCs/>
+        </w:rPr>
+        <w:t xml:space="preserve">repeat guests</w:t>
+      </w:r>
+      <w:r>
+        <w:t xml:space="preserve"> </w:t>
+      </w:r>
+      <w:r>
+        <w:t xml:space="preserve">(Guests 1 and 2 with multiple bookings),</w:t>
+      </w:r>
+      <w:r>
+        <w:t xml:space="preserve"> </w:t>
+      </w:r>
+      <w:r>
+        <w:rPr>
+          <w:i/>
+          <w:iCs/>
+        </w:rPr>
+        <w:t xml:space="preserve">multi-room bookings</w:t>
+      </w:r>
+      <w:r>
+        <w:t xml:space="preserve"> </w:t>
+      </w:r>
+      <w:r>
+        <w:t xml:space="preserve">(Bookings 2, 6, 12),</w:t>
+      </w:r>
+      <w:r>
+        <w:t xml:space="preserve"> </w:t>
+      </w:r>
+      <w:r>
+        <w:rPr>
+          <w:i/>
+          <w:iCs/>
+        </w:rPr>
+        <w:t xml:space="preserve">cancellations with refunds</w:t>
+      </w:r>
+      <w:r>
+        <w:t xml:space="preserve"> </w:t>
+      </w:r>
+      <w:r>
+        <w:t xml:space="preserve">(Bookings 4, 9),</w:t>
+      </w:r>
+      <w:r>
+        <w:t xml:space="preserve"> </w:t>
+      </w:r>
+      <w:r>
+        <w:rPr>
+          <w:i/>
+          <w:iCs/>
+        </w:rPr>
+        <w:t xml:space="preserve">room reuse across non-overlapping dates</w:t>
+      </w:r>
+      <w:r>
+        <w:t xml:space="preserve"> </w:t>
+      </w:r>
+      <w:r>
+        <w:t xml:space="preserve">(Rooms 101, 303),</w:t>
+      </w:r>
+      <w:r>
+        <w:t xml:space="preserve"> </w:t>
+      </w:r>
+      <w:r>
+        <w:rPr>
+          <w:i/>
+          <w:iCs/>
+        </w:rPr>
+        <w:t xml:space="preserve">partial payment</w:t>
+      </w:r>
+      <w:r>
+        <w:t xml:space="preserve"> </w:t>
+      </w:r>
+      <w:r>
+        <w:t xml:space="preserve">(Booking 12,</w:t>
       </w:r>
       <w:r>
         <w:t xml:space="preserve"> </w:t>
@@ -2205,17 +1970,36 @@
         <w:t xml:space="preserve">Pending</w:t>
       </w:r>
       <w:r>
-        <w:t xml:space="preserve"> </w:t>
-      </w:r>
-      <w:r>
-        <w:t xml:space="preserve">booking (B12), and an open work item with</w:t>
-      </w:r>
-      <w:r>
-        <w:t xml:space="preserve"> </w:t>
-      </w:r>
-      <w:r>
-        <w:rPr>
-          <w:rStyle w:val="VerbatimChar"/>
+        <w:t xml:space="preserve">),</w:t>
+      </w:r>
+      <w:r>
+        <w:t xml:space="preserve"> </w:t>
+      </w:r>
+      <w:r>
+        <w:t xml:space="preserve">and an</w:t>
+      </w:r>
+      <w:r>
+        <w:t xml:space="preserve"> </w:t>
+      </w:r>
+      <w:r>
+        <w:rPr>
+          <w:i/>
+          <w:iCs/>
+        </w:rPr>
+        <w:t xml:space="preserve">open work item</w:t>
+      </w:r>
+      <w:r>
+        <w:t xml:space="preserve"> </w:t>
+      </w:r>
+      <w:r>
+        <w:t xml:space="preserve">(Task 4 – AC repair,</w:t>
+      </w:r>
+      <w:r>
+        <w:t xml:space="preserve"> </w:t>
+      </w:r>
+      <w:r>
+        <w:rPr>
+          <w:smallCaps/>
         </w:rPr>
         <w:t xml:space="preserve">NULL</w:t>
       </w:r>
@@ -2223,13 +2007,7 @@
         <w:t xml:space="preserve"> </w:t>
       </w:r>
       <w:r>
-        <w:t xml:space="preserve">completion (Task 4 –</w:t>
-      </w:r>
-      <w:r>
-        <w:t xml:space="preserve"> </w:t>
-      </w:r>
-      <w:r>
-        <w:t xml:space="preserve">AC repair, Room 301, unresolved since 10 Jan).</w:t>
+        <w:t xml:space="preserve">completion).</w:t>
       </w:r>
     </w:p>
     <w:p>
@@ -2251,113 +2029,25 @@
         <w:t xml:space="preserve"> </w:t>
       </w:r>
       <w:r>
-        <w:t xml:space="preserve">shows the per-night revenue distribution by room</w:t>
-      </w:r>
-      <w:r>
-        <w:t xml:space="preserve"> </w:t>
-      </w:r>
-      <w:r>
-        <w:t xml:space="preserve">category, computed on non-cancelled</w:t>
-      </w:r>
-      <w:r>
-        <w:t xml:space="preserve"> </w:t>
-      </w:r>
-      <w:r>
-        <w:rPr>
-          <w:rStyle w:val="VerbatimChar"/>
-        </w:rPr>
-        <w:t xml:space="preserve">Booking_Room_Detail</w:t>
-      </w:r>
-      <w:r>
-        <w:t xml:space="preserve"> </w:t>
-      </w:r>
-      <w:r>
-        <w:t xml:space="preserve">rows.</w:t>
-      </w:r>
-      <w:r>
-        <w:t xml:space="preserve"> </w:t>
-      </w:r>
-      <w:r>
-        <w:t xml:space="preserve">Premium suites occupy a noticeably wider rate band; this is the direct</w:t>
-      </w:r>
-      <w:r>
-        <w:t xml:space="preserve"> </w:t>
-      </w:r>
-      <w:r>
-        <w:t xml:space="preserve">fingerprint of dynamic pricing rules biting hardest on high-demand inventory.</w:t>
-      </w:r>
-      <w:r>
-        <w:t xml:space="preserve"> </w:t>
-      </w:r>
-      <w:r>
-        <w:t xml:space="preserve">The same distribution, viewed through the lens of payment volume, supports</w:t>
-      </w:r>
-      <w:r>
-        <w:t xml:space="preserve"> </w:t>
-      </w:r>
-      <w:r>
-        <w:rPr>
-          <w:b/>
-          <w:bCs/>
-        </w:rPr>
-        <w:t xml:space="preserve">Finding F5</w:t>
-      </w:r>
-      <w:r>
-        <w:t xml:space="preserve">: of the total $7</w:t>
-      </w:r>
-      <w:r>
-        <w:t xml:space="preserve">,</w:t>
-      </w:r>
-      <w:r>
-        <w:t xml:space="preserve">624 settled through the payment table,</w:t>
-      </w:r>
-      <w:r>
-        <w:t xml:space="preserve"> </w:t>
-      </w:r>
-      <w:r>
-        <w:t xml:space="preserve">12.37% is at risk (Pending+Refunded), and Credit-Card transactions average</w:t>
-      </w:r>
-      <w:r>
-        <w:t xml:space="preserve"> </w:t>
-      </w:r>
-      <w:r>
-        <w:t xml:space="preserve">9.3</w:t>
-      </w:r>
-      <m:oMath>
-        <m:r>
-          <m:rPr>
-            <m:sty m:val="p"/>
-          </m:rPr>
-          <m:t>×</m:t>
-        </m:r>
-      </m:oMath>
-      <w:r>
-        <w:t xml:space="preserve"> </w:t>
-      </w:r>
-      <w:r>
-        <w:t xml:space="preserve">the Cash mean – premium stays effectively</w:t>
-      </w:r>
-      <w:r>
-        <w:t xml:space="preserve"> </w:t>
-      </w:r>
-      <w:r>
-        <w:rPr>
-          <w:i/>
-          <w:iCs/>
-        </w:rPr>
-        <w:t xml:space="preserve">must</w:t>
-      </w:r>
-      <w:r>
-        <w:t xml:space="preserve"> </w:t>
-      </w:r>
-      <w:r>
-        <w:t xml:space="preserve">clear card</w:t>
-      </w:r>
-      <w:r>
-        <w:t xml:space="preserve"> </w:t>
-      </w:r>
-      <w:r>
-        <w:t xml:space="preserve">rails, making terminal reliability a revenue-critical concern.</w:t>
+        <w:t xml:space="preserve">shows how this small but carefully constructed dataset</w:t>
+      </w:r>
+      <w:r>
+        <w:t xml:space="preserve"> </w:t>
+      </w:r>
+      <w:r>
+        <w:t xml:space="preserve">already produces a meaningful per-night revenue distribution across the five</w:t>
+      </w:r>
+      <w:r>
+        <w:t xml:space="preserve"> </w:t>
+      </w:r>
+      <w:r>
+        <w:t xml:space="preserve">room categories. Premium suites span a wider rate band – a direct</w:t>
+      </w:r>
+      <w:r>
+        <w:t xml:space="preserve"> </w:t>
+      </w:r>
+      <w:r>
+        <w:t xml:space="preserve">consequence of dynamic-pricing rules that target high-demand events.</w:t>
       </w:r>
     </w:p>
     <w:bookmarkStart w:id="24" w:name="fig:violin"/>
@@ -2368,7 +2058,7 @@
       <w:r>
         <w:drawing>
           <wp:inline>
-            <wp:extent cx="4533900" cy="2911771"/>
+            <wp:extent cx="4907280" cy="2669055"/>
             <wp:effectExtent b="0" l="0" r="0" t="0"/>
             <wp:docPr descr="" title="" id="22" name="Picture"/>
             <a:graphic>
@@ -2389,7 +2079,7 @@
                   <pic:spPr bwMode="auto">
                     <a:xfrm>
                       <a:off x="0" y="0"/>
-                      <a:ext cx="4533900" cy="2911771"/>
+                      <a:ext cx="4907280" cy="2669055"/>
                     </a:xfrm>
                     <a:prstGeom prst="rect">
                       <a:avLst/>
@@ -2413,28 +2103,39 @@
         <w:pStyle w:val="ImageCaption"/>
       </w:pPr>
       <w:r>
-        <w:t xml:space="preserve">Per-night revenue distribution by room category (non-cancelled details only). Inner quartile lines and overlaid raw points expose how dynamic-pricing rules stretch the rate distribution of premium rooms.</w:t>
+        <w:t xml:space="preserve">Per-night revenue distribution by room category, computed on non-cancelled</w:t>
+      </w:r>
+      <w:r>
+        <w:t xml:space="preserve"> </w:t>
+      </w:r>
+      <w:r>
+        <w:rPr>
+          <w:rStyle w:val="VerbatimChar"/>
+        </w:rPr>
+        <w:t xml:space="preserve">Booking_Room_Detail</w:t>
+      </w:r>
+      <w:r>
+        <w:t xml:space="preserve"> </w:t>
+      </w:r>
+      <w:r>
+        <w:t xml:space="preserve">rows. Inner quartile lines and overlaid raw points reveal how the dynamic-pricing layer stretches the rate distribution of premium rooms.</w:t>
       </w:r>
     </w:p>
     <w:bookmarkEnd w:id="24"/>
-    <w:bookmarkEnd w:id="25"/>
-    <w:bookmarkStart w:id="30" w:name="length-of-stay-structure"/>
-    <w:p>
-      <w:pPr>
-        <w:pStyle w:val="Heading2"/>
-      </w:pPr>
-      <w:r>
-        <w:t xml:space="preserve">Length-of-stay structure</w:t>
-      </w:r>
-    </w:p>
-    <w:p>
-      <w:pPr>
-        <w:pStyle w:val="FirstParagraph"/>
-      </w:pPr>
-      <w:r>
-        <w:t xml:space="preserve">Figure </w:t>
-      </w:r>
-      <w:hyperlink w:anchor="fig:ridge">
+    <w:p>
+      <w:pPr>
+        <w:pStyle w:val="BodyText"/>
+      </w:pPr>
+      <w:r>
+        <w:t xml:space="preserve">Beyond per-category distributions, we examined how booking-level metrics</w:t>
+      </w:r>
+      <w:r>
+        <w:t xml:space="preserve"> </w:t>
+      </w:r>
+      <w:r>
+        <w:t xml:space="preserve">co-vary. Figure </w:t>
+      </w:r>
+      <w:hyperlink w:anchor="fig:heatmap">
         <w:r>
           <w:rPr>
             <w:rStyle w:val="Hyperlink"/>
@@ -2446,53 +2147,77 @@
         <w:t xml:space="preserve"> </w:t>
       </w:r>
       <w:r>
-        <w:t xml:space="preserve">re-slices the same booking-detail table by occupied</w:t>
-      </w:r>
-      <w:r>
-        <w:t xml:space="preserve"> </w:t>
-      </w:r>
-      <w:r>
-        <w:t xml:space="preserve">nights per category: Standard Doubles concentrate around 2-3 night stays</w:t>
-      </w:r>
-      <w:r>
-        <w:t xml:space="preserve"> </w:t>
-      </w:r>
-      <w:r>
-        <w:t xml:space="preserve">while Executive and Presidential Suites exhibit longer-tail behaviour. This</w:t>
-      </w:r>
-      <w:r>
-        <w:t xml:space="preserve"> </w:t>
-      </w:r>
-      <w:r>
-        <w:t xml:space="preserve">is the structural reason</w:t>
-      </w:r>
-      <w:r>
-        <w:t xml:space="preserve"> </w:t>
-      </w:r>
-      <w:r>
-        <w:rPr>
-          <w:b/>
-          <w:bCs/>
-        </w:rPr>
-        <w:t xml:space="preserve">Finding F2</w:t>
-      </w:r>
-      <w:r>
-        <w:t xml:space="preserve">’s cancellations (B4 and B9)</w:t>
-      </w:r>
-      <w:r>
-        <w:t xml:space="preserve"> </w:t>
-      </w:r>
-      <w:r>
-        <w:t xml:space="preserve">hurt disproportionately – the cancelled inventory is precisely the</w:t>
-      </w:r>
-      <w:r>
-        <w:t xml:space="preserve"> </w:t>
-      </w:r>
-      <w:r>
-        <w:t xml:space="preserve">long-stay, high-rate tail.</w:t>
-      </w:r>
-    </w:p>
-    <w:bookmarkStart w:id="29" w:name="fig:ridge"/>
+        <w:t xml:space="preserve">reports the Pearson correlation matrix</w:t>
+      </w:r>
+      <w:r>
+        <w:t xml:space="preserve"> </w:t>
+      </w:r>
+      <w:r>
+        <w:t xml:space="preserve">across five derived metrics, restricted to non-cancelled bookings. The</w:t>
+      </w:r>
+      <w:r>
+        <w:t xml:space="preserve"> </w:t>
+      </w:r>
+      <w:r>
+        <w:t xml:space="preserve">strongest non-trivial pair is</w:t>
+      </w:r>
+      <w:r>
+        <w:t xml:space="preserve"> </w:t>
+      </w:r>
+      <w:r>
+        <w:rPr>
+          <w:i/>
+          <w:iCs/>
+        </w:rPr>
+        <w:t xml:space="preserve">Nightly Rate</w:t>
+      </w:r>
+      <w:r>
+        <w:t xml:space="preserve"> </w:t>
+      </w:r>
+      <w:r>
+        <w:t xml:space="preserve">vs</w:t>
+      </w:r>
+      <w:r>
+        <w:t xml:space="preserve"> </w:t>
+      </w:r>
+      <w:r>
+        <w:rPr>
+          <w:i/>
+          <w:iCs/>
+        </w:rPr>
+        <w:t xml:space="preserve">Loyalty Points</w:t>
+      </w:r>
+      <w:r>
+        <w:t xml:space="preserve"> </w:t>
+      </w:r>
+      <w:r>
+        <w:t xml:space="preserve">(</w:t>
+      </w:r>
+      <m:oMath>
+        <m:r>
+          <m:t>r</m:t>
+        </m:r>
+        <m:r>
+          <m:rPr>
+            <m:sty m:val="p"/>
+          </m:rPr>
+          <m:t>≈</m:t>
+        </m:r>
+        <m:r>
+          <m:t>0.41</m:t>
+        </m:r>
+      </m:oMath>
+      <w:r>
+        <w:t xml:space="preserve">), consistent with the intuition that loyal guests</w:t>
+      </w:r>
+      <w:r>
+        <w:t xml:space="preserve"> </w:t>
+      </w:r>
+      <w:r>
+        <w:t xml:space="preserve">preferentially trade up to premium rooms.</w:t>
+      </w:r>
+    </w:p>
+    <w:bookmarkStart w:id="28" w:name="fig:heatmap"/>
     <w:p>
       <w:pPr>
         <w:pStyle w:val="CaptionedFigure"/>
@@ -2500,20 +2225,20 @@
       <w:r>
         <w:drawing>
           <wp:inline>
-            <wp:extent cx="3733800" cy="2913285"/>
+            <wp:extent cx="3200400" cy="2552217"/>
             <wp:effectExtent b="0" l="0" r="0" t="0"/>
-            <wp:docPr descr="" title="" id="27" name="Picture"/>
+            <wp:docPr descr="" title="" id="26" name="Picture"/>
             <a:graphic>
               <a:graphicData uri="http://schemas.openxmlformats.org/drawingml/2006/picture">
                 <pic:pic>
                   <pic:nvPicPr>
-                    <pic:cNvPr descr="fig8_ridgeplot_room_status.pdf" id="28" name="Picture"/>
+                    <pic:cNvPr descr="fig4_heatmap_correlation.pdf" id="27" name="Picture"/>
                     <pic:cNvPicPr>
                       <a:picLocks noChangeArrowheads="1" noChangeAspect="1"/>
                     </pic:cNvPicPr>
                   </pic:nvPicPr>
                   <pic:blipFill>
-                    <a:blip r:embed="rId26"/>
+                    <a:blip r:embed="rId25"/>
                     <a:stretch>
                       <a:fillRect/>
                     </a:stretch>
@@ -2521,7 +2246,7 @@
                   <pic:spPr bwMode="auto">
                     <a:xfrm>
                       <a:off x="0" y="0"/>
-                      <a:ext cx="3733800" cy="2913285"/>
+                      <a:ext cx="3200400" cy="2552217"/>
                     </a:xfrm>
                     <a:prstGeom prst="rect">
                       <a:avLst/>
@@ -2545,58 +2270,7 @@
         <w:pStyle w:val="ImageCaption"/>
       </w:pPr>
       <w:r>
-        <w:t xml:space="preserve">Ridge plot of stay length (</w:t>
-      </w:r>
-      <w:r>
-        <w:rPr>
-          <w:rStyle w:val="VerbatimChar"/>
-        </w:rPr>
-        <w:t xml:space="preserve">CheckOut_Date</w:t>
-      </w:r>
-      <w:r>
-        <w:t xml:space="preserve"> - </w:t>
-      </w:r>
-      <w:r>
-        <w:rPr>
-          <w:rStyle w:val="VerbatimChar"/>
-        </w:rPr>
-        <w:t xml:space="preserve">CheckIn_Date</w:t>
-      </w:r>
-      <w:r>
-        <w:t xml:space="preserve">) by room category. Premium categories carry a longer right tail, which is the lever the pricing engine exploits and the risk surface that cancellations expose.</w:t>
-      </w:r>
-    </w:p>
-    <w:bookmarkEnd w:id="29"/>
-    <w:bookmarkEnd w:id="30"/>
-    <w:bookmarkStart w:id="35" w:name="Xe748c35c4ee998ec80bfed9737cf2d6cafa3ece"/>
-    <w:p>
-      <w:pPr>
-        <w:pStyle w:val="Heading2"/>
-      </w:pPr>
-      <w:r>
-        <w:t xml:space="preserve">Correlation structure and a loyalty insight</w:t>
-      </w:r>
-    </w:p>
-    <w:p>
-      <w:pPr>
-        <w:pStyle w:val="FirstParagraph"/>
-      </w:pPr>
-      <w:r>
-        <w:t xml:space="preserve">Figure </w:t>
-      </w:r>
-      <w:hyperlink w:anchor="fig:heatmap">
-        <w:r>
-          <w:rPr>
-            <w:rStyle w:val="Hyperlink"/>
-          </w:rPr>
-          <w:t xml:space="preserve">4</w:t>
-        </w:r>
-      </w:hyperlink>
-      <w:r>
-        <w:t xml:space="preserve"> </w:t>
-      </w:r>
-      <w:r>
-        <w:t xml:space="preserve">reports Pearson correlations across five</w:t>
+        <w:t xml:space="preserve">Pearson correlation matrix of five booking-level metrics. The moderate positive coupling between</w:t>
       </w:r>
       <w:r>
         <w:t xml:space="preserve"> </w:t>
@@ -2606,19 +2280,13 @@
           <w:i/>
           <w:iCs/>
         </w:rPr>
-        <w:t xml:space="preserve">per-booking</w:t>
-      </w:r>
-      <w:r>
-        <w:t xml:space="preserve"> </w:t>
-      </w:r>
-      <w:r>
-        <w:t xml:space="preserve">metrics on non-cancelled records. At the per-booking grain</w:t>
-      </w:r>
-      <w:r>
-        <w:t xml:space="preserve"> </w:t>
-      </w:r>
-      <w:r>
-        <w:t xml:space="preserve">the strongest non-trivial pair is</w:t>
+        <w:t xml:space="preserve">Nightly Rate</w:t>
+      </w:r>
+      <w:r>
+        <w:t xml:space="preserve"> </w:t>
+      </w:r>
+      <w:r>
+        <w:t xml:space="preserve">and</w:t>
       </w:r>
       <w:r>
         <w:t xml:space="preserve"> </w:t>
@@ -2628,51 +2296,13 @@
           <w:i/>
           <w:iCs/>
         </w:rPr>
-        <w:t xml:space="preserve">Nightly Rate</w:t>
-      </w:r>
-      <w:r>
-        <w:t xml:space="preserve"> </w:t>
-      </w:r>
-      <m:oMath>
-        <m:r>
-          <m:rPr>
-            <m:sty m:val="p"/>
-          </m:rPr>
-          <m:t>×</m:t>
-        </m:r>
-      </m:oMath>
-      <w:r>
-        <w:t xml:space="preserve"> </w:t>
-      </w:r>
-      <w:r>
-        <w:rPr>
-          <w:i/>
-          <w:iCs/>
-        </w:rPr>
-        <w:t xml:space="preserve">Loyalty</w:t>
-      </w:r>
-      <w:r>
-        <w:rPr>
-          <w:i/>
-          <w:iCs/>
-        </w:rPr>
-        <w:t xml:space="preserve"> </w:t>
-      </w:r>
-      <w:r>
-        <w:rPr>
-          <w:i/>
-          <w:iCs/>
-        </w:rPr>
-        <w:t xml:space="preserve">Points</w:t>
-      </w:r>
-      <w:r>
-        <w:t xml:space="preserve"> </w:t>
-      </w:r>
-      <w:r>
-        <w:t xml:space="preserve">at</w:t>
-      </w:r>
-      <w:r>
-        <w:t xml:space="preserve"> </w:t>
+        <w:t xml:space="preserve">Loyalty Points</w:t>
+      </w:r>
+      <w:r>
+        <w:t xml:space="preserve"> </w:t>
+      </w:r>
+      <w:r>
+        <w:t xml:space="preserve">(</w:t>
       </w:r>
       <m:oMath>
         <m:r>
@@ -2689,13 +2319,42 @@
         </m:r>
       </m:oMath>
       <w:r>
-        <w:t xml:space="preserve">, indicating that higher-tier members do trade up</w:t>
-      </w:r>
-      <w:r>
-        <w:t xml:space="preserve"> </w:t>
-      </w:r>
-      <w:r>
-        <w:t xml:space="preserve">to premium rooms. When the data are aggregated to the</w:t>
+        <w:t xml:space="preserve">) supports the addition of the loyalty subsystem.</w:t>
+      </w:r>
+    </w:p>
+    <w:bookmarkEnd w:id="28"/>
+    <w:bookmarkEnd w:id="29"/>
+    <w:bookmarkStart w:id="38" w:name="sql-queries-and-results"/>
+    <w:p>
+      <w:pPr>
+        <w:pStyle w:val="Heading1"/>
+      </w:pPr>
+      <w:r>
+        <w:t xml:space="preserve">SQL Queries and Results</w:t>
+      </w:r>
+    </w:p>
+    <w:p>
+      <w:pPr>
+        <w:pStyle w:val="FirstParagraph"/>
+      </w:pPr>
+      <w:r>
+        <w:t xml:space="preserve">The query set consists of</w:t>
+      </w:r>
+      <w:r>
+        <w:t xml:space="preserve"> </w:t>
+      </w:r>
+      <w:r>
+        <w:rPr>
+          <w:b/>
+          <w:bCs/>
+        </w:rPr>
+        <w:t xml:space="preserve">12 SQL statements</w:t>
+      </w:r>
+      <w:r>
+        <w:t xml:space="preserve"> </w:t>
+      </w:r>
+      <w:r>
+        <w:t xml:space="preserve">that collectively reference</w:t>
       </w:r>
       <w:r>
         <w:t xml:space="preserve"> </w:t>
@@ -2705,107 +2364,666 @@
           <w:i/>
           <w:iCs/>
         </w:rPr>
-        <w:t xml:space="preserve">per-guest</w:t>
-      </w:r>
-      <w:r>
-        <w:t xml:space="preserve"> </w:t>
-      </w:r>
-      <w:r>
-        <w:t xml:space="preserve">grain</w:t>
-      </w:r>
-      <w:r>
-        <w:t xml:space="preserve"> </w:t>
-      </w:r>
-      <w:r>
-        <w:t xml:space="preserve">(total spend across all bookings of a member vs. that member’s points</w:t>
-      </w:r>
-      <w:r>
-        <w:t xml:space="preserve"> </w:t>
-      </w:r>
-      <w:r>
-        <w:t xml:space="preserve">balance), the link weakens to</w:t>
-      </w:r>
-      <w:r>
-        <w:t xml:space="preserve"> </w:t>
-      </w:r>
-      <m:oMath>
-        <m:r>
-          <m:t>r</m:t>
-        </m:r>
-        <m:r>
-          <m:rPr>
-            <m:sty m:val="p"/>
-          </m:rPr>
-          <m:t>=</m:t>
-        </m:r>
-        <m:r>
-          <m:t>0.455</m:t>
-        </m:r>
-      </m:oMath>
-      <w:r>
-        <w:t xml:space="preserve"> </w:t>
-      </w:r>
-      <w:r>
-        <w:t xml:space="preserve">– still moderate, but</w:t>
-      </w:r>
-      <w:r>
-        <w:t xml:space="preserve"> </w:t>
-      </w:r>
-      <w:r>
-        <w:t xml:space="preserve">substantially lower than one might expect of a tier system whose primary</w:t>
-      </w:r>
-      <w:r>
-        <w:t xml:space="preserve"> </w:t>
-      </w:r>
-      <w:r>
-        <w:t xml:space="preserve">purpose is to mirror customer value. Finding F1 makes this concrete: Silver</w:t>
-      </w:r>
-      <w:r>
-        <w:t xml:space="preserve"> </w:t>
-      </w:r>
-      <w:r>
-        <w:t xml:space="preserve">members average $1</w:t>
+        <w:t xml:space="preserve">all 11 relations</w:t>
+      </w:r>
+      <w:r>
+        <w:t xml:space="preserve">. They cover multi-table joins, sub-queries</w:t>
+      </w:r>
+      <w:r>
+        <w:t xml:space="preserve"> </w:t>
+      </w:r>
+      <w:r>
+        <w:t xml:space="preserve">(</w:t>
+      </w:r>
+      <w:r>
+        <w:rPr>
+          <w:rStyle w:val="VerbatimChar"/>
+        </w:rPr>
+        <w:t xml:space="preserve">NOT EXISTS</w:t>
+      </w:r>
+      <w:r>
+        <w:t xml:space="preserve">), aggregation with</w:t>
+      </w:r>
+      <w:r>
+        <w:t xml:space="preserve"> </w:t>
+      </w:r>
+      <w:r>
+        <w:rPr>
+          <w:rStyle w:val="VerbatimChar"/>
+        </w:rPr>
+        <w:t xml:space="preserve">HAVING</w:t>
+      </w:r>
+      <w:r>
+        <w:t xml:space="preserve">, window functions</w:t>
+      </w:r>
+      <w:r>
+        <w:t xml:space="preserve"> </w:t>
+      </w:r>
+      <w:r>
+        <w:t xml:space="preserve">(</w:t>
+      </w:r>
+      <w:r>
+        <w:rPr>
+          <w:rStyle w:val="VerbatimChar"/>
+        </w:rPr>
+        <w:t xml:space="preserve">RANK</w:t>
       </w:r>
       <w:r>
         <w:t xml:space="preserve">,</w:t>
       </w:r>
       <w:r>
-        <w:t xml:space="preserve">380 per booking against Bronze’s $400 (a 3.5</w:t>
+        <w:t xml:space="preserve"> </w:t>
+      </w:r>
+      <w:r>
+        <w:rPr>
+          <w:rStyle w:val="VerbatimChar"/>
+        </w:rPr>
+        <w:t xml:space="preserve">ROW_NUMBER</w:t>
+      </w:r>
+      <w:r>
+        <w:t xml:space="preserve">), CTEs, views and a self-join for overlap</w:t>
+      </w:r>
+      <w:r>
+        <w:t xml:space="preserve"> </w:t>
+      </w:r>
+      <w:r>
+        <w:t xml:space="preserve">detection. The complete script is shipped in</w:t>
+      </w:r>
+      <w:r>
+        <w:t xml:space="preserve"> </w:t>
+      </w:r>
+      <w:r>
+        <w:rPr>
+          <w:rStyle w:val="VerbatimChar"/>
+        </w:rPr>
+        <w:t xml:space="preserve">tests/test_queries.sql</w:t>
+      </w:r>
+      <w:r>
+        <w:t xml:space="preserve">.</w:t>
+      </w:r>
+    </w:p>
+    <w:p>
+      <w:pPr>
+        <w:pStyle w:val="BodyText"/>
+      </w:pPr>
+      <w:r>
+        <w:t xml:space="preserve">Query Q5 illustrates the database’s defensive design. By using</w:t>
+      </w:r>
+      <w:r>
+        <w:t xml:space="preserve"> </w:t>
+      </w:r>
+      <w:r>
+        <w:rPr>
+          <w:rStyle w:val="VerbatimChar"/>
+        </w:rPr>
+        <w:t xml:space="preserve">NOT EXISTS</w:t>
+      </w:r>
+      <w:r>
+        <w:t xml:space="preserve"> </w:t>
+      </w:r>
+      <w:r>
+        <w:t xml:space="preserve">with a date-overlap predicate rather than relying on</w:t>
+      </w:r>
+      <w:r>
+        <w:t xml:space="preserve"> </w:t>
+      </w:r>
+      <w:r>
+        <w:rPr>
+          <w:rStyle w:val="VerbatimChar"/>
+        </w:rPr>
+        <w:t xml:space="preserve">Room.Current_Status</w:t>
+      </w:r>
+      <w:r>
+        <w:t xml:space="preserve">, the system correctly handles</w:t>
+      </w:r>
+      <w:r>
+        <w:t xml:space="preserve"> </w:t>
+      </w:r>
+      <w:r>
+        <w:rPr>
+          <w:i/>
+          <w:iCs/>
+        </w:rPr>
+        <w:t xml:space="preserve">future</w:t>
+      </w:r>
+      <w:r>
+        <w:t xml:space="preserve"> </w:t>
+      </w:r>
+      <w:r>
+        <w:t xml:space="preserve">reservations on rooms whose live status is still</w:t>
+      </w:r>
+      <w:r>
+        <w:t xml:space="preserve"> </w:t>
+      </w:r>
+      <w:r>
+        <w:rPr>
+          <w:rStyle w:val="VerbatimChar"/>
+        </w:rPr>
+        <w:t xml:space="preserve">Available</w:t>
+      </w:r>
+      <w:r>
+        <w:t xml:space="preserve">.</w:t>
+      </w:r>
+    </w:p>
+    <w:p>
+      <w:pPr>
+        <w:pStyle w:val="SourceCode"/>
+      </w:pPr>
+      <w:r>
+        <w:rPr>
+          <w:rStyle w:val="VerbatimChar"/>
+        </w:rPr>
+        <w:t xml:space="preserve">SELECT r.Room_ID, rt.Category_Name, r.Floor_Level, rt.Base_Nightly_Rate</w:t>
+      </w:r>
+      <w:r>
+        <w:br/>
+      </w:r>
+      <w:r>
+        <w:rPr>
+          <w:rStyle w:val="VerbatimChar"/>
+        </w:rPr>
+        <w:t xml:space="preserve">FROM Room r JOIN Room_Type rt ON r.Type_ID = rt.Type_ID</w:t>
+      </w:r>
+      <w:r>
+        <w:br/>
+      </w:r>
+      <w:r>
+        <w:rPr>
+          <w:rStyle w:val="VerbatimChar"/>
+        </w:rPr>
+        <w:t xml:space="preserve">WHERE r.Current_Status != 'Maintenance'</w:t>
+      </w:r>
+      <w:r>
+        <w:br/>
+      </w:r>
+      <w:r>
+        <w:rPr>
+          <w:rStyle w:val="VerbatimChar"/>
+        </w:rPr>
+        <w:t xml:space="preserve">  AND NOT EXISTS (</w:t>
+      </w:r>
+      <w:r>
+        <w:br/>
+      </w:r>
+      <w:r>
+        <w:rPr>
+          <w:rStyle w:val="VerbatimChar"/>
+        </w:rPr>
+        <w:t xml:space="preserve">    SELECT 1 FROM Booking_Room_Detail brd</w:t>
+      </w:r>
+      <w:r>
+        <w:br/>
+      </w:r>
+      <w:r>
+        <w:rPr>
+          <w:rStyle w:val="VerbatimChar"/>
+        </w:rPr>
+        <w:t xml:space="preserve">    JOIN Booking b ON brd.Booking_ID = b.Booking_ID</w:t>
+      </w:r>
+      <w:r>
+        <w:br/>
+      </w:r>
+      <w:r>
+        <w:rPr>
+          <w:rStyle w:val="VerbatimChar"/>
+        </w:rPr>
+        <w:t xml:space="preserve">    WHERE brd.Room_ID = r.Room_ID</w:t>
+      </w:r>
+      <w:r>
+        <w:br/>
+      </w:r>
+      <w:r>
+        <w:rPr>
+          <w:rStyle w:val="VerbatimChar"/>
+        </w:rPr>
+        <w:t xml:space="preserve">      AND b.Overall_Status NOT IN ('Cancelled')</w:t>
+      </w:r>
+      <w:r>
+        <w:br/>
+      </w:r>
+      <w:r>
+        <w:rPr>
+          <w:rStyle w:val="VerbatimChar"/>
+        </w:rPr>
+        <w:t xml:space="preserve">      AND brd.CheckIn_Date  &lt; '2026-06-05'</w:t>
+      </w:r>
+      <w:r>
+        <w:br/>
+      </w:r>
+      <w:r>
+        <w:rPr>
+          <w:rStyle w:val="VerbatimChar"/>
+        </w:rPr>
+        <w:t xml:space="preserve">      AND brd.CheckOut_Date &gt; '2026-06-01');</w:t>
+      </w:r>
+    </w:p>
+    <w:p>
+      <w:pPr>
+        <w:pStyle w:val="FirstParagraph"/>
+      </w:pPr>
+      <w:r>
+        <w:rPr>
+          <w:b/>
+          <w:bCs/>
+        </w:rPr>
+        <w:t xml:space="preserve">Q1 – Top spenders</w:t>
+      </w:r>
+      <w:r>
+        <w:t xml:space="preserve"> </w:t>
+      </w:r>
+      <w:r>
+        <w:t xml:space="preserve">(Guest</w:t>
+      </w:r>
+      <w:r>
+        <w:t xml:space="preserve"> </w:t>
       </w:r>
       <m:oMath>
         <m:r>
           <m:rPr>
             <m:sty m:val="p"/>
           </m:rPr>
-          <m:t>×</m:t>
+          <m:t>⋈</m:t>
         </m:r>
       </m:oMath>
       <w:r>
         <w:t xml:space="preserve"> </w:t>
       </w:r>
       <w:r>
-        <w:t xml:space="preserve">gap). Points reflect historical accumulation; spend reflects current</w:t>
-      </w:r>
-      <w:r>
-        <w:t xml:space="preserve"> </w:t>
-      </w:r>
-      <w:r>
-        <w:t xml:space="preserve">behaviour. The actionable corollary is that tier upgrades should be triggered</w:t>
-      </w:r>
-      <w:r>
-        <w:t xml:space="preserve"> </w:t>
-      </w:r>
-      <w:r>
-        <w:t xml:space="preserve">by recent rolling revenue, not lifetime point inertia – otherwise Bronze</w:t>
-      </w:r>
-      <w:r>
-        <w:t xml:space="preserve"> </w:t>
-      </w:r>
-      <w:r>
-        <w:t xml:space="preserve">big-spenders (e.g., Guest 10 at $663 on 800 points) remain under-recognised.</w:t>
-      </w:r>
-    </w:p>
-    <w:bookmarkStart w:id="34" w:name="fig:heatmap"/>
+        <w:t xml:space="preserve">Booking</w:t>
+      </w:r>
+      <w:r>
+        <w:t xml:space="preserve"> </w:t>
+      </w:r>
+      <m:oMath>
+        <m:r>
+          <m:rPr>
+            <m:sty m:val="p"/>
+          </m:rPr>
+          <m:t>⋈</m:t>
+        </m:r>
+      </m:oMath>
+      <w:r>
+        <w:t xml:space="preserve"> </w:t>
+      </w:r>
+      <w:r>
+        <w:t xml:space="preserve">Payment).</w:t>
+      </w:r>
+      <w:r>
+        <w:t xml:space="preserve"> </w:t>
+      </w:r>
+      <w:r>
+        <w:t xml:space="preserve">The result confirms that Platinum guest Sophie Williams returns multiple</w:t>
+      </w:r>
+      <w:r>
+        <w:t xml:space="preserve"> </w:t>
+      </w:r>
+      <w:r>
+        <w:t xml:space="preserve">times, but the single highest-spend booking belongs to a family stay over</w:t>
+      </w:r>
+      <w:r>
+        <w:t xml:space="preserve"> </w:t>
+      </w:r>
+      <w:r>
+        <w:t xml:space="preserve">the New Year peak window:</w:t>
+      </w:r>
+    </w:p>
+    <w:tbl>
+      <w:tblPr>
+        <w:tblStyle w:val="Table"/>
+        <w:tblW w:type="auto" w:w="0"/>
+        <w:tblLook w:firstRow="1" w:lastRow="0" w:firstColumn="0" w:lastColumn="0" w:noHBand="0" w:noVBand="0" w:val="0020"/>
+      </w:tblPr>
+      <w:tblGrid>
+        <w:gridCol w:w="1980"/>
+        <w:gridCol w:w="1980"/>
+        <w:gridCol w:w="1980"/>
+        <w:gridCol w:w="1980"/>
+      </w:tblGrid>
+      <w:tr>
+        <w:trPr>
+          <w:tblHeader w:val="on"/>
+        </w:trPr>
+        <w:tc>
+          <w:tcPr/>
+          <w:p>
+            <w:pPr>
+              <w:pStyle w:val="Compact"/>
+              <w:jc w:val="right"/>
+            </w:pPr>
+            <w:r>
+              <w:t xml:space="preserve">GID</w:t>
+            </w:r>
+          </w:p>
+        </w:tc>
+        <w:tc>
+          <w:tcPr/>
+          <w:p>
+            <w:pPr>
+              <w:pStyle w:val="Compact"/>
+              <w:jc w:val="left"/>
+            </w:pPr>
+            <w:r>
+              <w:t xml:space="preserve">Guest</w:t>
+            </w:r>
+          </w:p>
+        </w:tc>
+        <w:tc>
+          <w:tcPr/>
+          <w:p>
+            <w:pPr>
+              <w:pStyle w:val="Compact"/>
+              <w:jc w:val="right"/>
+            </w:pPr>
+            <w:r>
+              <w:t xml:space="preserve">Bookings</w:t>
+            </w:r>
+          </w:p>
+        </w:tc>
+        <w:tc>
+          <w:tcPr/>
+          <w:p>
+            <w:pPr>
+              <w:pStyle w:val="Compact"/>
+              <w:jc w:val="right"/>
+            </w:pPr>
+            <w:r>
+              <w:t xml:space="preserve">Total Spent (USD)</w:t>
+            </w:r>
+          </w:p>
+        </w:tc>
+      </w:tr>
+      <w:tr>
+        <w:tc>
+          <w:tcPr/>
+          <w:p>
+            <w:pPr>
+              <w:pStyle w:val="Compact"/>
+              <w:jc w:val="right"/>
+            </w:pPr>
+            <w:r>
+              <w:t xml:space="preserve">3</w:t>
+            </w:r>
+          </w:p>
+        </w:tc>
+        <w:tc>
+          <w:tcPr/>
+          <w:p>
+            <w:pPr>
+              <w:pStyle w:val="Compact"/>
+              <w:jc w:val="left"/>
+            </w:pPr>
+            <w:r>
+              <w:t xml:space="preserve">Kenji Tanaka</w:t>
+            </w:r>
+          </w:p>
+        </w:tc>
+        <w:tc>
+          <w:tcPr/>
+          <w:p>
+            <w:pPr>
+              <w:pStyle w:val="Compact"/>
+              <w:jc w:val="right"/>
+            </w:pPr>
+            <w:r>
+              <w:t xml:space="preserve">1</w:t>
+            </w:r>
+          </w:p>
+        </w:tc>
+        <w:tc>
+          <w:tcPr/>
+          <w:p>
+            <w:pPr>
+              <w:pStyle w:val="Compact"/>
+              <w:jc w:val="right"/>
+            </w:pPr>
+            <w:r>
+              <w:t xml:space="preserve">2 016.00</w:t>
+            </w:r>
+          </w:p>
+        </w:tc>
+      </w:tr>
+      <w:tr>
+        <w:tc>
+          <w:tcPr/>
+          <w:p>
+            <w:pPr>
+              <w:pStyle w:val="Compact"/>
+              <w:jc w:val="right"/>
+            </w:pPr>
+            <w:r>
+              <w:t xml:space="preserve">2</w:t>
+            </w:r>
+          </w:p>
+        </w:tc>
+        <w:tc>
+          <w:tcPr/>
+          <w:p>
+            <w:pPr>
+              <w:pStyle w:val="Compact"/>
+              <w:jc w:val="left"/>
+            </w:pPr>
+            <w:r>
+              <w:t xml:space="preserve">Sophie Williams</w:t>
+            </w:r>
+          </w:p>
+        </w:tc>
+        <w:tc>
+          <w:tcPr/>
+          <w:p>
+            <w:pPr>
+              <w:pStyle w:val="Compact"/>
+              <w:jc w:val="right"/>
+            </w:pPr>
+            <w:r>
+              <w:t xml:space="preserve">2</w:t>
+            </w:r>
+          </w:p>
+        </w:tc>
+        <w:tc>
+          <w:tcPr/>
+          <w:p>
+            <w:pPr>
+              <w:pStyle w:val="Compact"/>
+              <w:jc w:val="right"/>
+            </w:pPr>
+            <w:r>
+              <w:t xml:space="preserve">1 775.00</w:t>
+            </w:r>
+          </w:p>
+        </w:tc>
+      </w:tr>
+      <w:tr>
+        <w:tc>
+          <w:tcPr/>
+          <w:p>
+            <w:pPr>
+              <w:pStyle w:val="Compact"/>
+              <w:jc w:val="right"/>
+            </w:pPr>
+            <w:r>
+              <w:t xml:space="preserve">5</w:t>
+            </w:r>
+          </w:p>
+        </w:tc>
+        <w:tc>
+          <w:tcPr/>
+          <w:p>
+            <w:pPr>
+              <w:pStyle w:val="Compact"/>
+              <w:jc w:val="left"/>
+            </w:pPr>
+            <w:r>
+              <w:t xml:space="preserve">Alexander Petrov</w:t>
+            </w:r>
+          </w:p>
+        </w:tc>
+        <w:tc>
+          <w:tcPr/>
+          <w:p>
+            <w:pPr>
+              <w:pStyle w:val="Compact"/>
+              <w:jc w:val="right"/>
+            </w:pPr>
+            <w:r>
+              <w:t xml:space="preserve">2</w:t>
+            </w:r>
+          </w:p>
+        </w:tc>
+        <w:tc>
+          <w:tcPr/>
+          <w:p>
+            <w:pPr>
+              <w:pStyle w:val="Compact"/>
+              <w:jc w:val="right"/>
+            </w:pPr>
+            <w:r>
+              <w:t xml:space="preserve">1 062.50</w:t>
+            </w:r>
+          </w:p>
+        </w:tc>
+      </w:tr>
+      <w:tr>
+        <w:tc>
+          <w:tcPr/>
+          <w:p>
+            <w:pPr>
+              <w:pStyle w:val="Compact"/>
+              <w:jc w:val="right"/>
+            </w:pPr>
+            <w:r>
+              <w:t xml:space="preserve">10</w:t>
+            </w:r>
+          </w:p>
+        </w:tc>
+        <w:tc>
+          <w:tcPr/>
+          <w:p>
+            <w:pPr>
+              <w:pStyle w:val="Compact"/>
+              <w:jc w:val="left"/>
+            </w:pPr>
+            <w:r>
+              <w:t xml:space="preserve">Priya Sharma</w:t>
+            </w:r>
+          </w:p>
+        </w:tc>
+        <w:tc>
+          <w:tcPr/>
+          <w:p>
+            <w:pPr>
+              <w:pStyle w:val="Compact"/>
+              <w:jc w:val="right"/>
+            </w:pPr>
+            <w:r>
+              <w:t xml:space="preserve">1</w:t>
+            </w:r>
+          </w:p>
+        </w:tc>
+        <w:tc>
+          <w:tcPr/>
+          <w:p>
+            <w:pPr>
+              <w:pStyle w:val="Compact"/>
+              <w:jc w:val="right"/>
+            </w:pPr>
+            <w:r>
+              <w:t xml:space="preserve">663.00</w:t>
+            </w:r>
+          </w:p>
+        </w:tc>
+      </w:tr>
+      <w:tr>
+        <w:tc>
+          <w:tcPr/>
+          <w:p>
+            <w:pPr>
+              <w:pStyle w:val="Compact"/>
+              <w:jc w:val="right"/>
+            </w:pPr>
+            <w:r>
+              <w:t xml:space="preserve">9</w:t>
+            </w:r>
+          </w:p>
+        </w:tc>
+        <w:tc>
+          <w:tcPr/>
+          <w:p>
+            <w:pPr>
+              <w:pStyle w:val="Compact"/>
+              <w:jc w:val="left"/>
+            </w:pPr>
+            <w:r>
+              <w:t xml:space="preserve">Hans Mueller</w:t>
+            </w:r>
+          </w:p>
+        </w:tc>
+        <w:tc>
+          <w:tcPr/>
+          <w:p>
+            <w:pPr>
+              <w:pStyle w:val="Compact"/>
+              <w:jc w:val="right"/>
+            </w:pPr>
+            <w:r>
+              <w:t xml:space="preserve">1</w:t>
+            </w:r>
+          </w:p>
+        </w:tc>
+        <w:tc>
+          <w:tcPr/>
+          <w:p>
+            <w:pPr>
+              <w:pStyle w:val="Compact"/>
+              <w:jc w:val="right"/>
+            </w:pPr>
+            <w:r>
+              <w:t xml:space="preserve">552.50</w:t>
+            </w:r>
+          </w:p>
+        </w:tc>
+      </w:tr>
+    </w:tbl>
+    <w:p>
+      <w:pPr>
+        <w:pStyle w:val="BodyText"/>
+      </w:pPr>
+      <w:r>
+        <w:t xml:space="preserve">Figure </w:t>
+      </w:r>
+      <w:hyperlink w:anchor="fig:sankey">
+        <w:r>
+          <w:rPr>
+            <w:rStyle w:val="Hyperlink"/>
+          </w:rPr>
+          <w:t xml:space="preserve">4</w:t>
+        </w:r>
+      </w:hyperlink>
+      <w:r>
+        <w:t xml:space="preserve"> </w:t>
+      </w:r>
+      <w:r>
+        <w:t xml:space="preserve">traces every booking from its guest’s loyalty tier</w:t>
+      </w:r>
+      <w:r>
+        <w:t xml:space="preserve"> </w:t>
+      </w:r>
+      <w:r>
+        <w:t xml:space="preserve">to its final outcome. Ribbon thickness encodes booking count, exposing the</w:t>
+      </w:r>
+      <w:r>
+        <w:t xml:space="preserve"> </w:t>
+      </w:r>
+      <w:r>
+        <w:t xml:space="preserve">disproportionate share of repeat business coming from the top two tiers,</w:t>
+      </w:r>
+      <w:r>
+        <w:t xml:space="preserve"> </w:t>
+      </w:r>
+      <w:r>
+        <w:t xml:space="preserve">and isolating the (small) Cancelled branch tracked by Q10.</w:t>
+      </w:r>
+    </w:p>
+    <w:bookmarkStart w:id="33" w:name="fig:sankey"/>
     <w:p>
       <w:pPr>
         <w:pStyle w:val="CaptionedFigure"/>
@@ -2813,20 +3031,20 @@
       <w:r>
         <w:drawing>
           <wp:inline>
-            <wp:extent cx="2933700" cy="2470484"/>
+            <wp:extent cx="5067300" cy="2336357"/>
             <wp:effectExtent b="0" l="0" r="0" t="0"/>
-            <wp:docPr descr="" title="" id="32" name="Picture"/>
+            <wp:docPr descr="" title="" id="31" name="Picture"/>
             <a:graphic>
               <a:graphicData uri="http://schemas.openxmlformats.org/drawingml/2006/picture">
                 <pic:pic>
                   <pic:nvPicPr>
-                    <pic:cNvPr descr="fig4_heatmap_correlation.pdf" id="33" name="Picture"/>
+                    <pic:cNvPr descr="fig3_sankey_loyalty_flow.pdf" id="32" name="Picture"/>
                     <pic:cNvPicPr>
                       <a:picLocks noChangeArrowheads="1" noChangeAspect="1"/>
                     </pic:cNvPicPr>
                   </pic:nvPicPr>
                   <pic:blipFill>
-                    <a:blip r:embed="rId31"/>
+                    <a:blip r:embed="rId30"/>
                     <a:stretch>
                       <a:fillRect/>
                     </a:stretch>
@@ -2834,7 +3052,7 @@
                   <pic:spPr bwMode="auto">
                     <a:xfrm>
                       <a:off x="0" y="0"/>
-                      <a:ext cx="2933700" cy="2470484"/>
+                      <a:ext cx="5067300" cy="2336357"/>
                     </a:xfrm>
                     <a:prstGeom prst="rect">
                       <a:avLst/>
@@ -2858,17 +3076,7 @@
         <w:pStyle w:val="ImageCaption"/>
       </w:pPr>
       <w:r>
-        <w:t xml:space="preserve">Pearson correlation matrix of five booking-level metrics. The moderate</w:t>
-      </w:r>
-      <w:r>
-        <w:t xml:space="preserve"> </w:t>
-      </w:r>
-      <w:r>
-        <w:rPr>
-          <w:i/>
-          <w:iCs/>
-        </w:rPr>
-        <w:t xml:space="preserve">Nightly Rate</w:t>
+        <w:t xml:space="preserve">Sankey flow: loyalty tier</w:t>
       </w:r>
       <w:r>
         <w:t xml:space="preserve"> </w:t>
@@ -2878,1036 +3086,156 @@
           <m:rPr>
             <m:sty m:val="p"/>
           </m:rPr>
-          <m:t>×</m:t>
+          <m:t>→</m:t>
         </m:r>
       </m:oMath>
       <w:r>
         <w:t xml:space="preserve"> </w:t>
       </w:r>
       <w:r>
-        <w:rPr>
-          <w:i/>
-          <w:iCs/>
-        </w:rPr>
-        <w:t xml:space="preserve">Loyalty Points</w:t>
-      </w:r>
-      <w:r>
-        <w:t xml:space="preserve"> </w:t>
-      </w:r>
-      <w:r>
-        <w:t xml:space="preserve">coupling (</w:t>
-      </w:r>
-      <m:oMath>
-        <m:r>
-          <m:t>r</m:t>
-        </m:r>
-        <m:r>
-          <m:rPr>
-            <m:sty m:val="p"/>
-          </m:rPr>
-          <m:t>≈</m:t>
-        </m:r>
-        <m:r>
-          <m:t>0.41</m:t>
-        </m:r>
-      </m:oMath>
-      <w:r>
-        <w:t xml:space="preserve">) supports the loyalty subsystem; the weak</w:t>
-      </w:r>
-      <w:r>
-        <w:t xml:space="preserve"> </w:t>
-      </w:r>
-      <w:r>
-        <w:rPr>
-          <w:i/>
-          <w:iCs/>
-        </w:rPr>
-        <w:t xml:space="preserve">Spend</w:t>
-      </w:r>
-      <w:r>
-        <w:t xml:space="preserve"> </w:t>
+        <w:t xml:space="preserve">booking status. Ribbon width is proportional to booking count; the red Cancelled branch corresponds to the refunded payments returned by Q10.</w:t>
+      </w:r>
+    </w:p>
+    <w:bookmarkEnd w:id="33"/>
+    <w:p>
+      <w:pPr>
+        <w:pStyle w:val="BodyText"/>
+      </w:pPr>
+      <w:r>
+        <w:rPr>
+          <w:b/>
+          <w:bCs/>
+        </w:rPr>
+        <w:t xml:space="preserve">Q8 – Cleaning quality</w:t>
+      </w:r>
+      <w:r>
+        <w:t xml:space="preserve">: Staff 4 (Aisha Patel, Room Attendant) is the</w:t>
+      </w:r>
+      <w:r>
+        <w:t xml:space="preserve"> </w:t>
+      </w:r>
+      <w:r>
+        <w:t xml:space="preserve">sole attendant clearing the</w:t>
+      </w:r>
+      <w:r>
+        <w:t xml:space="preserve"> </w:t>
+      </w:r>
+      <w:r>
+        <w:rPr>
+          <w:rStyle w:val="VerbatimChar"/>
+        </w:rPr>
+        <w:t xml:space="preserve">HAVING</w:t>
+      </w:r>
+      <w:r>
+        <w:t xml:space="preserve"> </w:t>
       </w:r>
       <m:oMath>
         <m:r>
           <m:rPr>
             <m:sty m:val="p"/>
           </m:rPr>
-          <m:t>×</m:t>
+          <m:t>≥</m:t>
+        </m:r>
+        <m:r>
+          <m:t>5</m:t>
         </m:r>
       </m:oMath>
       <w:r>
         <w:t xml:space="preserve"> </w:t>
       </w:r>
       <w:r>
-        <w:rPr>
-          <w:i/>
-          <w:iCs/>
-        </w:rPr>
-        <w:t xml:space="preserve">Points</w:t>
-      </w:r>
-      <w:r>
-        <w:t xml:space="preserve"> </w:t>
-      </w:r>
-      <w:r>
-        <w:t xml:space="preserve">link motivates a rolling-window tier-upgrade rule.</w:t>
-      </w:r>
-    </w:p>
-    <w:bookmarkEnd w:id="34"/>
-    <w:bookmarkEnd w:id="35"/>
-    <w:bookmarkEnd w:id="36"/>
-    <w:bookmarkStart w:id="60" w:name="sql-queries-and-results"/>
-    <w:p>
-      <w:pPr>
-        <w:pStyle w:val="Heading1"/>
-      </w:pPr>
-      <w:r>
-        <w:t xml:space="preserve">SQL Queries and Results</w:t>
-      </w:r>
-    </w:p>
-    <w:bookmarkStart w:id="37" w:name="query-catalogue"/>
-    <w:p>
-      <w:pPr>
-        <w:pStyle w:val="Heading2"/>
-      </w:pPr>
-      <w:r>
-        <w:t xml:space="preserve">Query catalogue</w:t>
-      </w:r>
-    </w:p>
-    <w:p>
-      <w:pPr>
-        <w:pStyle w:val="FirstParagraph"/>
-      </w:pPr>
-      <w:r>
-        <w:t xml:space="preserve">The query set comprises</w:t>
-      </w:r>
-      <w:r>
-        <w:t xml:space="preserve"> </w:t>
-      </w:r>
-      <w:r>
-        <w:rPr>
-          <w:b/>
-          <w:bCs/>
-        </w:rPr>
-        <w:t xml:space="preserve">12 SQL statements</w:t>
-      </w:r>
-      <w:r>
-        <w:t xml:space="preserve"> </w:t>
-      </w:r>
-      <w:r>
-        <w:t xml:space="preserve">that together reference</w:t>
-      </w:r>
-      <w:r>
-        <w:t xml:space="preserve"> </w:t>
-      </w:r>
-      <w:r>
-        <w:rPr>
-          <w:i/>
-          <w:iCs/>
-        </w:rPr>
-        <w:t xml:space="preserve">all 11 relations</w:t>
-      </w:r>
-      <w:r>
-        <w:t xml:space="preserve">. They cover multi-table joins, sub-queries</w:t>
-      </w:r>
-      <w:r>
-        <w:t xml:space="preserve"> </w:t>
-      </w:r>
-      <w:r>
-        <w:t xml:space="preserve">(</w:t>
-      </w:r>
-      <w:r>
-        <w:rPr>
-          <w:rStyle w:val="VerbatimChar"/>
-        </w:rPr>
-        <w:t xml:space="preserve">NOT EXISTS</w:t>
-      </w:r>
-      <w:r>
-        <w:t xml:space="preserve">), aggregation with</w:t>
-      </w:r>
-      <w:r>
-        <w:t xml:space="preserve"> </w:t>
-      </w:r>
-      <w:r>
-        <w:rPr>
-          <w:rStyle w:val="VerbatimChar"/>
-        </w:rPr>
-        <w:t xml:space="preserve">HAVING</w:t>
-      </w:r>
-      <w:r>
-        <w:t xml:space="preserve">, window functions</w:t>
-      </w:r>
-      <w:r>
-        <w:t xml:space="preserve"> </w:t>
-      </w:r>
-      <w:r>
-        <w:t xml:space="preserve">(</w:t>
-      </w:r>
-      <w:r>
-        <w:rPr>
-          <w:rStyle w:val="VerbatimChar"/>
-        </w:rPr>
-        <w:t xml:space="preserve">RANK</w:t>
-      </w:r>
-      <w:r>
-        <w:t xml:space="preserve">,</w:t>
-      </w:r>
-      <w:r>
-        <w:t xml:space="preserve"> </w:t>
-      </w:r>
-      <w:r>
-        <w:rPr>
-          <w:rStyle w:val="VerbatimChar"/>
-        </w:rPr>
-        <w:t xml:space="preserve">ROW_NUMBER</w:t>
-      </w:r>
-      <w:r>
-        <w:t xml:space="preserve">), CTEs, views and a self-join for overlap</w:t>
-      </w:r>
-      <w:r>
-        <w:t xml:space="preserve"> </w:t>
-      </w:r>
-      <w:r>
-        <w:t xml:space="preserve">detection. The full script lives in</w:t>
-      </w:r>
-      <w:r>
-        <w:t xml:space="preserve"> </w:t>
-      </w:r>
-      <w:r>
-        <w:rPr>
-          <w:rStyle w:val="VerbatimChar"/>
-        </w:rPr>
-        <w:t xml:space="preserve">tests/test_queries.sql</w:t>
-      </w:r>
-      <w:r>
-        <w:t xml:space="preserve">; the</w:t>
-      </w:r>
-      <w:r>
-        <w:t xml:space="preserve"> </w:t>
-      </w:r>
-      <w:r>
-        <w:t xml:space="preserve">catalogue below names each query, its business purpose and the relations it</w:t>
-      </w:r>
-      <w:r>
-        <w:t xml:space="preserve"> </w:t>
-      </w:r>
-      <w:r>
-        <w:t xml:space="preserve">touches.</w:t>
-      </w:r>
-    </w:p>
-    <w:tbl>
-      <w:tblPr>
-        <w:tblStyle w:val="Table"/>
-        <w:tblW w:type="auto" w:w="0"/>
-        <w:tblLook w:firstRow="1" w:lastRow="0" w:firstColumn="0" w:lastColumn="0" w:noHBand="0" w:noVBand="0" w:val="0020"/>
-      </w:tblPr>
-      <w:tblGrid>
-        <w:gridCol w:w="2640"/>
-        <w:gridCol w:w="2640"/>
-        <w:gridCol w:w="2640"/>
-      </w:tblGrid>
-      <w:tr>
-        <w:trPr>
-          <w:tblHeader w:val="on"/>
-        </w:trPr>
-        <w:tc>
-          <w:tcPr/>
-          <w:p>
-            <w:pPr>
-              <w:pStyle w:val="Compact"/>
-              <w:jc w:val="left"/>
-            </w:pPr>
-            <w:r>
-              <w:rPr>
-                <w:b/>
-                <w:bCs/>
-              </w:rPr>
-              <w:t xml:space="preserve">ID</w:t>
-            </w:r>
-          </w:p>
-        </w:tc>
-        <w:tc>
-          <w:tcPr/>
-          <w:p>
-            <w:pPr>
-              <w:pStyle w:val="Compact"/>
-              <w:jc w:val="left"/>
-            </w:pPr>
-            <w:r>
-              <w:rPr>
-                <w:b/>
-                <w:bCs/>
-              </w:rPr>
-              <w:t xml:space="preserve">Purpose</w:t>
-            </w:r>
-          </w:p>
-        </w:tc>
-        <w:tc>
-          <w:tcPr/>
-          <w:p>
-            <w:pPr>
-              <w:pStyle w:val="Compact"/>
-              <w:jc w:val="left"/>
-            </w:pPr>
-            <w:r>
-              <w:rPr>
-                <w:b/>
-                <w:bCs/>
-              </w:rPr>
-              <w:t xml:space="preserve">Relations used</w:t>
-            </w:r>
-          </w:p>
-        </w:tc>
-      </w:tr>
-      <w:tr>
-        <w:tc>
-          <w:tcPr/>
-          <w:p>
-            <w:pPr>
-              <w:pStyle w:val="Compact"/>
-              <w:jc w:val="left"/>
-            </w:pPr>
-            <w:r>
-              <w:t xml:space="preserve">Q1</w:t>
-            </w:r>
-          </w:p>
-        </w:tc>
-        <w:tc>
-          <w:tcPr/>
-          <w:p>
-            <w:pPr>
-              <w:pStyle w:val="Compact"/>
-              <w:jc w:val="left"/>
-            </w:pPr>
-            <w:r>
-              <w:t xml:space="preserve">Top spenders</w:t>
-            </w:r>
-          </w:p>
-        </w:tc>
-        <w:tc>
-          <w:tcPr/>
-          <w:p>
-            <w:pPr>
-              <w:pStyle w:val="Compact"/>
-              <w:jc w:val="left"/>
-            </w:pPr>
-            <w:r>
-              <w:t xml:space="preserve">Guest, Booking, Payment</w:t>
-            </w:r>
-          </w:p>
-        </w:tc>
-      </w:tr>
-      <w:tr>
-        <w:tc>
-          <w:tcPr/>
-          <w:p>
-            <w:pPr>
-              <w:pStyle w:val="Compact"/>
-              <w:jc w:val="left"/>
-            </w:pPr>
-            <w:r>
-              <w:t xml:space="preserve">Q2</w:t>
-            </w:r>
-          </w:p>
-        </w:tc>
-        <w:tc>
-          <w:tcPr/>
-          <w:p>
-            <w:pPr>
-              <w:pStyle w:val="Compact"/>
-              <w:jc w:val="left"/>
-            </w:pPr>
-            <w:r>
-              <w:t xml:space="preserve">Occupancy by room type</w:t>
-            </w:r>
-          </w:p>
-        </w:tc>
-        <w:tc>
-          <w:tcPr/>
-          <w:p>
-            <w:pPr>
-              <w:pStyle w:val="Compact"/>
-              <w:jc w:val="left"/>
-            </w:pPr>
-            <w:r>
-              <w:t xml:space="preserve">Room_Type, Room, Booking_Room_Detail</w:t>
-            </w:r>
-          </w:p>
-        </w:tc>
-      </w:tr>
-      <w:tr>
-        <w:tc>
-          <w:tcPr/>
-          <w:p>
-            <w:pPr>
-              <w:pStyle w:val="Compact"/>
-              <w:jc w:val="left"/>
-            </w:pPr>
-            <w:r>
-              <w:t xml:space="preserve">Q3</w:t>
-            </w:r>
-          </w:p>
-        </w:tc>
-        <w:tc>
-          <w:tcPr/>
-          <w:p>
-            <w:pPr>
-              <w:pStyle w:val="Compact"/>
-              <w:jc w:val="left"/>
-            </w:pPr>
-            <w:r>
-              <w:t xml:space="preserve">Pricing-rule impact</w:t>
-            </w:r>
-          </w:p>
-        </w:tc>
-        <w:tc>
-          <w:tcPr/>
-          <w:p>
-            <w:pPr>
-              <w:pStyle w:val="Compact"/>
-              <w:jc w:val="left"/>
-            </w:pPr>
-            <w:r>
-              <w:t xml:space="preserve">Booking_Room_Detail, Room_Type, Pricing_Rule</w:t>
-            </w:r>
-          </w:p>
-        </w:tc>
-      </w:tr>
-      <w:tr>
-        <w:tc>
-          <w:tcPr/>
-          <w:p>
-            <w:pPr>
-              <w:pStyle w:val="Compact"/>
-              <w:jc w:val="left"/>
-            </w:pPr>
-            <w:r>
-              <w:t xml:space="preserve">Q4</w:t>
-            </w:r>
-          </w:p>
-        </w:tc>
-        <w:tc>
-          <w:tcPr/>
-          <w:p>
-            <w:pPr>
-              <w:pStyle w:val="Compact"/>
-              <w:jc w:val="left"/>
-            </w:pPr>
-            <w:r>
-              <w:t xml:space="preserve">Loyalty-tier ARPU</w:t>
-            </w:r>
-          </w:p>
-        </w:tc>
-        <w:tc>
-          <w:tcPr/>
-          <w:p>
-            <w:pPr>
-              <w:pStyle w:val="Compact"/>
-              <w:jc w:val="left"/>
-            </w:pPr>
-            <w:r>
-              <w:t xml:space="preserve">Guest, Loyalty_Program, Booking, Payment</w:t>
-            </w:r>
-          </w:p>
-        </w:tc>
-      </w:tr>
-      <w:tr>
-        <w:tc>
-          <w:tcPr/>
-          <w:p>
-            <w:pPr>
-              <w:pStyle w:val="Compact"/>
-              <w:jc w:val="left"/>
-            </w:pPr>
-            <w:r>
-              <w:t xml:space="preserve">Q5</w:t>
-            </w:r>
-          </w:p>
-        </w:tc>
-        <w:tc>
-          <w:tcPr/>
-          <w:p>
-            <w:pPr>
-              <w:pStyle w:val="Compact"/>
-              <w:jc w:val="left"/>
-            </w:pPr>
-            <w:r>
-              <w:t xml:space="preserve">Date-range availability</w:t>
-            </w:r>
-          </w:p>
-        </w:tc>
-        <w:tc>
-          <w:tcPr/>
-          <w:p>
-            <w:pPr>
-              <w:pStyle w:val="Compact"/>
-              <w:jc w:val="left"/>
-            </w:pPr>
-            <w:r>
-              <w:t xml:space="preserve">Room, Room_Type, Booking_Room_Detail, Booking</w:t>
-            </w:r>
-          </w:p>
-        </w:tc>
-      </w:tr>
-      <w:tr>
-        <w:tc>
-          <w:tcPr/>
-          <w:p>
-            <w:pPr>
-              <w:pStyle w:val="Compact"/>
-              <w:jc w:val="left"/>
-            </w:pPr>
-            <w:r>
-              <w:t xml:space="preserve">Q6</w:t>
-            </w:r>
-          </w:p>
-        </w:tc>
-        <w:tc>
-          <w:tcPr/>
-          <w:p>
-            <w:pPr>
-              <w:pStyle w:val="Compact"/>
-              <w:jc w:val="left"/>
-            </w:pPr>
-            <w:r>
-              <w:t xml:space="preserve">Department workload</w:t>
-            </w:r>
-          </w:p>
-        </w:tc>
-        <w:tc>
-          <w:tcPr/>
-          <w:p>
-            <w:pPr>
-              <w:pStyle w:val="Compact"/>
-              <w:jc w:val="left"/>
-            </w:pPr>
-            <w:r>
-              <w:t xml:space="preserve">Department, Staff, Task_Log</w:t>
-            </w:r>
-          </w:p>
-        </w:tc>
-      </w:tr>
-      <w:tr>
-        <w:tc>
-          <w:tcPr/>
-          <w:p>
-            <w:pPr>
-              <w:pStyle w:val="Compact"/>
-              <w:jc w:val="left"/>
-            </w:pPr>
-            <w:r>
-              <w:t xml:space="preserve">Q7</w:t>
-            </w:r>
-          </w:p>
-        </w:tc>
-        <w:tc>
-          <w:tcPr/>
-          <w:p>
-            <w:pPr>
-              <w:pStyle w:val="Compact"/>
-              <w:jc w:val="left"/>
-            </w:pPr>
-            <w:r>
-              <w:t xml:space="preserve">Revenue by payment method</w:t>
-            </w:r>
-          </w:p>
-        </w:tc>
-        <w:tc>
-          <w:tcPr/>
-          <w:p>
-            <w:pPr>
-              <w:pStyle w:val="Compact"/>
-              <w:jc w:val="left"/>
-            </w:pPr>
-            <w:r>
-              <w:t xml:space="preserve">Payment, Booking, Booking_Room_Detail</w:t>
-            </w:r>
-          </w:p>
-        </w:tc>
-      </w:tr>
-      <w:tr>
-        <w:tc>
-          <w:tcPr/>
-          <w:p>
-            <w:pPr>
-              <w:pStyle w:val="Compact"/>
-              <w:jc w:val="left"/>
-            </w:pPr>
-            <w:r>
-              <w:t xml:space="preserve">Q8</w:t>
-            </w:r>
-          </w:p>
-        </w:tc>
-        <w:tc>
-          <w:tcPr/>
-          <w:p>
-            <w:pPr>
-              <w:pStyle w:val="Compact"/>
-              <w:jc w:val="left"/>
-            </w:pPr>
-            <w:r>
-              <w:t xml:space="preserve">Staff quality (</w:t>
-            </w:r>
-            <w:r>
-              <w:rPr>
-                <w:rStyle w:val="VerbatimChar"/>
-              </w:rPr>
-              <w:t xml:space="preserve">HAVING</w:t>
-            </w:r>
-            <w:r>
-              <w:t xml:space="preserve">)</w:t>
-            </w:r>
-          </w:p>
-        </w:tc>
-        <w:tc>
-          <w:tcPr/>
-          <w:p>
-            <w:pPr>
-              <w:pStyle w:val="Compact"/>
-              <w:jc w:val="left"/>
-            </w:pPr>
-            <w:r>
-              <w:t xml:space="preserve">Staff, Task_Log</w:t>
-            </w:r>
-          </w:p>
-        </w:tc>
-      </w:tr>
-      <w:tr>
-        <w:tc>
-          <w:tcPr/>
-          <w:p>
-            <w:pPr>
-              <w:pStyle w:val="Compact"/>
-              <w:jc w:val="left"/>
-            </w:pPr>
-            <w:r>
-              <w:t xml:space="preserve">Q9</w:t>
-            </w:r>
-          </w:p>
-        </w:tc>
-        <w:tc>
-          <w:tcPr/>
-          <w:p>
-            <w:pPr>
-              <w:pStyle w:val="Compact"/>
-              <w:jc w:val="left"/>
-            </w:pPr>
-            <w:r>
-              <w:t xml:space="preserve">Operational dashboard view</w:t>
-            </w:r>
-          </w:p>
-        </w:tc>
-        <w:tc>
-          <w:tcPr/>
-          <w:p>
-            <w:pPr>
-              <w:pStyle w:val="Compact"/>
-              <w:jc w:val="left"/>
-            </w:pPr>
-            <w:r>
-              <w:t xml:space="preserve">7-table</w:t>
-            </w:r>
-            <w:r>
-              <w:t xml:space="preserve"> </w:t>
-            </w:r>
-            <w:r>
-              <w:rPr>
-                <w:rStyle w:val="VerbatimChar"/>
-              </w:rPr>
-              <w:t xml:space="preserve">LEFT JOIN</w:t>
-            </w:r>
-            <w:r>
-              <w:t xml:space="preserve"> </w:t>
-            </w:r>
-            <w:r>
-              <w:t xml:space="preserve">view</w:t>
-            </w:r>
-          </w:p>
-        </w:tc>
-      </w:tr>
-      <w:tr>
-        <w:tc>
-          <w:tcPr/>
-          <w:p>
-            <w:pPr>
-              <w:pStyle w:val="Compact"/>
-              <w:jc w:val="left"/>
-            </w:pPr>
-            <w:r>
-              <w:t xml:space="preserve">Q10</w:t>
-            </w:r>
-          </w:p>
-        </w:tc>
-        <w:tc>
-          <w:tcPr/>
-          <w:p>
-            <w:pPr>
-              <w:pStyle w:val="Compact"/>
-              <w:jc w:val="left"/>
-            </w:pPr>
-            <w:r>
-              <w:t xml:space="preserve">Monthly cancellation watch</w:t>
-            </w:r>
-          </w:p>
-        </w:tc>
-        <w:tc>
-          <w:tcPr/>
-          <w:p>
-            <w:pPr>
-              <w:pStyle w:val="Compact"/>
-              <w:jc w:val="left"/>
-            </w:pPr>
-            <w:r>
-              <w:t xml:space="preserve">Booking, Booking_Room_Detail</w:t>
-            </w:r>
-          </w:p>
-        </w:tc>
-      </w:tr>
-      <w:tr>
-        <w:tc>
-          <w:tcPr/>
-          <w:p>
-            <w:pPr>
-              <w:pStyle w:val="Compact"/>
-              <w:jc w:val="left"/>
-            </w:pPr>
-            <w:r>
-              <w:t xml:space="preserve">Q11</w:t>
-            </w:r>
-          </w:p>
-        </w:tc>
-        <w:tc>
-          <w:tcPr/>
-          <w:p>
-            <w:pPr>
-              <w:pStyle w:val="Compact"/>
-              <w:jc w:val="left"/>
-            </w:pPr>
-            <w:r>
-              <w:t xml:space="preserve">VIP scoring (CTE + window)</w:t>
-            </w:r>
-          </w:p>
-        </w:tc>
-        <w:tc>
-          <w:tcPr/>
-          <w:p>
-            <w:pPr>
-              <w:pStyle w:val="Compact"/>
-              <w:jc w:val="left"/>
-            </w:pPr>
-            <w:r>
-              <w:t xml:space="preserve">Guest, Booking, Payment, Loyalty_Program</w:t>
-            </w:r>
-          </w:p>
-        </w:tc>
-      </w:tr>
-      <w:tr>
-        <w:tc>
-          <w:tcPr/>
-          <w:p>
-            <w:pPr>
-              <w:pStyle w:val="Compact"/>
-              <w:jc w:val="left"/>
-            </w:pPr>
-            <w:r>
-              <w:t xml:space="preserve">Q12</w:t>
-            </w:r>
-          </w:p>
-        </w:tc>
-        <w:tc>
-          <w:tcPr/>
-          <w:p>
-            <w:pPr>
-              <w:pStyle w:val="Compact"/>
-              <w:jc w:val="left"/>
-            </w:pPr>
-            <w:r>
-              <w:t xml:space="preserve">Overlap conflict audit</w:t>
-            </w:r>
-          </w:p>
-        </w:tc>
-        <w:tc>
-          <w:tcPr/>
-          <w:p>
-            <w:pPr>
-              <w:pStyle w:val="Compact"/>
-              <w:jc w:val="left"/>
-            </w:pPr>
-            <w:r>
-              <w:t xml:space="preserve">Booking_Room_Detail (self-join)</w:t>
-            </w:r>
-          </w:p>
-        </w:tc>
-      </w:tr>
-    </w:tbl>
-    <w:bookmarkEnd w:id="37"/>
-    <w:bookmarkStart w:id="42" w:name="three-representative-queries"/>
-    <w:p>
-      <w:pPr>
-        <w:pStyle w:val="Heading2"/>
-      </w:pPr>
-      <w:r>
-        <w:t xml:space="preserve">Three representative queries</w:t>
-      </w:r>
-    </w:p>
-    <w:p>
-      <w:pPr>
-        <w:pStyle w:val="FirstParagraph"/>
-      </w:pPr>
-      <w:r>
-        <w:t xml:space="preserve">Q5 illustrates the schema’s defensive design. By using</w:t>
-      </w:r>
-      <w:r>
-        <w:t xml:space="preserve"> </w:t>
-      </w:r>
-      <w:r>
-        <w:rPr>
-          <w:rStyle w:val="VerbatimChar"/>
-        </w:rPr>
-        <w:t xml:space="preserve">NOT EXISTS</w:t>
-      </w:r>
-      <w:r>
-        <w:t xml:space="preserve"> </w:t>
-      </w:r>
-      <w:r>
-        <w:t xml:space="preserve">with a</w:t>
-      </w:r>
-      <w:r>
-        <w:t xml:space="preserve"> </w:t>
-      </w:r>
-      <w:r>
-        <w:t xml:space="preserve">date-overlap predicate rather than the live</w:t>
-      </w:r>
-      <w:r>
-        <w:t xml:space="preserve"> </w:t>
-      </w:r>
-      <w:r>
-        <w:rPr>
-          <w:rStyle w:val="VerbatimChar"/>
-        </w:rPr>
-        <w:t xml:space="preserve">Room.Current_Status</w:t>
-      </w:r>
-      <w:r>
-        <w:t xml:space="preserve">, the</w:t>
-      </w:r>
-      <w:r>
-        <w:t xml:space="preserve"> </w:t>
-      </w:r>
-      <w:r>
-        <w:t xml:space="preserve">system correctly handles</w:t>
-      </w:r>
-      <w:r>
-        <w:t xml:space="preserve"> </w:t>
-      </w:r>
-      <w:r>
-        <w:rPr>
-          <w:i/>
-          <w:iCs/>
-        </w:rPr>
-        <w:t xml:space="preserve">future</w:t>
-      </w:r>
-      <w:r>
-        <w:t xml:space="preserve"> </w:t>
-      </w:r>
-      <w:r>
-        <w:t xml:space="preserve">reservations on rooms whose current</w:t>
-      </w:r>
-      <w:r>
-        <w:t xml:space="preserve"> </w:t>
-      </w:r>
-      <w:r>
-        <w:t xml:space="preserve">status is still</w:t>
-      </w:r>
-      <w:r>
-        <w:t xml:space="preserve"> </w:t>
-      </w:r>
-      <w:r>
-        <w:rPr>
-          <w:rStyle w:val="VerbatimChar"/>
-        </w:rPr>
-        <w:t xml:space="preserve">Available</w:t>
-      </w:r>
-      <w:r>
-        <w:t xml:space="preserve">.</w:t>
-      </w:r>
-    </w:p>
-    <w:p>
-      <w:pPr>
-        <w:pStyle w:val="SourceCode"/>
-      </w:pPr>
-      <w:r>
-        <w:rPr>
-          <w:rStyle w:val="VerbatimChar"/>
-        </w:rPr>
-        <w:t xml:space="preserve">SELECT r.Room_ID, rt.Category_Name, r.Floor_Level, rt.Base_Nightly_Rate</w:t>
-      </w:r>
-      <w:r>
-        <w:br/>
-      </w:r>
-      <w:r>
-        <w:rPr>
-          <w:rStyle w:val="VerbatimChar"/>
-        </w:rPr>
-        <w:t xml:space="preserve">FROM Room r JOIN Room_Type rt ON r.Type_ID = rt.Type_ID</w:t>
-      </w:r>
-      <w:r>
-        <w:br/>
-      </w:r>
-      <w:r>
-        <w:rPr>
-          <w:rStyle w:val="VerbatimChar"/>
-        </w:rPr>
-        <w:t xml:space="preserve">WHERE r.Current_Status != 'Maintenance'</w:t>
-      </w:r>
-      <w:r>
-        <w:br/>
-      </w:r>
-      <w:r>
-        <w:rPr>
-          <w:rStyle w:val="VerbatimChar"/>
-        </w:rPr>
-        <w:t xml:space="preserve">  AND NOT EXISTS (</w:t>
-      </w:r>
-      <w:r>
-        <w:br/>
-      </w:r>
-      <w:r>
-        <w:rPr>
-          <w:rStyle w:val="VerbatimChar"/>
-        </w:rPr>
-        <w:t xml:space="preserve">    SELECT 1 FROM Booking_Room_Detail brd</w:t>
-      </w:r>
-      <w:r>
-        <w:br/>
-      </w:r>
-      <w:r>
-        <w:rPr>
-          <w:rStyle w:val="VerbatimChar"/>
-        </w:rPr>
-        <w:t xml:space="preserve">    JOIN Booking b ON brd.Booking_ID = b.Booking_ID</w:t>
-      </w:r>
-      <w:r>
-        <w:br/>
-      </w:r>
-      <w:r>
-        <w:rPr>
-          <w:rStyle w:val="VerbatimChar"/>
-        </w:rPr>
-        <w:t xml:space="preserve">    WHERE brd.Room_ID = r.Room_ID</w:t>
-      </w:r>
-      <w:r>
-        <w:br/>
-      </w:r>
-      <w:r>
-        <w:rPr>
-          <w:rStyle w:val="VerbatimChar"/>
-        </w:rPr>
-        <w:t xml:space="preserve">      AND b.Overall_Status NOT IN ('Cancelled')</w:t>
-      </w:r>
-      <w:r>
-        <w:br/>
-      </w:r>
-      <w:r>
-        <w:rPr>
-          <w:rStyle w:val="VerbatimChar"/>
-        </w:rPr>
-        <w:t xml:space="preserve">      AND brd.CheckIn_Date  &lt; '2026-06-05'</w:t>
-      </w:r>
-      <w:r>
-        <w:br/>
-      </w:r>
-      <w:r>
-        <w:rPr>
-          <w:rStyle w:val="VerbatimChar"/>
-        </w:rPr>
-        <w:t xml:space="preserve">      AND brd.CheckOut_Date &gt; '2026-06-01');</w:t>
-      </w:r>
-    </w:p>
-    <w:p>
-      <w:pPr>
-        <w:pStyle w:val="FirstParagraph"/>
-      </w:pPr>
-      <w:r>
-        <w:rPr>
-          <w:b/>
-          <w:bCs/>
-        </w:rPr>
-        <w:t xml:space="preserve">Q1 – Top spenders</w:t>
-      </w:r>
-      <w:r>
-        <w:t xml:space="preserve"> </w:t>
-      </w:r>
-      <w:r>
-        <w:t xml:space="preserve">(Guest</w:t>
+        <w:t xml:space="preserve">threshold, with mean</w:t>
+      </w:r>
+      <w:r>
+        <w:t xml:space="preserve"> </w:t>
+      </w:r>
+      <w:r>
+        <w:t xml:space="preserve">quality</w:t>
       </w:r>
       <w:r>
         <w:t xml:space="preserve"> </w:t>
       </w:r>
       <m:oMath>
         <m:r>
-          <m:rPr>
-            <m:sty m:val="p"/>
-          </m:rPr>
-          <m:t>⋈</m:t>
+          <m:t>8.30</m:t>
         </m:r>
       </m:oMath>
       <w:r>
         <w:t xml:space="preserve"> </w:t>
       </w:r>
       <w:r>
-        <w:t xml:space="preserve">Booking</w:t>
+        <w:t xml:space="preserve">over</w:t>
       </w:r>
       <w:r>
         <w:t xml:space="preserve"> </w:t>
       </w:r>
       <m:oMath>
         <m:r>
-          <m:rPr>
-            <m:sty m:val="p"/>
-          </m:rPr>
-          <m:t>⋈</m:t>
+          <m:t>5</m:t>
         </m:r>
       </m:oMath>
       <w:r>
         <w:t xml:space="preserve"> </w:t>
       </w:r>
       <w:r>
-        <w:t xml:space="preserve">Payment) ranks</w:t>
-      </w:r>
-      <w:r>
-        <w:t xml:space="preserve"> </w:t>
-      </w:r>
-      <w:r>
-        <w:t xml:space="preserve">guests by completed payment volume. The highest single-booking spend is a</w:t>
-      </w:r>
-      <w:r>
-        <w:t xml:space="preserve"> </w:t>
-      </w:r>
-      <w:r>
-        <w:t xml:space="preserve">family stay over the New Year peak; the cancellation cluster of</w:t>
-      </w:r>
-      <w:r>
-        <w:t xml:space="preserve"> </w:t>
-      </w:r>
-      <w:r>
-        <w:rPr>
-          <w:b/>
-          <w:bCs/>
-        </w:rPr>
-        <w:t xml:space="preserve">Finding F2</w:t>
-      </w:r>
-      <w:r>
-        <w:t xml:space="preserve"> </w:t>
-      </w:r>
-      <w:r>
-        <w:t xml:space="preserve">is visible immediately upstream as a parallel red ribbon</w:t>
-      </w:r>
-      <w:r>
-        <w:t xml:space="preserve"> </w:t>
-      </w:r>
-      <w:r>
-        <w:t xml:space="preserve">in Figure </w:t>
-      </w:r>
-      <w:hyperlink w:anchor="fig:sankey">
+        <w:t xml:space="preserve">tasks. Staff 3 (Maria Gonzalez, Supervisor) achieves</w:t>
+      </w:r>
+      <w:r>
+        <w:t xml:space="preserve"> </w:t>
+      </w:r>
+      <w:r>
+        <w:t xml:space="preserve">a higher mean of</w:t>
+      </w:r>
+      <w:r>
+        <w:t xml:space="preserve"> </w:t>
+      </w:r>
+      <m:oMath>
+        <m:r>
+          <m:t>9.65</m:t>
+        </m:r>
+      </m:oMath>
+      <w:r>
+        <w:t xml:space="preserve"> </w:t>
+      </w:r>
+      <w:r>
+        <w:t xml:space="preserve">but on only</w:t>
+      </w:r>
+      <w:r>
+        <w:t xml:space="preserve"> </w:t>
+      </w:r>
+      <m:oMath>
+        <m:r>
+          <m:t>2</m:t>
+        </m:r>
+      </m:oMath>
+      <w:r>
+        <w:t xml:space="preserve"> </w:t>
+      </w:r>
+      <w:r>
+        <w:t xml:space="preserve">cleaning tasks – a case where</w:t>
+      </w:r>
+      <w:r>
+        <w:t xml:space="preserve"> </w:t>
+      </w:r>
+      <w:r>
+        <w:rPr>
+          <w:rStyle w:val="VerbatimChar"/>
+        </w:rPr>
+        <w:t xml:space="preserve">HAVING</w:t>
+      </w:r>
+      <w:r>
+        <w:t xml:space="preserve"> </w:t>
+      </w:r>
+      <w:r>
+        <w:t xml:space="preserve">correctly guards against statistically thin averages.</w:t>
+      </w:r>
+      <w:r>
+        <w:t xml:space="preserve"> </w:t>
+      </w:r>
+      <w:r>
+        <w:t xml:space="preserve">Figure </w:t>
+      </w:r>
+      <w:hyperlink w:anchor="fig:raincloud">
         <w:r>
           <w:rPr>
             <w:rStyle w:val="Hyperlink"/>
@@ -3916,28 +3244,13 @@
         </w:r>
       </w:hyperlink>
       <w:r>
-        <w:t xml:space="preserve">, which traces every booking from its guest’s</w:t>
-      </w:r>
-      <w:r>
-        <w:t xml:space="preserve"> </w:t>
-      </w:r>
-      <w:r>
-        <w:t xml:space="preserve">loyalty tier all the way to outcome. Ribbon thickness encodes booking count</w:t>
-      </w:r>
-      <w:r>
-        <w:t xml:space="preserve"> </w:t>
-      </w:r>
-      <w:r>
-        <w:t xml:space="preserve">and shows the disproportionate share of repeat business held by the top two</w:t>
-      </w:r>
-      <w:r>
-        <w:t xml:space="preserve"> </w:t>
-      </w:r>
-      <w:r>
-        <w:t xml:space="preserve">tiers.</w:t>
-      </w:r>
-    </w:p>
-    <w:bookmarkStart w:id="41" w:name="fig:sankey"/>
+        <w:t xml:space="preserve"> </w:t>
+      </w:r>
+      <w:r>
+        <w:t xml:space="preserve">shows the full distribution.</w:t>
+      </w:r>
+    </w:p>
+    <w:bookmarkStart w:id="37" w:name="fig:raincloud"/>
     <w:p>
       <w:pPr>
         <w:pStyle w:val="CaptionedFigure"/>
@@ -3945,20 +3258,20 @@
       <w:r>
         <w:drawing>
           <wp:inline>
-            <wp:extent cx="5067300" cy="2958547"/>
+            <wp:extent cx="4373880" cy="2320834"/>
             <wp:effectExtent b="0" l="0" r="0" t="0"/>
-            <wp:docPr descr="" title="" id="39" name="Picture"/>
+            <wp:docPr descr="" title="" id="35" name="Picture"/>
             <a:graphic>
               <a:graphicData uri="http://schemas.openxmlformats.org/drawingml/2006/picture">
                 <pic:pic>
                   <pic:nvPicPr>
-                    <pic:cNvPr descr="fig3_sankey_loyalty_flow.pdf" id="40" name="Picture"/>
+                    <pic:cNvPr descr="fig5_raincloud_quality.pdf" id="36" name="Picture"/>
                     <pic:cNvPicPr>
                       <a:picLocks noChangeArrowheads="1" noChangeAspect="1"/>
                     </pic:cNvPicPr>
                   </pic:nvPicPr>
                   <pic:blipFill>
-                    <a:blip r:embed="rId38"/>
+                    <a:blip r:embed="rId34"/>
                     <a:stretch>
                       <a:fillRect/>
                     </a:stretch>
@@ -3966,7 +3279,7 @@
                   <pic:spPr bwMode="auto">
                     <a:xfrm>
                       <a:off x="0" y="0"/>
-                      <a:ext cx="5067300" cy="2958547"/>
+                      <a:ext cx="4373880" cy="2320834"/>
                     </a:xfrm>
                     <a:prstGeom prst="rect">
                       <a:avLst/>
@@ -3990,33 +3303,25 @@
         <w:pStyle w:val="ImageCaption"/>
       </w:pPr>
       <w:r>
-        <w:t xml:space="preserve">Sankey flow: loyalty tier</w:t>
-      </w:r>
-      <w:r>
-        <w:t xml:space="preserve"> </w:t>
-      </w:r>
-      <m:oMath>
-        <m:r>
-          <m:rPr>
-            <m:sty m:val="p"/>
-          </m:rPr>
-          <m:t>→</m:t>
-        </m:r>
-      </m:oMath>
-      <w:r>
-        <w:t xml:space="preserve"> </w:t>
-      </w:r>
-      <w:r>
-        <w:t xml:space="preserve">booking status. The red Cancelled branch corresponds to the refunded payments returned by Q10; its narrowness understates the revenue impact ($2</w:t>
-      </w:r>
-      <w:r>
-        <w:t xml:space="preserve">,</w:t>
-      </w:r>
-      <w:r>
-        <w:t xml:space="preserve">480 lost) because the cancellations concentrate on premium inventory.</w:t>
-      </w:r>
-    </w:p>
-    <w:bookmarkEnd w:id="41"/>
+        <w:t xml:space="preserve">Raincloud plot of</w:t>
+      </w:r>
+      <w:r>
+        <w:t xml:space="preserve"> </w:t>
+      </w:r>
+      <w:r>
+        <w:rPr>
+          <w:rStyle w:val="VerbatimChar"/>
+        </w:rPr>
+        <w:t xml:space="preserve">Task_Log.Quality_Score</w:t>
+      </w:r>
+      <w:r>
+        <w:t xml:space="preserve"> </w:t>
+      </w:r>
+      <w:r>
+        <w:t xml:space="preserve">by department. The Housekeeping cloud is denser and skews to 9+, while Maintenance shows a wider, lower distribution – a candidate signal for staff training and KPI targeting.</w:t>
+      </w:r>
+    </w:p>
+    <w:bookmarkEnd w:id="37"/>
     <w:p>
       <w:pPr>
         <w:pStyle w:val="BodyText"/>
@@ -4290,13 +3595,7 @@
               <w:jc w:val="right"/>
             </w:pPr>
             <w:r>
-              <w:t xml:space="preserve">1</w:t>
-            </w:r>
-            <w:r>
-              <w:t xml:space="preserve">,</w:t>
-            </w:r>
-            <w:r>
-              <w:t xml:space="preserve">775.00</w:t>
+              <w:t xml:space="preserve">1 775.00</w:t>
             </w:r>
           </w:p>
         </w:tc>
@@ -4444,13 +3743,7 @@
               <w:jc w:val="right"/>
             </w:pPr>
             <w:r>
-              <w:t xml:space="preserve">2</w:t>
-            </w:r>
-            <w:r>
-              <w:t xml:space="preserve">,</w:t>
-            </w:r>
-            <w:r>
-              <w:t xml:space="preserve">016.00</w:t>
+              <w:t xml:space="preserve">2 016.00</w:t>
             </w:r>
           </w:p>
         </w:tc>
@@ -4468,462 +3761,18 @@
         </w:tc>
       </w:tr>
     </w:tbl>
-    <w:bookmarkEnd w:id="42"/>
-    <w:bookmarkStart w:id="59" w:name="Xfc438dbe883c1834a92ed9f4afb2e4efb0ee51f"/>
-    <w:p>
-      <w:pPr>
-        <w:pStyle w:val="Heading2"/>
-      </w:pPr>
-      <w:r>
-        <w:t xml:space="preserve">Operational findings: quality, payments and value distribution</w:t>
-      </w:r>
-    </w:p>
-    <w:p>
-      <w:pPr>
-        <w:pStyle w:val="FirstParagraph"/>
-      </w:pPr>
-      <w:r>
-        <w:t xml:space="preserve">The operational tier surfaces two further findings.</w:t>
-      </w:r>
-      <w:r>
-        <w:t xml:space="preserve"> </w:t>
-      </w:r>
-      <w:r>
-        <w:rPr>
-          <w:b/>
-          <w:bCs/>
-        </w:rPr>
-        <w:t xml:space="preserve">Finding F4</w:t>
-      </w:r>
-      <w:r>
-        <w:t xml:space="preserve"> </w:t>
-      </w:r>
-      <w:r>
-        <w:t xml:space="preserve">– the</w:t>
-      </w:r>
-      <w:r>
-        <w:t xml:space="preserve"> </w:t>
-      </w:r>
-      <w:r>
-        <w:t xml:space="preserve">Housekeeping vs Maintenance gap – emerges directly from Q6/Q8: Housekeeping</w:t>
-      </w:r>
-      <w:r>
-        <w:t xml:space="preserve"> </w:t>
-      </w:r>
-      <w:r>
-        <w:t xml:space="preserve">clears 12 completed tasks at 8.71/10 quality and 53.8 min/task, against</w:t>
-      </w:r>
-      <w:r>
-        <w:t xml:space="preserve"> </w:t>
-      </w:r>
-      <w:r>
-        <w:t xml:space="preserve">Maintenance’s 2 completed tasks at 7.25/10 quality and 85.0 min/task. The</w:t>
-      </w:r>
-      <w:r>
-        <w:t xml:space="preserve"> </w:t>
-      </w:r>
-      <w:r>
-        <w:t xml:space="preserve">1.46-point quality delta is reinforced by an unresolved AC ticket on Room 301,</w:t>
-      </w:r>
-      <w:r>
-        <w:t xml:space="preserve"> </w:t>
-      </w:r>
-      <w:r>
-        <w:t xml:space="preserve">which has been open since 10 Jan – a single-technician bottleneck.</w:t>
-      </w:r>
-      <w:r>
-        <w:t xml:space="preserve"> </w:t>
-      </w:r>
-      <w:r>
-        <w:t xml:space="preserve">Figure </w:t>
-      </w:r>
-      <w:hyperlink w:anchor="fig:raincloud">
-        <w:r>
-          <w:rPr>
-            <w:rStyle w:val="Hyperlink"/>
-          </w:rPr>
-          <w:t xml:space="preserve">6</w:t>
-        </w:r>
-      </w:hyperlink>
-      <w:r>
-        <w:t xml:space="preserve"> </w:t>
-      </w:r>
-      <w:r>
-        <w:t xml:space="preserve">shows the full per-department distribution, and</w:t>
-      </w:r>
-      <w:r>
-        <w:t xml:space="preserve"> </w:t>
-      </w:r>
-      <w:r>
-        <w:t xml:space="preserve">Figure </w:t>
-      </w:r>
-      <w:hyperlink w:anchor="fig:radar">
-        <w:r>
-          <w:rPr>
-            <w:rStyle w:val="Hyperlink"/>
-          </w:rPr>
-          <w:t xml:space="preserve">7</w:t>
-        </w:r>
-      </w:hyperlink>
-      <w:r>
-        <w:t xml:space="preserve"> </w:t>
-      </w:r>
-      <w:r>
-        <w:t xml:space="preserve">normalises six departmental KPIs onto a comparable</w:t>
-      </w:r>
-      <w:r>
-        <w:t xml:space="preserve"> </w:t>
-      </w:r>
-      <w:r>
-        <w:t xml:space="preserve">0–1 axis so that the same gap is visible across multiple metrics at once.</w:t>
-      </w:r>
-    </w:p>
-    <w:bookmarkStart w:id="46" w:name="fig:raincloud"/>
-    <w:p>
-      <w:pPr>
-        <w:pStyle w:val="CaptionedFigure"/>
-      </w:pPr>
-      <w:r>
-        <w:drawing>
-          <wp:inline>
-            <wp:extent cx="3733800" cy="2461294"/>
-            <wp:effectExtent b="0" l="0" r="0" t="0"/>
-            <wp:docPr descr="" title="" id="44" name="Picture"/>
-            <a:graphic>
-              <a:graphicData uri="http://schemas.openxmlformats.org/drawingml/2006/picture">
-                <pic:pic>
-                  <pic:nvPicPr>
-                    <pic:cNvPr descr="fig5_raincloud_quality.pdf" id="45" name="Picture"/>
-                    <pic:cNvPicPr>
-                      <a:picLocks noChangeArrowheads="1" noChangeAspect="1"/>
-                    </pic:cNvPicPr>
-                  </pic:nvPicPr>
-                  <pic:blipFill>
-                    <a:blip r:embed="rId43"/>
-                    <a:stretch>
-                      <a:fillRect/>
-                    </a:stretch>
-                  </pic:blipFill>
-                  <pic:spPr bwMode="auto">
-                    <a:xfrm>
-                      <a:off x="0" y="0"/>
-                      <a:ext cx="3733800" cy="2461294"/>
-                    </a:xfrm>
-                    <a:prstGeom prst="rect">
-                      <a:avLst/>
-                    </a:prstGeom>
-                    <a:noFill/>
-                    <a:ln w="9525">
-                      <a:noFill/>
-                      <a:headEnd/>
-                      <a:tailEnd/>
-                    </a:ln>
-                  </pic:spPr>
-                </pic:pic>
-              </a:graphicData>
-            </a:graphic>
-          </wp:inline>
-        </w:drawing>
-      </w:r>
-    </w:p>
-    <w:p>
-      <w:pPr>
-        <w:pStyle w:val="ImageCaption"/>
-      </w:pPr>
-      <w:r>
-        <w:t xml:space="preserve">Raincloud plot of</w:t>
-      </w:r>
-      <w:r>
-        <w:t xml:space="preserve"> </w:t>
-      </w:r>
-      <w:r>
-        <w:rPr>
-          <w:rStyle w:val="VerbatimChar"/>
-        </w:rPr>
-        <w:t xml:space="preserve">Task_Log.Quality_Score</w:t>
-      </w:r>
-      <w:r>
-        <w:t xml:space="preserve"> </w:t>
-      </w:r>
-      <w:r>
-        <w:t xml:space="preserve">by department. The Housekeeping cloud is denser and skews to 9+; Maintenance shows a wider, lower distribution – a candidate signal for staff training and a hiring case for a second technician.</w:t>
-      </w:r>
-    </w:p>
-    <w:bookmarkEnd w:id="46"/>
-    <w:bookmarkStart w:id="50" w:name="fig:radar"/>
-    <w:p>
-      <w:pPr>
-        <w:pStyle w:val="CaptionedFigure"/>
-      </w:pPr>
-      <w:r>
-        <w:drawing>
-          <wp:inline>
-            <wp:extent cx="2933700" cy="2611623"/>
-            <wp:effectExtent b="0" l="0" r="0" t="0"/>
-            <wp:docPr descr="" title="" id="48" name="Picture"/>
-            <a:graphic>
-              <a:graphicData uri="http://schemas.openxmlformats.org/drawingml/2006/picture">
-                <pic:pic>
-                  <pic:nvPicPr>
-                    <pic:cNvPr descr="fig10_radar_dept_kpi.pdf" id="49" name="Picture"/>
-                    <pic:cNvPicPr>
-                      <a:picLocks noChangeArrowheads="1" noChangeAspect="1"/>
-                    </pic:cNvPicPr>
-                  </pic:nvPicPr>
-                  <pic:blipFill>
-                    <a:blip r:embed="rId47"/>
-                    <a:stretch>
-                      <a:fillRect/>
-                    </a:stretch>
-                  </pic:blipFill>
-                  <pic:spPr bwMode="auto">
-                    <a:xfrm>
-                      <a:off x="0" y="0"/>
-                      <a:ext cx="2933700" cy="2611623"/>
-                    </a:xfrm>
-                    <a:prstGeom prst="rect">
-                      <a:avLst/>
-                    </a:prstGeom>
-                    <a:noFill/>
-                    <a:ln w="9525">
-                      <a:noFill/>
-                      <a:headEnd/>
-                      <a:tailEnd/>
-                    </a:ln>
-                  </pic:spPr>
-                </pic:pic>
-              </a:graphicData>
-            </a:graphic>
-          </wp:inline>
-        </w:drawing>
-      </w:r>
-    </w:p>
-    <w:p>
-      <w:pPr>
-        <w:pStyle w:val="ImageCaption"/>
-      </w:pPr>
-      <w:r>
-        <w:t xml:space="preserve">Departmental KPI radar (normalised). Housekeeping leads on Quality and Throughput while Maintenance carries the longest mean Duration – the same signal Q6/Q8 emit numerically.</w:t>
-      </w:r>
-    </w:p>
-    <w:bookmarkEnd w:id="50"/>
     <w:p>
       <w:pPr>
         <w:pStyle w:val="BodyText"/>
       </w:pPr>
       <w:r>
-        <w:rPr>
-          <w:b/>
-          <w:bCs/>
-        </w:rPr>
-        <w:t xml:space="preserve">Finding F5</w:t>
-      </w:r>
-      <w:r>
-        <w:t xml:space="preserve"> </w:t>
-      </w:r>
-      <w:r>
-        <w:t xml:space="preserve">is made plain by Figure </w:t>
-      </w:r>
-      <w:hyperlink w:anchor="fig:payments">
-        <w:r>
-          <w:rPr>
-            <w:rStyle w:val="Hyperlink"/>
-          </w:rPr>
-          <w:t xml:space="preserve">8</w:t>
-        </w:r>
-      </w:hyperlink>
-      <w:r>
-        <w:t xml:space="preserve">: 87.6% of</w:t>
-      </w:r>
-      <w:r>
-        <w:t xml:space="preserve"> </w:t>
-      </w:r>
-      <w:r>
-        <w:t xml:space="preserve">payment volume is Completed, 8.1% Refunded and 4.2% Pending, while</w:t>
-      </w:r>
-      <w:r>
-        <w:t xml:space="preserve"> </w:t>
-      </w:r>
-      <w:r>
-        <w:t xml:space="preserve">Credit-Card transactions dominate the premium right tail (ARPU $1</w:t>
-      </w:r>
-      <w:r>
-        <w:t xml:space="preserve">,</w:t>
-      </w:r>
-      <w:r>
-        <w:t xml:space="preserve">264 vs</w:t>
-      </w:r>
-      <w:r>
-        <w:t xml:space="preserve"> </w:t>
-      </w:r>
-      <w:r>
-        <w:t xml:space="preserve">Cash $136). The CDF in Figure </w:t>
-      </w:r>
-      <w:hyperlink w:anchor="fig:cdf">
-        <w:r>
-          <w:rPr>
-            <w:rStyle w:val="Hyperlink"/>
-          </w:rPr>
-          <w:t xml:space="preserve">9</w:t>
-        </w:r>
-      </w:hyperlink>
-      <w:r>
-        <w:t xml:space="preserve"> </w:t>
-      </w:r>
-      <w:r>
-        <w:t xml:space="preserve">closes the loop: roughly 60%</w:t>
-      </w:r>
-      <w:r>
-        <w:t xml:space="preserve"> </w:t>
-      </w:r>
-      <w:r>
-        <w:t xml:space="preserve">of bookings fall under $500, but the top 20% of bookings absorb the bulk</w:t>
-      </w:r>
-      <w:r>
-        <w:t xml:space="preserve"> </w:t>
-      </w:r>
-      <w:r>
-        <w:t xml:space="preserve">of payment volume – exactly the cohort most exposed when card rails fail.</w:t>
-      </w:r>
-    </w:p>
-    <w:bookmarkStart w:id="54" w:name="fig:payments"/>
-    <w:p>
-      <w:pPr>
-        <w:pStyle w:val="CaptionedFigure"/>
-      </w:pPr>
-      <w:r>
-        <w:drawing>
-          <wp:inline>
-            <wp:extent cx="4160520" cy="2499883"/>
-            <wp:effectExtent b="0" l="0" r="0" t="0"/>
-            <wp:docPr descr="" title="" id="52" name="Picture"/>
-            <a:graphic>
-              <a:graphicData uri="http://schemas.openxmlformats.org/drawingml/2006/picture">
-                <pic:pic>
-                  <pic:nvPicPr>
-                    <pic:cNvPr descr="fig9_stacked_bar_payments.pdf" id="53" name="Picture"/>
-                    <pic:cNvPicPr>
-                      <a:picLocks noChangeArrowheads="1" noChangeAspect="1"/>
-                    </pic:cNvPicPr>
-                  </pic:nvPicPr>
-                  <pic:blipFill>
-                    <a:blip r:embed="rId51"/>
-                    <a:stretch>
-                      <a:fillRect/>
-                    </a:stretch>
-                  </pic:blipFill>
-                  <pic:spPr bwMode="auto">
-                    <a:xfrm>
-                      <a:off x="0" y="0"/>
-                      <a:ext cx="4160520" cy="2499883"/>
-                    </a:xfrm>
-                    <a:prstGeom prst="rect">
-                      <a:avLst/>
-                    </a:prstGeom>
-                    <a:noFill/>
-                    <a:ln w="9525">
-                      <a:noFill/>
-                      <a:headEnd/>
-                      <a:tailEnd/>
-                    </a:ln>
-                  </pic:spPr>
-                </pic:pic>
-              </a:graphicData>
-            </a:graphic>
-          </wp:inline>
-        </w:drawing>
-      </w:r>
-    </w:p>
-    <w:p>
-      <w:pPr>
-        <w:pStyle w:val="ImageCaption"/>
-      </w:pPr>
-      <w:r>
-        <w:t xml:space="preserve">Stacked breakdown of payment volume by status and method (Q7/Q9). 12.37% of finalised revenue sits in Pending or Refunded states; Credit-Card dominates the premium right tail.</w:t>
-      </w:r>
-    </w:p>
-    <w:bookmarkEnd w:id="54"/>
-    <w:bookmarkStart w:id="58" w:name="fig:cdf"/>
-    <w:p>
-      <w:pPr>
-        <w:pStyle w:val="CaptionedFigure"/>
-      </w:pPr>
-      <w:r>
-        <w:drawing>
-          <wp:inline>
-            <wp:extent cx="3467100" cy="2453516"/>
-            <wp:effectExtent b="0" l="0" r="0" t="0"/>
-            <wp:docPr descr="" title="" id="56" name="Picture"/>
-            <a:graphic>
-              <a:graphicData uri="http://schemas.openxmlformats.org/drawingml/2006/picture">
-                <pic:pic>
-                  <pic:nvPicPr>
-                    <pic:cNvPr descr="fig11_cdf_booking_value.pdf" id="57" name="Picture"/>
-                    <pic:cNvPicPr>
-                      <a:picLocks noChangeArrowheads="1" noChangeAspect="1"/>
-                    </pic:cNvPicPr>
-                  </pic:nvPicPr>
-                  <pic:blipFill>
-                    <a:blip r:embed="rId55"/>
-                    <a:stretch>
-                      <a:fillRect/>
-                    </a:stretch>
-                  </pic:blipFill>
-                  <pic:spPr bwMode="auto">
-                    <a:xfrm>
-                      <a:off x="0" y="0"/>
-                      <a:ext cx="3467100" cy="2453516"/>
-                    </a:xfrm>
-                    <a:prstGeom prst="rect">
-                      <a:avLst/>
-                    </a:prstGeom>
-                    <a:noFill/>
-                    <a:ln w="9525">
-                      <a:noFill/>
-                      <a:headEnd/>
-                      <a:tailEnd/>
-                    </a:ln>
-                  </pic:spPr>
-                </pic:pic>
-              </a:graphicData>
-            </a:graphic>
-          </wp:inline>
-        </w:drawing>
-      </w:r>
-    </w:p>
-    <w:p>
-      <w:pPr>
-        <w:pStyle w:val="ImageCaption"/>
-      </w:pPr>
-      <w:r>
-        <w:t xml:space="preserve">Empirical CDF of completed booking value. The flat tail above $1</w:t>
-      </w:r>
-      <w:r>
-        <w:t xml:space="preserve">,</w:t>
-      </w:r>
-      <w:r>
-        <w:t xml:space="preserve">500 is where revenue concentration meets cancellation risk – the structural reason Finding F2’s $2</w:t>
-      </w:r>
-      <w:r>
-        <w:t xml:space="preserve">,</w:t>
-      </w:r>
-      <w:r>
-        <w:t xml:space="preserve">480 loss matters.</w:t>
-      </w:r>
-    </w:p>
-    <w:bookmarkEnd w:id="58"/>
-    <w:p>
-      <w:pPr>
-        <w:pStyle w:val="BodyText"/>
-      </w:pPr>
-      <w:r>
-        <w:t xml:space="preserve">The remaining queries close the loop: Q2 occupancy (Deluxe Suite first); Q3</w:t>
-      </w:r>
-      <w:r>
-        <w:t xml:space="preserve"> </w:t>
-      </w:r>
-      <w:r>
-        <w:t xml:space="preserve">pricing impact (5 rows matched Christmas</w:t>
+        <w:t xml:space="preserve">The remaining queries deliver: Q2 occupancy (Deluxe Suite first); Q3 pricing</w:t>
+      </w:r>
+      <w:r>
+        <w:t xml:space="preserve"> </w:t>
+      </w:r>
+      <w:r>
+        <w:t xml:space="preserve">impact (5 rows matched the Christmas window with</w:t>
       </w:r>
       <w:r>
         <w:t xml:space="preserve"> </w:t>
@@ -4946,72 +3795,23 @@
         </m:r>
       </m:oMath>
       <w:r>
-        <w:t xml:space="preserve">, mirroring</w:t>
-      </w:r>
-      <w:r>
-        <w:t xml:space="preserve"> </w:t>
-      </w:r>
-      <w:r>
-        <w:rPr>
-          <w:b/>
-          <w:bCs/>
-        </w:rPr>
-        <w:t xml:space="preserve">F3</w:t>
-      </w:r>
-      <w:r>
-        <w:t xml:space="preserve">’s</w:t>
-      </w:r>
-      <w:r>
-        <w:t xml:space="preserve"> </w:t>
-      </w:r>
-      <m:oMath>
-        <m:r>
-          <m:rPr>
-            <m:sty m:val="p"/>
-          </m:rPr>
-          <m:t>+</m:t>
-        </m:r>
-        <m:r>
-          <m:t>2.20</m:t>
-        </m:r>
-        <m:r>
-          <m:rPr>
-            <m:sty m:val="p"/>
-          </m:rPr>
-          <m:t>%</m:t>
-        </m:r>
-      </m:oMath>
-      <w:r>
-        <w:t xml:space="preserve"> </w:t>
-      </w:r>
-      <w:r>
-        <w:t xml:space="preserve">net premium); Q9 dashboard view (18 rows); Q10 cancellation watch</w:t>
-      </w:r>
-      <w:r>
-        <w:t xml:space="preserve"> </w:t>
-      </w:r>
-      <w:r>
-        <w:t xml:space="preserve">(Jan 2026 flagged</w:t>
-      </w:r>
-      <w:r>
-        <w:t xml:space="preserve"> </w:t>
-      </w:r>
-      <w:r>
-        <w:rPr>
-          <w:smallCaps/>
-        </w:rPr>
-        <w:t xml:space="preserve">Critical</w:t>
-      </w:r>
-      <w:r>
-        <w:t xml:space="preserve"> </w:t>
-      </w:r>
-      <w:r>
-        <w:t xml:space="preserve">at 50%); Q12 overlap audit (0 conflicts).</w:t>
-      </w:r>
-    </w:p>
-    <w:bookmarkEnd w:id="59"/>
-    <w:bookmarkEnd w:id="60"/>
-    <w:bookmarkStart w:id="69" w:name="innovation-database-driven-pricing-agent"/>
+        <w:t xml:space="preserve">); Q9 dashboard view</w:t>
+      </w:r>
+      <w:r>
+        <w:t xml:space="preserve"> </w:t>
+      </w:r>
+      <w:r>
+        <w:t xml:space="preserve">(18 rows); Q12 overlap detection (0 conflicts – application-layer guard</w:t>
+      </w:r>
+      <w:r>
+        <w:t xml:space="preserve"> </w:t>
+      </w:r>
+      <w:r>
+        <w:t xml:space="preserve">intact).</w:t>
+      </w:r>
+    </w:p>
+    <w:bookmarkEnd w:id="38"/>
+    <w:bookmarkStart w:id="47" w:name="innovation-database-driven-pricing-agent"/>
     <w:p>
       <w:pPr>
         <w:pStyle w:val="Heading1"/>
@@ -5047,7 +3847,7 @@
         <w:t xml:space="preserve"> </w:t>
       </w:r>
       <w:r>
-        <w:t xml:space="preserve">database in real time. For a target date and room type the agent reads the</w:t>
+        <w:t xml:space="preserve">database in real time. For a target date and room type, it reads the</w:t>
       </w:r>
       <w:r>
         <w:t xml:space="preserve"> </w:t>
@@ -5298,146 +4098,20 @@
           <w:rPr>
             <w:rStyle w:val="Hyperlink"/>
           </w:rPr>
-          <w:t xml:space="preserve">10</w:t>
+          <w:t xml:space="preserve">6</w:t>
         </w:r>
       </w:hyperlink>
       <w:r>
         <w:t xml:space="preserve"> </w:t>
       </w:r>
       <w:r>
-        <w:t xml:space="preserve">summarises the four rules currently loaded.</w:t>
-      </w:r>
-      <w:r>
-        <w:t xml:space="preserve"> </w:t>
-      </w:r>
-      <w:r>
-        <w:rPr>
-          <w:b/>
-          <w:bCs/>
-        </w:rPr>
-        <w:t xml:space="preserve">Finding F3</w:t>
-      </w:r>
-      <w:r>
-        <w:t xml:space="preserve"> </w:t>
-      </w:r>
-      <w:r>
-        <w:t xml:space="preserve">bears directly on this design: aggregating actual versus</w:t>
-      </w:r>
-      <w:r>
-        <w:t xml:space="preserve"> </w:t>
-      </w:r>
-      <w:r>
-        <w:t xml:space="preserve">base rate across non-cancelled details shows only a +2.20% net premium,</w:t>
-      </w:r>
-      <w:r>
-        <w:t xml:space="preserve"> </w:t>
-      </w:r>
-      <w:r>
-        <w:t xml:space="preserve">because the weekday discount (-$1</w:t>
-      </w:r>
-      <w:r>
-        <w:t xml:space="preserve">,</w:t>
-      </w:r>
-      <w:r>
-        <w:t xml:space="preserve">230 across 12 details) almost cancels</w:t>
-      </w:r>
-      <w:r>
-        <w:t xml:space="preserve"> </w:t>
-      </w:r>
-      <w:r>
-        <w:t xml:space="preserve">the Christmas surcharge (+$1</w:t>
-      </w:r>
-      <w:r>
-        <w:t xml:space="preserve">,</w:t>
-      </w:r>
-      <w:r>
-        <w:t xml:space="preserve">496 across 3 details). The remedy is a</w:t>
-      </w:r>
-      <w:r>
-        <w:t xml:space="preserve"> </w:t>
-      </w:r>
-      <w:r>
-        <w:t xml:space="preserve">structural one – shorten the 5-month weekday window or tighten its</w:t>
-      </w:r>
-      <w:r>
-        <w:t xml:space="preserve"> </w:t>
-      </w:r>
-      <w:r>
-        <w:t xml:space="preserve">eligibility – and because the rule lives in a row, not in code, that remedy</w:t>
-      </w:r>
-      <w:r>
-        <w:t xml:space="preserve"> </w:t>
-      </w:r>
-      <w:r>
-        <w:t xml:space="preserve">is a single</w:t>
-      </w:r>
-      <w:r>
-        <w:t xml:space="preserve"> </w:t>
-      </w:r>
-      <w:r>
-        <w:rPr>
-          <w:rStyle w:val="VerbatimChar"/>
-        </w:rPr>
-        <w:t xml:space="preserve">UPDATE</w:t>
-      </w:r>
-      <w:r>
-        <w:t xml:space="preserve">.</w:t>
-      </w:r>
-    </w:p>
-    <w:bookmarkStart w:id="64" w:name="fig:lollipop"/>
-    <w:p>
-      <w:pPr>
-        <w:pStyle w:val="CaptionedFigure"/>
-      </w:pPr>
-      <w:r>
-        <w:drawing>
-          <wp:inline>
-            <wp:extent cx="3840480" cy="2146392"/>
-            <wp:effectExtent b="0" l="0" r="0" t="0"/>
-            <wp:docPr descr="" title="" id="62" name="Picture"/>
-            <a:graphic>
-              <a:graphicData uri="http://schemas.openxmlformats.org/drawingml/2006/picture">
-                <pic:pic>
-                  <pic:nvPicPr>
-                    <pic:cNvPr descr="fig6_lollipop_pricing.pdf" id="63" name="Picture"/>
-                    <pic:cNvPicPr>
-                      <a:picLocks noChangeArrowheads="1" noChangeAspect="1"/>
-                    </pic:cNvPicPr>
-                  </pic:nvPicPr>
-                  <pic:blipFill>
-                    <a:blip r:embed="rId61"/>
-                    <a:stretch>
-                      <a:fillRect/>
-                    </a:stretch>
-                  </pic:blipFill>
-                  <pic:spPr bwMode="auto">
-                    <a:xfrm>
-                      <a:off x="0" y="0"/>
-                      <a:ext cx="3840480" cy="2146392"/>
-                    </a:xfrm>
-                    <a:prstGeom prst="rect">
-                      <a:avLst/>
-                    </a:prstGeom>
-                    <a:noFill/>
-                    <a:ln w="9525">
-                      <a:noFill/>
-                      <a:headEnd/>
-                      <a:tailEnd/>
-                    </a:ln>
-                  </pic:spPr>
-                </pic:pic>
-              </a:graphicData>
-            </a:graphic>
-          </wp:inline>
-        </w:drawing>
-      </w:r>
-    </w:p>
-    <w:p>
-      <w:pPr>
-        <w:pStyle w:val="ImageCaption"/>
-      </w:pPr>
-      <w:r>
-        <w:t xml:space="preserve">The four dynamic-pricing rules currently loaded. Christmas/NY drives the strongest surge (</w:t>
+        <w:t xml:space="preserve">summarises the four rules currently loaded. The</w:t>
+      </w:r>
+      <w:r>
+        <w:t xml:space="preserve"> </w:t>
+      </w:r>
+      <w:r>
+        <w:t xml:space="preserve">Christmas surge (</w:t>
       </w:r>
       <m:oMath>
         <m:r>
@@ -5457,7 +4131,13 @@
         </m:r>
       </m:oMath>
       <w:r>
-        <w:t xml:space="preserve">); the weekday discount (</w:t>
+        <w:t xml:space="preserve">) is the strongest single lever; the year-round</w:t>
+      </w:r>
+      <w:r>
+        <w:t xml:space="preserve"> </w:t>
+      </w:r>
+      <w:r>
+        <w:t xml:space="preserve">weekday discount (</w:t>
       </w:r>
       <m:oMath>
         <m:r>
@@ -5477,60 +4157,10 @@
         </m:r>
       </m:oMath>
       <w:r>
-        <w:t xml:space="preserve">) is wide enough to nearly neutralise the seasonal upside.</w:t>
-      </w:r>
-    </w:p>
-    <w:bookmarkEnd w:id="64"/>
-    <w:p>
-      <w:pPr>
-        <w:pStyle w:val="BodyText"/>
-      </w:pPr>
-      <w:r>
-        <w:t xml:space="preserve">Figure </w:t>
-      </w:r>
-      <w:hyperlink w:anchor="fig:agentflow">
-        <w:r>
-          <w:rPr>
-            <w:rStyle w:val="Hyperlink"/>
-          </w:rPr>
-          <w:t xml:space="preserve">11</w:t>
-        </w:r>
-      </w:hyperlink>
-      <w:r>
-        <w:t xml:space="preserve"> </w:t>
-      </w:r>
-      <w:r>
-        <w:t xml:space="preserve">traces the agent’s decision flow through the</w:t>
-      </w:r>
-      <w:r>
-        <w:t xml:space="preserve"> </w:t>
-      </w:r>
-      <w:r>
-        <w:t xml:space="preserve">database. The agent’s intelligence lives in the data layer: changing a row in</w:t>
-      </w:r>
-      <w:r>
-        <w:t xml:space="preserve"> </w:t>
-      </w:r>
-      <w:r>
-        <w:rPr>
-          <w:smallCaps/>
-        </w:rPr>
-        <w:t xml:space="preserve">Dynamic_Pricing_Rule</w:t>
-      </w:r>
-      <w:r>
-        <w:t xml:space="preserve"> </w:t>
-      </w:r>
-      <w:r>
-        <w:t xml:space="preserve">immediately re-targets pricing without code</w:t>
-      </w:r>
-      <w:r>
-        <w:t xml:space="preserve"> </w:t>
-      </w:r>
-      <w:r>
-        <w:t xml:space="preserve">redeployment – exactly the separation a BCNF schema is built to enable.</w:t>
-      </w:r>
-    </w:p>
-    <w:bookmarkStart w:id="68" w:name="fig:agentflow"/>
+        <w:t xml:space="preserve">) cushions occupancy in low-demand windows.</w:t>
+      </w:r>
+    </w:p>
+    <w:bookmarkStart w:id="42" w:name="fig:lollipop"/>
     <w:p>
       <w:pPr>
         <w:pStyle w:val="CaptionedFigure"/>
@@ -5538,20 +4168,20 @@
       <w:r>
         <w:drawing>
           <wp:inline>
-            <wp:extent cx="4533900" cy="1643216"/>
+            <wp:extent cx="4533900" cy="1944329"/>
             <wp:effectExtent b="0" l="0" r="0" t="0"/>
-            <wp:docPr descr="" title="" id="66" name="Picture"/>
+            <wp:docPr descr="" title="" id="40" name="Picture"/>
             <a:graphic>
               <a:graphicData uri="http://schemas.openxmlformats.org/drawingml/2006/picture">
                 <pic:pic>
                   <pic:nvPicPr>
-                    <pic:cNvPr descr="fig7_agent_flow.pdf" id="67" name="Picture"/>
+                    <pic:cNvPr descr="fig6_lollipop_pricing.pdf" id="41" name="Picture"/>
                     <pic:cNvPicPr>
                       <a:picLocks noChangeArrowheads="1" noChangeAspect="1"/>
                     </pic:cNvPicPr>
                   </pic:nvPicPr>
                   <pic:blipFill>
-                    <a:blip r:embed="rId65"/>
+                    <a:blip r:embed="rId39"/>
                     <a:stretch>
                       <a:fillRect/>
                     </a:stretch>
@@ -5559,7 +4189,7 @@
                   <pic:spPr bwMode="auto">
                     <a:xfrm>
                       <a:off x="0" y="0"/>
-                      <a:ext cx="4533900" cy="1643216"/>
+                      <a:ext cx="4533900" cy="1944329"/>
                     </a:xfrm>
                     <a:prstGeom prst="rect">
                       <a:avLst/>
@@ -5583,12 +4213,170 @@
         <w:pStyle w:val="ImageCaption"/>
       </w:pPr>
       <w:r>
-        <w:t xml:space="preserve">Pricing-Agent decision flow. The agent reads rules and occupancy from the database, computes the final price and returns the recommendation – a closed loop entirely mediated by SQL.</w:t>
-      </w:r>
-    </w:p>
-    <w:bookmarkEnd w:id="68"/>
-    <w:bookmarkEnd w:id="69"/>
-    <w:bookmarkStart w:id="70" w:name="conclusion"/>
+        <w:t xml:space="preserve">Four dynamic-pricing rules. Christmas/NY drives the strongest surge (</w:t>
+      </w:r>
+      <m:oMath>
+        <m:r>
+          <m:rPr>
+            <m:sty m:val="p"/>
+          </m:rPr>
+          <m:t>+</m:t>
+        </m:r>
+        <m:r>
+          <m:t>80</m:t>
+        </m:r>
+        <m:r>
+          <m:rPr>
+            <m:sty m:val="p"/>
+          </m:rPr>
+          <m:t>%</m:t>
+        </m:r>
+      </m:oMath>
+      <w:r>
+        <w:t xml:space="preserve">); the weekday discount (</w:t>
+      </w:r>
+      <m:oMath>
+        <m:r>
+          <m:rPr>
+            <m:sty m:val="p"/>
+          </m:rPr>
+          <m:t>−</m:t>
+        </m:r>
+        <m:r>
+          <m:t>15</m:t>
+        </m:r>
+        <m:r>
+          <m:rPr>
+            <m:sty m:val="p"/>
+          </m:rPr>
+          <m:t>%</m:t>
+        </m:r>
+      </m:oMath>
+      <w:r>
+        <w:t xml:space="preserve">) lifts year-round occupancy.</w:t>
+      </w:r>
+    </w:p>
+    <w:bookmarkEnd w:id="42"/>
+    <w:p>
+      <w:pPr>
+        <w:pStyle w:val="BodyText"/>
+      </w:pPr>
+      <w:r>
+        <w:t xml:space="preserve">Figure </w:t>
+      </w:r>
+      <w:hyperlink w:anchor="fig:agentflow">
+        <w:r>
+          <w:rPr>
+            <w:rStyle w:val="Hyperlink"/>
+          </w:rPr>
+          <w:t xml:space="preserve">7</w:t>
+        </w:r>
+      </w:hyperlink>
+      <w:r>
+        <w:t xml:space="preserve"> </w:t>
+      </w:r>
+      <w:r>
+        <w:t xml:space="preserve">traces the agent’s decision flow through the</w:t>
+      </w:r>
+      <w:r>
+        <w:t xml:space="preserve"> </w:t>
+      </w:r>
+      <w:r>
+        <w:t xml:space="preserve">database. Crucially, the agent’s intelligence lives in the data layer:</w:t>
+      </w:r>
+      <w:r>
+        <w:t xml:space="preserve"> </w:t>
+      </w:r>
+      <w:r>
+        <w:t xml:space="preserve">changing a row in</w:t>
+      </w:r>
+      <w:r>
+        <w:t xml:space="preserve"> </w:t>
+      </w:r>
+      <w:r>
+        <w:rPr>
+          <w:smallCaps/>
+        </w:rPr>
+        <w:t xml:space="preserve">Dynamic_Pricing_Rule</w:t>
+      </w:r>
+      <w:r>
+        <w:t xml:space="preserve"> </w:t>
+      </w:r>
+      <w:r>
+        <w:t xml:space="preserve">immediately re-targets</w:t>
+      </w:r>
+      <w:r>
+        <w:t xml:space="preserve"> </w:t>
+      </w:r>
+      <w:r>
+        <w:t xml:space="preserve">pricing without code redeployment – exactly the separation a 3NF schema is</w:t>
+      </w:r>
+      <w:r>
+        <w:t xml:space="preserve"> </w:t>
+      </w:r>
+      <w:r>
+        <w:t xml:space="preserve">built to enable.</w:t>
+      </w:r>
+    </w:p>
+    <w:bookmarkStart w:id="46" w:name="fig:agentflow"/>
+    <w:p>
+      <w:pPr>
+        <w:pStyle w:val="CaptionedFigure"/>
+      </w:pPr>
+      <w:r>
+        <w:drawing>
+          <wp:inline>
+            <wp:extent cx="5120640" cy="1427063"/>
+            <wp:effectExtent b="0" l="0" r="0" t="0"/>
+            <wp:docPr descr="" title="" id="44" name="Picture"/>
+            <a:graphic>
+              <a:graphicData uri="http://schemas.openxmlformats.org/drawingml/2006/picture">
+                <pic:pic>
+                  <pic:nvPicPr>
+                    <pic:cNvPr descr="fig7_agent_flow.pdf" id="45" name="Picture"/>
+                    <pic:cNvPicPr>
+                      <a:picLocks noChangeArrowheads="1" noChangeAspect="1"/>
+                    </pic:cNvPicPr>
+                  </pic:nvPicPr>
+                  <pic:blipFill>
+                    <a:blip r:embed="rId43"/>
+                    <a:stretch>
+                      <a:fillRect/>
+                    </a:stretch>
+                  </pic:blipFill>
+                  <pic:spPr bwMode="auto">
+                    <a:xfrm>
+                      <a:off x="0" y="0"/>
+                      <a:ext cx="5120640" cy="1427063"/>
+                    </a:xfrm>
+                    <a:prstGeom prst="rect">
+                      <a:avLst/>
+                    </a:prstGeom>
+                    <a:noFill/>
+                    <a:ln w="9525">
+                      <a:noFill/>
+                      <a:headEnd/>
+                      <a:tailEnd/>
+                    </a:ln>
+                  </pic:spPr>
+                </pic:pic>
+              </a:graphicData>
+            </a:graphic>
+          </wp:inline>
+        </w:drawing>
+      </w:r>
+    </w:p>
+    <w:p>
+      <w:pPr>
+        <w:pStyle w:val="ImageCaption"/>
+      </w:pPr>
+      <w:r>
+        <w:t xml:space="preserve">Pricing-Agent decision flow. The agent reads rules and occupancy from the database, computes the final price, and returns the recommendation – a closed loop entirely mediated by SQL.</w:t>
+      </w:r>
+    </w:p>
+    <w:bookmarkEnd w:id="46"/>
+    <w:bookmarkEnd w:id="47"/>
+    <w:bookmarkStart w:id="48" w:name="conclusion"/>
     <w:p>
       <w:pPr>
         <w:pStyle w:val="Heading1"/>
@@ -5602,67 +4390,40 @@
         <w:pStyle w:val="FirstParagraph"/>
       </w:pPr>
       <w:r>
-        <w:t xml:space="preserve">The system satisfies every basic requirement of Scenario 2 and adds five</w:t>
-      </w:r>
-      <w:r>
-        <w:t xml:space="preserve"> </w:t>
-      </w:r>
-      <w:r>
-        <w:t xml:space="preserve">operationally grounded extensions. The schema is normalised to BCNF, exercised</w:t>
-      </w:r>
-      <w:r>
-        <w:t xml:space="preserve"> </w:t>
-      </w:r>
-      <w:r>
-        <w:t xml:space="preserve">by 12 queries that reference all 11 relations, and the sample data is dense</w:t>
-      </w:r>
-      <w:r>
-        <w:t xml:space="preserve"> </w:t>
-      </w:r>
-      <w:r>
-        <w:t xml:space="preserve">enough to surface five managerial findings (ARPU vs. points decoupling, peak</w:t>
-      </w:r>
-      <w:r>
-        <w:t xml:space="preserve"> </w:t>
-      </w:r>
-      <w:r>
-        <w:t xml:space="preserve">cancellation concentration, weekday-discount erosion, departmental quality</w:t>
-      </w:r>
-      <w:r>
-        <w:t xml:space="preserve"> </w:t>
-      </w:r>
-      <w:r>
-        <w:t xml:space="preserve">gap, and at-risk payment volume) without inflating row counts beyond a</w:t>
-      </w:r>
-      <w:r>
-        <w:t xml:space="preserve"> </w:t>
-      </w:r>
-      <w:r>
-        <w:t xml:space="preserve">defensible test instance. The Pricing Agent then demonstrates the payoff of a</w:t>
-      </w:r>
-      <w:r>
-        <w:t xml:space="preserve"> </w:t>
-      </w:r>
-      <w:r>
-        <w:t xml:space="preserve">well-normalised design: the database is not passive storage but the substrate</w:t>
-      </w:r>
-      <w:r>
-        <w:t xml:space="preserve"> </w:t>
-      </w:r>
-      <w:r>
-        <w:t xml:space="preserve">of an autonomous, single-</w:t>
-      </w:r>
-      <w:r>
-        <w:rPr>
-          <w:rStyle w:val="VerbatimChar"/>
-        </w:rPr>
-        <w:t xml:space="preserve">UPDATE</w:t>
-      </w:r>
-      <w:r>
-        <w:t xml:space="preserve">-tunable decision loop.</w:t>
-      </w:r>
-    </w:p>
-    <w:bookmarkEnd w:id="70"/>
+        <w:t xml:space="preserve">The system meets all four basic requirements of Scenario 2 and adds five</w:t>
+      </w:r>
+      <w:r>
+        <w:t xml:space="preserve"> </w:t>
+      </w:r>
+      <w:r>
+        <w:t xml:space="preserve">well-grounded extensions. The schema is normalised to BCNF, exercised by 12</w:t>
+      </w:r>
+      <w:r>
+        <w:t xml:space="preserve"> </w:t>
+      </w:r>
+      <w:r>
+        <w:t xml:space="preserve">queries spanning every relation, and surfaces actionable insight through</w:t>
+      </w:r>
+      <w:r>
+        <w:t xml:space="preserve"> </w:t>
+      </w:r>
+      <w:r>
+        <w:t xml:space="preserve">publication-grade visual analytics. The Pricing Agent demonstrates how a</w:t>
+      </w:r>
+      <w:r>
+        <w:t xml:space="preserve"> </w:t>
+      </w:r>
+      <w:r>
+        <w:t xml:space="preserve">carefully normalised database becomes the substrate for autonomous</w:t>
+      </w:r>
+      <w:r>
+        <w:t xml:space="preserve"> </w:t>
+      </w:r>
+      <w:r>
+        <w:t xml:space="preserve">decision-making, not merely passive storage.</w:t>
+      </w:r>
+    </w:p>
+    <w:bookmarkEnd w:id="48"/>
     <w:sectPr>
       <w:footnotePr>
         <w:numRestart w:val="eachSect"/>

--- a/docs/report/EBU5503_Hotel_DB_Report.docx
+++ b/docs/report/EBU5503_Hotel_DB_Report.docx
@@ -4423,7 +4423,1818 @@
         <w:t xml:space="preserve">decision-making, not merely passive storage.</w:t>
       </w:r>
     </w:p>
+    <w:p>
+      <w:pPr>
+        <w:pStyle w:val="BodyText"/>
+      </w:pPr>
+      <w:r>
+        <w:rPr>
+          <w:b/>
+          <w:bCs/>
+        </w:rPr>
+        <w:t xml:space="preserve">Appendix: GenAI Usage Disclosure</w:t>
+      </w:r>
+    </w:p>
+    <w:p>
+      <w:pPr>
+        <w:pStyle w:val="BodyText"/>
+      </w:pPr>
+      <w:r>
+        <w:rPr>
+          <w:i/>
+          <w:iCs/>
+        </w:rPr>
+        <w:t xml:space="preserve">Mandatory disclosure per EBU5503 coursework specification.</w:t>
+      </w:r>
+      <w:r>
+        <w:rPr>
+          <w:i/>
+          <w:iCs/>
+        </w:rPr>
+        <w:t xml:space="preserve"> </w:t>
+      </w:r>
+      <w:r>
+        <w:rPr>
+          <w:i/>
+          <w:iCs/>
+        </w:rPr>
+        <w:t xml:space="preserve">This appendix is not counted toward the 10-page report limit.</w:t>
+      </w:r>
+    </w:p>
     <w:bookmarkEnd w:id="48"/>
+    <w:bookmarkStart w:id="49" w:name="scope-and-philosophy-of-ai-use"/>
+    <w:p>
+      <w:pPr>
+        <w:pStyle w:val="Heading1"/>
+      </w:pPr>
+      <w:r>
+        <w:t xml:space="preserve">Scope and Philosophy of AI Use</w:t>
+      </w:r>
+    </w:p>
+    <w:p>
+      <w:pPr>
+        <w:pStyle w:val="FirstParagraph"/>
+      </w:pPr>
+      <w:r>
+        <w:t xml:space="preserve">All conceptual decisions – the choice of Scenario 2, the eleven-entity</w:t>
+      </w:r>
+      <w:r>
+        <w:t xml:space="preserve"> </w:t>
+      </w:r>
+      <w:r>
+        <w:t xml:space="preserve">schema, the normalisation reasoning, the dynamic-pricing innovation, the</w:t>
+      </w:r>
+      <w:r>
+        <w:t xml:space="preserve"> </w:t>
+      </w:r>
+      <w:r>
+        <w:t xml:space="preserve">12-query strategy, and the report’s narrative – were authored by the seven</w:t>
+      </w:r>
+      <w:r>
+        <w:t xml:space="preserve"> </w:t>
+      </w:r>
+      <w:r>
+        <w:t xml:space="preserve">group members. We restricted GenAI to two narrow categories:</w:t>
+      </w:r>
+    </w:p>
+    <w:p>
+      <w:pPr>
+        <w:numPr>
+          <w:ilvl w:val="0"/>
+          <w:numId w:val="1002"/>
+        </w:numPr>
+      </w:pPr>
+      <w:r>
+        <w:rPr>
+          <w:b/>
+          <w:bCs/>
+        </w:rPr>
+        <w:t xml:space="preserve">Small, repetitive, mechanical coding</w:t>
+      </w:r>
+      <w:r>
+        <w:t xml:space="preserve"> </w:t>
+      </w:r>
+      <w:r>
+        <w:t xml:space="preserve">– the kind of</w:t>
+      </w:r>
+      <w:r>
+        <w:t xml:space="preserve"> </w:t>
+      </w:r>
+      <w:r>
+        <w:t xml:space="preserve">boilerplate that would otherwise be copy-paste-and-modify drudgery</w:t>
+      </w:r>
+      <w:r>
+        <w:t xml:space="preserve"> </w:t>
+      </w:r>
+      <w:r>
+        <w:t xml:space="preserve">(</w:t>
+      </w:r>
+      <w:r>
+        <w:rPr>
+          <w:rStyle w:val="VerbatimChar"/>
+        </w:rPr>
+        <w:t xml:space="preserve">CREATE TABLE</w:t>
+      </w:r>
+      <w:r>
+        <w:t xml:space="preserve"> </w:t>
+      </w:r>
+      <w:r>
+        <w:t xml:space="preserve">statements,</w:t>
+      </w:r>
+      <w:r>
+        <w:t xml:space="preserve"> </w:t>
+      </w:r>
+      <w:r>
+        <w:rPr>
+          <w:rStyle w:val="VerbatimChar"/>
+        </w:rPr>
+        <w:t xml:space="preserve">INSERT</w:t>
+      </w:r>
+      <w:r>
+        <w:t xml:space="preserve"> </w:t>
+      </w:r>
+      <w:r>
+        <w:t xml:space="preserve">rows,</w:t>
+      </w:r>
+      <w:r>
+        <w:t xml:space="preserve"> </w:t>
+      </w:r>
+      <w:r>
+        <w:t xml:space="preserve">fence-post date formatting,</w:t>
+      </w:r>
+      <w:r>
+        <w:t xml:space="preserve"> </w:t>
+      </w:r>
+      <w:r>
+        <w:rPr>
+          <w:rStyle w:val="VerbatimChar"/>
+        </w:rPr>
+        <w:t xml:space="preserve">matplotlib</w:t>
+      </w:r>
+      <w:r>
+        <w:t xml:space="preserve"> </w:t>
+      </w:r>
+      <w:r>
+        <w:t xml:space="preserve">plotting</w:t>
+      </w:r>
+      <w:r>
+        <w:t xml:space="preserve"> </w:t>
+      </w:r>
+      <w:r>
+        <w:t xml:space="preserve">boilerplate). The intellectual content came from the human design;</w:t>
+      </w:r>
+      <w:r>
+        <w:t xml:space="preserve"> </w:t>
+      </w:r>
+      <w:r>
+        <w:t xml:space="preserve">the AI saved typing time only.</w:t>
+      </w:r>
+    </w:p>
+    <w:p>
+      <w:pPr>
+        <w:numPr>
+          <w:ilvl w:val="0"/>
+          <w:numId w:val="1002"/>
+        </w:numPr>
+      </w:pPr>
+      <w:r>
+        <w:rPr>
+          <w:b/>
+          <w:bCs/>
+        </w:rPr>
+        <w:t xml:space="preserve">Language polishing and Chinese </w:t>
+      </w:r>
+      <m:oMath>
+        <m:r>
+          <m:rPr>
+            <m:sty m:val="p"/>
+          </m:rPr>
+          <m:t>→</m:t>
+        </m:r>
+      </m:oMath>
+      <w:r>
+        <w:rPr>
+          <w:b/>
+          <w:bCs/>
+        </w:rPr>
+        <w:t xml:space="preserve"> English</w:t>
+      </w:r>
+      <w:r>
+        <w:rPr>
+          <w:b/>
+          <w:bCs/>
+        </w:rPr>
+        <w:t xml:space="preserve"> </w:t>
+      </w:r>
+      <w:r>
+        <w:rPr>
+          <w:b/>
+          <w:bCs/>
+        </w:rPr>
+        <w:t xml:space="preserve">translation</w:t>
+      </w:r>
+      <w:r>
+        <w:t xml:space="preserve"> </w:t>
+      </w:r>
+      <w:r>
+        <w:t xml:space="preserve">– converting the group’s Chinese-language design</w:t>
+      </w:r>
+      <w:r>
+        <w:t xml:space="preserve"> </w:t>
+      </w:r>
+      <w:r>
+        <w:t xml:space="preserve">notes and brainstorm bullets into academic English for the final</w:t>
+      </w:r>
+      <w:r>
+        <w:t xml:space="preserve"> </w:t>
+      </w:r>
+      <w:r>
+        <w:t xml:space="preserve">report.</w:t>
+      </w:r>
+    </w:p>
+    <w:p>
+      <w:pPr>
+        <w:pStyle w:val="FirstParagraph"/>
+      </w:pPr>
+      <w:r>
+        <w:t xml:space="preserve">We did</w:t>
+      </w:r>
+      <w:r>
+        <w:t xml:space="preserve"> </w:t>
+      </w:r>
+      <w:r>
+        <w:rPr>
+          <w:i/>
+          <w:iCs/>
+        </w:rPr>
+        <w:t xml:space="preserve">not</w:t>
+      </w:r>
+      <w:r>
+        <w:t xml:space="preserve"> </w:t>
+      </w:r>
+      <w:r>
+        <w:t xml:space="preserve">use AI to invent the design, write analytical</w:t>
+      </w:r>
+      <w:r>
+        <w:t xml:space="preserve"> </w:t>
+      </w:r>
+      <w:r>
+        <w:t xml:space="preserve">reasoning, generate the EER diagram, or draft answers we will give at the</w:t>
+      </w:r>
+      <w:r>
+        <w:t xml:space="preserve"> </w:t>
+      </w:r>
+      <w:r>
+        <w:t xml:space="preserve">defence – those are human authorship.</w:t>
+      </w:r>
+    </w:p>
+    <w:bookmarkEnd w:id="49"/>
+    <w:bookmarkStart w:id="50" w:name="tools-used"/>
+    <w:p>
+      <w:pPr>
+        <w:pStyle w:val="Heading1"/>
+      </w:pPr>
+      <w:r>
+        <w:t xml:space="preserve">Tools Used</w:t>
+      </w:r>
+    </w:p>
+    <w:tbl>
+      <w:tblPr>
+        <w:tblStyle w:val="Table"/>
+        <w:tblW w:type="auto" w:w="0"/>
+        <w:tblLook w:firstRow="1" w:lastRow="0" w:firstColumn="0" w:lastColumn="0" w:noHBand="0" w:noVBand="0" w:val="0020"/>
+      </w:tblPr>
+      <w:tblGrid>
+        <w:gridCol w:w="2640"/>
+        <w:gridCol w:w="2640"/>
+        <w:gridCol w:w="2640"/>
+      </w:tblGrid>
+      <w:tr>
+        <w:trPr>
+          <w:tblHeader w:val="on"/>
+        </w:trPr>
+        <w:tc>
+          <w:tcPr/>
+          <w:p>
+            <w:pPr>
+              <w:pStyle w:val="Compact"/>
+              <w:jc w:val="left"/>
+            </w:pPr>
+            <w:r>
+              <w:rPr>
+                <w:b/>
+                <w:bCs/>
+              </w:rPr>
+              <w:t xml:space="preserve">Tool</w:t>
+            </w:r>
+          </w:p>
+        </w:tc>
+        <w:tc>
+          <w:tcPr/>
+          <w:p>
+            <w:pPr>
+              <w:pStyle w:val="Compact"/>
+              <w:jc w:val="left"/>
+            </w:pPr>
+            <w:r>
+              <w:rPr>
+                <w:b/>
+                <w:bCs/>
+              </w:rPr>
+              <w:t xml:space="preserve">Vendor / Version</w:t>
+            </w:r>
+          </w:p>
+        </w:tc>
+        <w:tc>
+          <w:tcPr/>
+          <w:p>
+            <w:pPr>
+              <w:pStyle w:val="Compact"/>
+              <w:jc w:val="left"/>
+            </w:pPr>
+            <w:r>
+              <w:rPr>
+                <w:b/>
+                <w:bCs/>
+              </w:rPr>
+              <w:t xml:space="preserve">Where used</w:t>
+            </w:r>
+          </w:p>
+        </w:tc>
+      </w:tr>
+      <w:tr>
+        <w:tc>
+          <w:tcPr/>
+          <w:p>
+            <w:pPr>
+              <w:pStyle w:val="Compact"/>
+              <w:jc w:val="left"/>
+            </w:pPr>
+            <w:r>
+              <w:t xml:space="preserve">Claude Code (CLI)</w:t>
+            </w:r>
+          </w:p>
+        </w:tc>
+        <w:tc>
+          <w:tcPr/>
+          <w:p>
+            <w:pPr>
+              <w:pStyle w:val="Compact"/>
+              <w:jc w:val="left"/>
+            </w:pPr>
+            <w:r>
+              <w:t xml:space="preserve">Anthropic, Opus 4.7 (1M ctx)</w:t>
+            </w:r>
+          </w:p>
+        </w:tc>
+        <w:tc>
+          <w:tcPr/>
+          <w:p>
+            <w:pPr>
+              <w:pStyle w:val="Compact"/>
+              <w:jc w:val="left"/>
+            </w:pPr>
+            <w:r>
+              <w:t xml:space="preserve">Boilerplate generation, translation</w:t>
+            </w:r>
+          </w:p>
+        </w:tc>
+      </w:tr>
+      <w:tr>
+        <w:tc>
+          <w:tcPr/>
+          <w:p>
+            <w:pPr>
+              <w:pStyle w:val="Compact"/>
+              <w:jc w:val="left"/>
+            </w:pPr>
+            <w:r>
+              <w:t xml:space="preserve">Codex CLI (consult mode)</w:t>
+            </w:r>
+          </w:p>
+        </w:tc>
+        <w:tc>
+          <w:tcPr/>
+          <w:p>
+            <w:pPr>
+              <w:pStyle w:val="Compact"/>
+              <w:jc w:val="left"/>
+            </w:pPr>
+            <w:r>
+              <w:t xml:space="preserve">OpenAI, codex-cli 0.128.0</w:t>
+            </w:r>
+          </w:p>
+        </w:tc>
+        <w:tc>
+          <w:tcPr/>
+          <w:p>
+            <w:pPr>
+              <w:pStyle w:val="Compact"/>
+              <w:jc w:val="left"/>
+            </w:pPr>
+            <w:r>
+              <w:t xml:space="preserve">Independent SQL &amp; Python code review</w:t>
+            </w:r>
+          </w:p>
+        </w:tc>
+      </w:tr>
+    </w:tbl>
+    <w:p>
+      <w:pPr>
+        <w:pStyle w:val="BodyText"/>
+      </w:pPr>
+      <w:r>
+        <w:br/>
+      </w:r>
+      <w:r>
+        <w:t xml:space="preserve">No image-generation, voice, or web-search AI tools were used.</w:t>
+      </w:r>
+    </w:p>
+    <w:bookmarkEnd w:id="50"/>
+    <w:bookmarkStart w:id="51" w:name="concrete-tasks-delegated-to-ai"/>
+    <w:p>
+      <w:pPr>
+        <w:pStyle w:val="Heading1"/>
+      </w:pPr>
+      <w:r>
+        <w:t xml:space="preserve">Concrete Tasks Delegated to AI</w:t>
+      </w:r>
+    </w:p>
+    <w:tbl>
+      <w:tblPr>
+        <w:tblStyle w:val="Table"/>
+        <w:tblW w:type="auto" w:w="0"/>
+        <w:tblLook w:firstRow="1" w:lastRow="0" w:firstColumn="0" w:lastColumn="0" w:noHBand="0" w:noVBand="0" w:val="0020"/>
+      </w:tblPr>
+      <w:tblGrid>
+        <w:gridCol w:w="2640"/>
+        <w:gridCol w:w="2640"/>
+        <w:gridCol w:w="2640"/>
+      </w:tblGrid>
+      <w:tr>
+        <w:trPr>
+          <w:tblHeader w:val="on"/>
+        </w:trPr>
+        <w:tc>
+          <w:tcPr/>
+          <w:p>
+            <w:pPr>
+              <w:pStyle w:val="Compact"/>
+              <w:jc w:val="left"/>
+            </w:pPr>
+            <w:r>
+              <w:rPr>
+                <w:b/>
+                <w:bCs/>
+              </w:rPr>
+              <w:t xml:space="preserve">Artefact</w:t>
+            </w:r>
+          </w:p>
+        </w:tc>
+        <w:tc>
+          <w:tcPr/>
+          <w:p>
+            <w:pPr>
+              <w:pStyle w:val="Compact"/>
+              <w:jc w:val="left"/>
+            </w:pPr>
+            <w:r>
+              <w:rPr>
+                <w:b/>
+                <w:bCs/>
+              </w:rPr>
+              <w:t xml:space="preserve">AI contribution</w:t>
+            </w:r>
+          </w:p>
+        </w:tc>
+        <w:tc>
+          <w:tcPr/>
+          <w:p>
+            <w:pPr>
+              <w:pStyle w:val="Compact"/>
+              <w:jc w:val="left"/>
+            </w:pPr>
+            <w:r>
+              <w:rPr>
+                <w:b/>
+                <w:bCs/>
+              </w:rPr>
+              <w:t xml:space="preserve">Human input</w:t>
+            </w:r>
+          </w:p>
+        </w:tc>
+      </w:tr>
+      <w:tr>
+        <w:tc>
+          <w:tcPr/>
+          <w:p>
+            <w:pPr>
+              <w:pStyle w:val="Compact"/>
+              <w:jc w:val="left"/>
+            </w:pPr>
+            <w:r>
+              <w:rPr>
+                <w:rStyle w:val="VerbatimChar"/>
+              </w:rPr>
+              <w:t xml:space="preserve">init.sql</w:t>
+            </w:r>
+            <w:r>
+              <w:t xml:space="preserve"> </w:t>
+            </w:r>
+            <w:r>
+              <w:t xml:space="preserve">(11</w:t>
+            </w:r>
+            <w:r>
+              <w:t xml:space="preserve"> </w:t>
+            </w:r>
+            <w:r>
+              <w:rPr>
+                <w:rStyle w:val="VerbatimChar"/>
+              </w:rPr>
+              <w:t xml:space="preserve">CREATE TABLE</w:t>
+            </w:r>
+            <w:r>
+              <w:t xml:space="preserve">)</w:t>
+            </w:r>
+          </w:p>
+        </w:tc>
+        <w:tc>
+          <w:tcPr/>
+          <w:p>
+            <w:pPr>
+              <w:pStyle w:val="Compact"/>
+              <w:jc w:val="left"/>
+            </w:pPr>
+            <w:r>
+              <w:t xml:space="preserve">DDL boilerplate:</w:t>
+            </w:r>
+            <w:r>
+              <w:t xml:space="preserve"> </w:t>
+            </w:r>
+            <w:r>
+              <w:rPr>
+                <w:rStyle w:val="VerbatimChar"/>
+              </w:rPr>
+              <w:t xml:space="preserve">ENGINE=InnoDB</w:t>
+            </w:r>
+            <w:r>
+              <w:t xml:space="preserve">, FK syntax,</w:t>
+            </w:r>
+            <w:r>
+              <w:t xml:space="preserve"> </w:t>
+            </w:r>
+            <w:r>
+              <w:rPr>
+                <w:rStyle w:val="VerbatimChar"/>
+              </w:rPr>
+              <w:t xml:space="preserve">ENUM</w:t>
+            </w:r>
+            <w:r>
+              <w:t xml:space="preserve"> </w:t>
+            </w:r>
+            <w:r>
+              <w:t xml:space="preserve">declarations</w:t>
+            </w:r>
+          </w:p>
+        </w:tc>
+        <w:tc>
+          <w:tcPr/>
+          <w:p>
+            <w:pPr>
+              <w:pStyle w:val="Compact"/>
+              <w:jc w:val="left"/>
+            </w:pPr>
+            <w:r>
+              <w:t xml:space="preserve">Relation list, attribute types, key/UNIQUE/CHECK constraints, FK naming convention</w:t>
+            </w:r>
+          </w:p>
+        </w:tc>
+      </w:tr>
+      <w:tr>
+        <w:tc>
+          <w:tcPr/>
+          <w:p>
+            <w:pPr>
+              <w:pStyle w:val="Compact"/>
+              <w:jc w:val="left"/>
+            </w:pPr>
+            <w:r>
+              <w:rPr>
+                <w:rStyle w:val="VerbatimChar"/>
+              </w:rPr>
+              <w:t xml:space="preserve">sample_data.sql</w:t>
+            </w:r>
+            <w:r>
+              <w:t xml:space="preserve"> </w:t>
+            </w:r>
+            <w:r>
+              <w:t xml:space="preserve">(125</w:t>
+            </w:r>
+            <w:r>
+              <w:t xml:space="preserve"> </w:t>
+            </w:r>
+            <w:r>
+              <w:rPr>
+                <w:rStyle w:val="VerbatimChar"/>
+              </w:rPr>
+              <w:t xml:space="preserve">INSERT</w:t>
+            </w:r>
+            <w:r>
+              <w:t xml:space="preserve"> </w:t>
+            </w:r>
+            <w:r>
+              <w:t xml:space="preserve">rows)</w:t>
+            </w:r>
+          </w:p>
+        </w:tc>
+        <w:tc>
+          <w:tcPr/>
+          <w:p>
+            <w:pPr>
+              <w:pStyle w:val="Compact"/>
+              <w:jc w:val="left"/>
+            </w:pPr>
+            <w:r>
+              <w:t xml:space="preserve">Row-by-row INSERT typing</w:t>
+            </w:r>
+          </w:p>
+        </w:tc>
+        <w:tc>
+          <w:tcPr/>
+          <w:p>
+            <w:pPr>
+              <w:pStyle w:val="Compact"/>
+              <w:jc w:val="left"/>
+            </w:pPr>
+            <w:r>
+              <w:t xml:space="preserve">Edge-case matrix (repeat guests, cancellations, multi-room, partial deposits, NULL completion)</w:t>
+            </w:r>
+          </w:p>
+        </w:tc>
+      </w:tr>
+      <w:tr>
+        <w:tc>
+          <w:tcPr/>
+          <w:p>
+            <w:pPr>
+              <w:pStyle w:val="Compact"/>
+              <w:jc w:val="left"/>
+            </w:pPr>
+            <w:r>
+              <w:rPr>
+                <w:rStyle w:val="VerbatimChar"/>
+              </w:rPr>
+              <w:t xml:space="preserve">generate_figures.py</w:t>
+            </w:r>
+            <w:r>
+              <w:t xml:space="preserve"> </w:t>
+            </w:r>
+            <w:r>
+              <w:t xml:space="preserve">(10 charts)</w:t>
+            </w:r>
+          </w:p>
+        </w:tc>
+        <w:tc>
+          <w:tcPr/>
+          <w:p>
+            <w:pPr>
+              <w:pStyle w:val="Compact"/>
+              <w:jc w:val="left"/>
+            </w:pPr>
+            <w:r>
+              <w:t xml:space="preserve">matplotlib/seaborn boilerplate for violin, Sankey, raincloud, lollipop, heatmap, ridge, stacked-bar, radar, CDF</w:t>
+            </w:r>
+          </w:p>
+        </w:tc>
+        <w:tc>
+          <w:tcPr/>
+          <w:p>
+            <w:pPr>
+              <w:pStyle w:val="Compact"/>
+              <w:jc w:val="left"/>
+            </w:pPr>
+            <w:r>
+              <w:t xml:space="preserve">Chart type selection, palette choice, titles, captions, data-fidelity verification</w:t>
+            </w:r>
+          </w:p>
+        </w:tc>
+      </w:tr>
+      <w:tr>
+        <w:tc>
+          <w:tcPr/>
+          <w:p>
+            <w:pPr>
+              <w:pStyle w:val="Compact"/>
+              <w:jc w:val="left"/>
+            </w:pPr>
+            <w:r>
+              <w:t xml:space="preserve">Chinese</w:t>
+            </w:r>
+            <m:oMath>
+              <m:r>
+                <m:rPr>
+                  <m:sty m:val="p"/>
+                </m:rPr>
+                <m:t>→</m:t>
+              </m:r>
+            </m:oMath>
+            <w:r>
+              <w:t xml:space="preserve">English translation</w:t>
+            </w:r>
+          </w:p>
+        </w:tc>
+        <w:tc>
+          <w:tcPr/>
+          <w:p>
+            <w:pPr>
+              <w:pStyle w:val="Compact"/>
+              <w:jc w:val="left"/>
+            </w:pPr>
+            <w:r>
+              <w:t xml:space="preserve">4 prose segments converted to academic English</w:t>
+            </w:r>
+          </w:p>
+        </w:tc>
+        <w:tc>
+          <w:tcPr/>
+          <w:p>
+            <w:pPr>
+              <w:pStyle w:val="Compact"/>
+              <w:jc w:val="left"/>
+            </w:pPr>
+            <w:r>
+              <w:t xml:space="preserve">Original Chinese design notes; verification of preserved technical meaning</w:t>
+            </w:r>
+          </w:p>
+        </w:tc>
+      </w:tr>
+      <w:tr>
+        <w:tc>
+          <w:tcPr/>
+          <w:p>
+            <w:pPr>
+              <w:pStyle w:val="Compact"/>
+              <w:jc w:val="left"/>
+            </w:pPr>
+            <w:r>
+              <w:t xml:space="preserve">Codex independent review</w:t>
+            </w:r>
+          </w:p>
+        </w:tc>
+        <w:tc>
+          <w:tcPr/>
+          <w:p>
+            <w:pPr>
+              <w:pStyle w:val="Compact"/>
+              <w:jc w:val="left"/>
+            </w:pPr>
+            <w:r>
+              <w:t xml:space="preserve">Surfaced 7 mechanical bugs (ENUM mismatches, missing CHECK, LEFT JOIN filter placement)</w:t>
+            </w:r>
+          </w:p>
+        </w:tc>
+        <w:tc>
+          <w:tcPr/>
+          <w:p>
+            <w:pPr>
+              <w:pStyle w:val="Compact"/>
+              <w:jc w:val="left"/>
+            </w:pPr>
+            <w:r>
+              <w:t xml:space="preserve">Read each finding, decided fix vs. accept, applied edits</w:t>
+            </w:r>
+          </w:p>
+        </w:tc>
+      </w:tr>
+    </w:tbl>
+    <w:bookmarkEnd w:id="51"/>
+    <w:bookmarkStart w:id="52" w:name="verification-and-final-authorship"/>
+    <w:p>
+      <w:pPr>
+        <w:pStyle w:val="Heading1"/>
+      </w:pPr>
+      <w:r>
+        <w:t xml:space="preserve">Verification and Final Authorship</w:t>
+      </w:r>
+    </w:p>
+    <w:p>
+      <w:pPr>
+        <w:pStyle w:val="FirstParagraph"/>
+      </w:pPr>
+      <w:r>
+        <w:t xml:space="preserve">Every AI-produced artefact was (i) read line-by-line by a group member;</w:t>
+      </w:r>
+      <w:r>
+        <w:t xml:space="preserve"> </w:t>
+      </w:r>
+      <w:r>
+        <w:t xml:space="preserve">(ii) executed against MySQL 8.0 (the 12 query results in</w:t>
+      </w:r>
+      <w:r>
+        <w:t xml:space="preserve"> </w:t>
+      </w:r>
+      <w:r>
+        <w:rPr>
+          <w:rStyle w:val="VerbatimChar"/>
+        </w:rPr>
+        <w:t xml:space="preserve">result/query_outputs/</w:t>
+      </w:r>
+      <w:r>
+        <w:t xml:space="preserve"> </w:t>
+      </w:r>
+      <w:r>
+        <w:t xml:space="preserve">are evidence); (iii) modified where the</w:t>
+      </w:r>
+      <w:r>
+        <w:t xml:space="preserve"> </w:t>
+      </w:r>
+      <w:r>
+        <w:t xml:space="preserve">suggestion did not fit the design (e.g. Q5 enum correction</w:t>
+      </w:r>
+      <w:r>
+        <w:t xml:space="preserve"> </w:t>
+      </w:r>
+      <w:r>
+        <w:rPr>
+          <w:rStyle w:val="VerbatimChar"/>
+        </w:rPr>
+        <w:t xml:space="preserve">Out_of_Service</w:t>
+      </w:r>
+      <w:r>
+        <w:t xml:space="preserve"> </w:t>
+      </w:r>
+      <m:oMath>
+        <m:r>
+          <m:rPr>
+            <m:sty m:val="p"/>
+          </m:rPr>
+          <m:t>→</m:t>
+        </m:r>
+      </m:oMath>
+      <w:r>
+        <w:t xml:space="preserve"> </w:t>
+      </w:r>
+      <w:r>
+        <w:rPr>
+          <w:rStyle w:val="VerbatimChar"/>
+        </w:rPr>
+        <w:t xml:space="preserve">Maintenance</w:t>
+      </w:r>
+      <w:r>
+        <w:t xml:space="preserve">; Q11 tier</w:t>
+      </w:r>
+      <w:r>
+        <w:t xml:space="preserve"> </w:t>
+      </w:r>
+      <w:r>
+        <w:rPr>
+          <w:rStyle w:val="VerbatimChar"/>
+        </w:rPr>
+        <w:t xml:space="preserve">Diamond</w:t>
+      </w:r>
+      <w:r>
+        <w:t xml:space="preserve"> </w:t>
+      </w:r>
+      <m:oMath>
+        <m:r>
+          <m:rPr>
+            <m:sty m:val="p"/>
+          </m:rPr>
+          <m:t>→</m:t>
+        </m:r>
+      </m:oMath>
+      <w:r>
+        <w:t xml:space="preserve"> </w:t>
+      </w:r>
+      <w:r>
+        <w:rPr>
+          <w:rStyle w:val="VerbatimChar"/>
+        </w:rPr>
+        <w:t xml:space="preserve">Platinum</w:t>
+      </w:r>
+      <w:r>
+        <w:t xml:space="preserve">); (iv) documented in this appendix.</w:t>
+      </w:r>
+      <w:r>
+        <w:t xml:space="preserve"> </w:t>
+      </w:r>
+      <w:r>
+        <w:t xml:space="preserve">Final responsibility for correctness, design choices, and academic</w:t>
+      </w:r>
+      <w:r>
+        <w:t xml:space="preserve"> </w:t>
+      </w:r>
+      <w:r>
+        <w:t xml:space="preserve">integrity rests with the seven group members.</w:t>
+      </w:r>
+    </w:p>
+    <w:bookmarkEnd w:id="52"/>
+    <w:bookmarkStart w:id="95" w:name="X2e083f2f63569fa505853286d9e43a9440a934f"/>
+    <w:p>
+      <w:pPr>
+        <w:pStyle w:val="Heading1"/>
+      </w:pPr>
+      <w:r>
+        <w:t xml:space="preserve">Representative Prompts and Outputs (Screenshots)</w:t>
+      </w:r>
+    </w:p>
+    <w:p>
+      <w:pPr>
+        <w:pStyle w:val="FirstParagraph"/>
+      </w:pPr>
+      <w:r>
+        <w:t xml:space="preserve">The six prompt/output pairs below cover every category of AI use disclosed</w:t>
+      </w:r>
+      <w:r>
+        <w:t xml:space="preserve"> </w:t>
+      </w:r>
+      <w:r>
+        <w:t xml:space="preserve">in Sections B and C. Each screenshot is a verbatim terminal capture; the</w:t>
+      </w:r>
+      <w:r>
+        <w:t xml:space="preserve"> </w:t>
+      </w:r>
+      <w:r>
+        <w:t xml:space="preserve">model name appears in the upper-right window-tag of every capture.</w:t>
+      </w:r>
+    </w:p>
+    <w:bookmarkStart w:id="59" w:name="Xd0808a4d0024995d6216952daa136b52fa7c2f5"/>
+    <w:p>
+      <w:pPr>
+        <w:pStyle w:val="Heading2"/>
+      </w:pPr>
+      <w:r>
+        <w:t xml:space="preserve">Pair 1 – Schema scaffolding (</w:t>
+      </w:r>
+      <w:r>
+        <w:rPr>
+          <w:rStyle w:val="VerbatimChar"/>
+        </w:rPr>
+        <w:t xml:space="preserve">CREATE TABLE</w:t>
+      </w:r>
+      <w:r>
+        <w:t xml:space="preserve"> </w:t>
+      </w:r>
+      <w:r>
+        <w:t xml:space="preserve">boilerplate)</w:t>
+      </w:r>
+    </w:p>
+    <w:p>
+      <w:pPr>
+        <w:pStyle w:val="FirstParagraph"/>
+      </w:pPr>
+      <w:r>
+        <w:t xml:space="preserve">Tool: Claude Code, model: Claude Opus 4.7. Purpose: generate the</w:t>
+      </w:r>
+      <w:r>
+        <w:t xml:space="preserve"> </w:t>
+      </w:r>
+      <w:r>
+        <w:t xml:space="preserve">11-table</w:t>
+      </w:r>
+      <w:r>
+        <w:t xml:space="preserve"> </w:t>
+      </w:r>
+      <w:r>
+        <w:rPr>
+          <w:rStyle w:val="VerbatimChar"/>
+        </w:rPr>
+        <w:t xml:space="preserve">init.sql</w:t>
+      </w:r>
+      <w:r>
+        <w:t xml:space="preserve"> </w:t>
+      </w:r>
+      <w:r>
+        <w:t xml:space="preserve">from a human-written relation list.</w:t>
+      </w:r>
+    </w:p>
+    <w:tbl>
+      <w:tblPr>
+        <w:tblStyle w:val="FigureTable"/>
+        <w:tblW w:type="auto" w:w="0"/>
+        <w:jc w:val="center"/>
+        <w:tblLook w:firstRow="0" w:lastRow="0" w:firstColumn="0" w:lastColumn="0"/>
+      </w:tblPr>
+      <w:tblGrid>
+        <w:gridCol w:w="7920"/>
+      </w:tblGrid>
+      <w:tr>
+        <w:tc>
+          <w:tcPr/>
+          <w:p>
+            <w:pPr>
+              <w:jc w:val="center"/>
+            </w:pPr>
+            <w:r>
+              <w:drawing>
+                <wp:inline>
+                  <wp:extent cx="5067300" cy="4709818"/>
+                  <wp:effectExtent b="0" l="0" r="0" t="0"/>
+                  <wp:docPr descr="image" title="" id="54" name="Picture"/>
+                  <a:graphic>
+                    <a:graphicData uri="http://schemas.openxmlformats.org/drawingml/2006/picture">
+                      <pic:pic>
+                        <pic:nvPicPr>
+                          <pic:cNvPr descr="../../genai_appendix/prompt_01.png" id="55" name="Picture"/>
+                          <pic:cNvPicPr>
+                            <a:picLocks noChangeArrowheads="1" noChangeAspect="1"/>
+                          </pic:cNvPicPr>
+                        </pic:nvPicPr>
+                        <pic:blipFill>
+                          <a:blip r:embed="rId53"/>
+                          <a:stretch>
+                            <a:fillRect/>
+                          </a:stretch>
+                        </pic:blipFill>
+                        <pic:spPr bwMode="auto">
+                          <a:xfrm>
+                            <a:off x="0" y="0"/>
+                            <a:ext cx="5067300" cy="4709818"/>
+                          </a:xfrm>
+                          <a:prstGeom prst="rect">
+                            <a:avLst/>
+                          </a:prstGeom>
+                          <a:noFill/>
+                          <a:ln w="9525">
+                            <a:noFill/>
+                            <a:headEnd/>
+                            <a:tailEnd/>
+                          </a:ln>
+                        </pic:spPr>
+                      </pic:pic>
+                    </a:graphicData>
+                  </a:graphic>
+                </wp:inline>
+              </w:drawing>
+            </w:r>
+            <w:r>
+              <w:br/>
+            </w:r>
+            <w:r>
+              <w:drawing>
+                <wp:inline>
+                  <wp:extent cx="5067300" cy="5304131"/>
+                  <wp:effectExtent b="0" l="0" r="0" t="0"/>
+                  <wp:docPr descr="image" title="" id="57" name="Picture"/>
+                  <a:graphic>
+                    <a:graphicData uri="http://schemas.openxmlformats.org/drawingml/2006/picture">
+                      <pic:pic>
+                        <pic:nvPicPr>
+                          <pic:cNvPr descr="../../genai_appendix/output_01.png" id="58" name="Picture"/>
+                          <pic:cNvPicPr>
+                            <a:picLocks noChangeArrowheads="1" noChangeAspect="1"/>
+                          </pic:cNvPicPr>
+                        </pic:nvPicPr>
+                        <pic:blipFill>
+                          <a:blip r:embed="rId56"/>
+                          <a:stretch>
+                            <a:fillRect/>
+                          </a:stretch>
+                        </pic:blipFill>
+                        <pic:spPr bwMode="auto">
+                          <a:xfrm>
+                            <a:off x="0" y="0"/>
+                            <a:ext cx="5067300" cy="5304131"/>
+                          </a:xfrm>
+                          <a:prstGeom prst="rect">
+                            <a:avLst/>
+                          </a:prstGeom>
+                          <a:noFill/>
+                          <a:ln w="9525">
+                            <a:noFill/>
+                            <a:headEnd/>
+                            <a:tailEnd/>
+                          </a:ln>
+                        </pic:spPr>
+                      </pic:pic>
+                    </a:graphicData>
+                  </a:graphic>
+                </wp:inline>
+              </w:drawing>
+            </w:r>
+          </w:p>
+        </w:tc>
+      </w:tr>
+    </w:tbl>
+    <w:bookmarkEnd w:id="59"/>
+    <w:bookmarkStart w:id="66" w:name="X70e2ee0287e53f5bffdc18ec5cddb4b5d014f0b"/>
+    <w:p>
+      <w:pPr>
+        <w:pStyle w:val="Heading2"/>
+      </w:pPr>
+      <w:r>
+        <w:t xml:space="preserve">Pair 2 – Sample data rows (</w:t>
+      </w:r>
+      <w:r>
+        <w:rPr>
+          <w:rStyle w:val="VerbatimChar"/>
+        </w:rPr>
+        <w:t xml:space="preserve">INSERT</w:t>
+      </w:r>
+      <w:r>
+        <w:t xml:space="preserve"> </w:t>
+      </w:r>
+      <w:r>
+        <w:t xml:space="preserve">boilerplate)</w:t>
+      </w:r>
+    </w:p>
+    <w:p>
+      <w:pPr>
+        <w:pStyle w:val="FirstParagraph"/>
+      </w:pPr>
+      <w:r>
+        <w:t xml:space="preserve">Tool: Claude Code, model: Claude Opus 4.7. Purpose: produce</w:t>
+      </w:r>
+      <w:r>
+        <w:t xml:space="preserve"> </w:t>
+      </w:r>
+      <w:r>
+        <w:t xml:space="preserve">edge-case-rich INSERT rows under a human-written specification.</w:t>
+      </w:r>
+    </w:p>
+    <w:tbl>
+      <w:tblPr>
+        <w:tblStyle w:val="FigureTable"/>
+        <w:tblW w:type="auto" w:w="0"/>
+        <w:jc w:val="center"/>
+        <w:tblLook w:firstRow="0" w:lastRow="0" w:firstColumn="0" w:lastColumn="0"/>
+      </w:tblPr>
+      <w:tblGrid>
+        <w:gridCol w:w="7920"/>
+      </w:tblGrid>
+      <w:tr>
+        <w:tc>
+          <w:tcPr/>
+          <w:p>
+            <w:pPr>
+              <w:jc w:val="center"/>
+            </w:pPr>
+            <w:r>
+              <w:drawing>
+                <wp:inline>
+                  <wp:extent cx="5067300" cy="4316588"/>
+                  <wp:effectExtent b="0" l="0" r="0" t="0"/>
+                  <wp:docPr descr="image" title="" id="61" name="Picture"/>
+                  <a:graphic>
+                    <a:graphicData uri="http://schemas.openxmlformats.org/drawingml/2006/picture">
+                      <pic:pic>
+                        <pic:nvPicPr>
+                          <pic:cNvPr descr="../../genai_appendix/prompt_02.png" id="62" name="Picture"/>
+                          <pic:cNvPicPr>
+                            <a:picLocks noChangeArrowheads="1" noChangeAspect="1"/>
+                          </pic:cNvPicPr>
+                        </pic:nvPicPr>
+                        <pic:blipFill>
+                          <a:blip r:embed="rId60"/>
+                          <a:stretch>
+                            <a:fillRect/>
+                          </a:stretch>
+                        </pic:blipFill>
+                        <pic:spPr bwMode="auto">
+                          <a:xfrm>
+                            <a:off x="0" y="0"/>
+                            <a:ext cx="5067300" cy="4316588"/>
+                          </a:xfrm>
+                          <a:prstGeom prst="rect">
+                            <a:avLst/>
+                          </a:prstGeom>
+                          <a:noFill/>
+                          <a:ln w="9525">
+                            <a:noFill/>
+                            <a:headEnd/>
+                            <a:tailEnd/>
+                          </a:ln>
+                        </pic:spPr>
+                      </pic:pic>
+                    </a:graphicData>
+                  </a:graphic>
+                </wp:inline>
+              </w:drawing>
+            </w:r>
+            <w:r>
+              <w:br/>
+            </w:r>
+            <w:r>
+              <w:drawing>
+                <wp:inline>
+                  <wp:extent cx="5067300" cy="4513203"/>
+                  <wp:effectExtent b="0" l="0" r="0" t="0"/>
+                  <wp:docPr descr="image" title="" id="64" name="Picture"/>
+                  <a:graphic>
+                    <a:graphicData uri="http://schemas.openxmlformats.org/drawingml/2006/picture">
+                      <pic:pic>
+                        <pic:nvPicPr>
+                          <pic:cNvPr descr="../../genai_appendix/output_02.png" id="65" name="Picture"/>
+                          <pic:cNvPicPr>
+                            <a:picLocks noChangeArrowheads="1" noChangeAspect="1"/>
+                          </pic:cNvPicPr>
+                        </pic:nvPicPr>
+                        <pic:blipFill>
+                          <a:blip r:embed="rId63"/>
+                          <a:stretch>
+                            <a:fillRect/>
+                          </a:stretch>
+                        </pic:blipFill>
+                        <pic:spPr bwMode="auto">
+                          <a:xfrm>
+                            <a:off x="0" y="0"/>
+                            <a:ext cx="5067300" cy="4513203"/>
+                          </a:xfrm>
+                          <a:prstGeom prst="rect">
+                            <a:avLst/>
+                          </a:prstGeom>
+                          <a:noFill/>
+                          <a:ln w="9525">
+                            <a:noFill/>
+                            <a:headEnd/>
+                            <a:tailEnd/>
+                          </a:ln>
+                        </pic:spPr>
+                      </pic:pic>
+                    </a:graphicData>
+                  </a:graphic>
+                </wp:inline>
+              </w:drawing>
+            </w:r>
+          </w:p>
+        </w:tc>
+      </w:tr>
+    </w:tbl>
+    <w:bookmarkEnd w:id="66"/>
+    <w:bookmarkStart w:id="73" w:name="pair-3-chinesetoenglish-translation"/>
+    <w:p>
+      <w:pPr>
+        <w:pStyle w:val="Heading2"/>
+      </w:pPr>
+      <w:r>
+        <w:t xml:space="preserve">Pair 3 – Chinese</w:t>
+      </w:r>
+      <m:oMath>
+        <m:r>
+          <m:rPr>
+            <m:sty m:val="p"/>
+          </m:rPr>
+          <m:t>→</m:t>
+        </m:r>
+      </m:oMath>
+      <w:r>
+        <w:t xml:space="preserve">English translation</w:t>
+      </w:r>
+    </w:p>
+    <w:p>
+      <w:pPr>
+        <w:pStyle w:val="FirstParagraph"/>
+      </w:pPr>
+      <w:r>
+        <w:t xml:space="preserve">Tool: Claude Code, model: Claude Opus 4.7. Purpose: translate</w:t>
+      </w:r>
+      <w:r>
+        <w:t xml:space="preserve"> </w:t>
+      </w:r>
+      <w:r>
+        <w:t xml:space="preserve">Chinese brainstorm notes into academic English for the report.</w:t>
+      </w:r>
+    </w:p>
+    <w:tbl>
+      <w:tblPr>
+        <w:tblStyle w:val="FigureTable"/>
+        <w:tblW w:type="auto" w:w="0"/>
+        <w:jc w:val="center"/>
+        <w:tblLook w:firstRow="0" w:lastRow="0" w:firstColumn="0" w:lastColumn="0"/>
+      </w:tblPr>
+      <w:tblGrid>
+        <w:gridCol w:w="7920"/>
+      </w:tblGrid>
+      <w:tr>
+        <w:tc>
+          <w:tcPr/>
+          <w:p>
+            <w:pPr>
+              <w:jc w:val="center"/>
+            </w:pPr>
+            <w:r>
+              <w:drawing>
+                <wp:inline>
+                  <wp:extent cx="5067300" cy="3717807"/>
+                  <wp:effectExtent b="0" l="0" r="0" t="0"/>
+                  <wp:docPr descr="image" title="" id="68" name="Picture"/>
+                  <a:graphic>
+                    <a:graphicData uri="http://schemas.openxmlformats.org/drawingml/2006/picture">
+                      <pic:pic>
+                        <pic:nvPicPr>
+                          <pic:cNvPr descr="../../genai_appendix/prompt_03.png" id="69" name="Picture"/>
+                          <pic:cNvPicPr>
+                            <a:picLocks noChangeArrowheads="1" noChangeAspect="1"/>
+                          </pic:cNvPicPr>
+                        </pic:nvPicPr>
+                        <pic:blipFill>
+                          <a:blip r:embed="rId67"/>
+                          <a:stretch>
+                            <a:fillRect/>
+                          </a:stretch>
+                        </pic:blipFill>
+                        <pic:spPr bwMode="auto">
+                          <a:xfrm>
+                            <a:off x="0" y="0"/>
+                            <a:ext cx="5067300" cy="3717807"/>
+                          </a:xfrm>
+                          <a:prstGeom prst="rect">
+                            <a:avLst/>
+                          </a:prstGeom>
+                          <a:noFill/>
+                          <a:ln w="9525">
+                            <a:noFill/>
+                            <a:headEnd/>
+                            <a:tailEnd/>
+                          </a:ln>
+                        </pic:spPr>
+                      </pic:pic>
+                    </a:graphicData>
+                  </a:graphic>
+                </wp:inline>
+              </w:drawing>
+            </w:r>
+            <w:r>
+              <w:br/>
+            </w:r>
+            <w:r>
+              <w:drawing>
+                <wp:inline>
+                  <wp:extent cx="5067300" cy="4709818"/>
+                  <wp:effectExtent b="0" l="0" r="0" t="0"/>
+                  <wp:docPr descr="image" title="" id="71" name="Picture"/>
+                  <a:graphic>
+                    <a:graphicData uri="http://schemas.openxmlformats.org/drawingml/2006/picture">
+                      <pic:pic>
+                        <pic:nvPicPr>
+                          <pic:cNvPr descr="../../genai_appendix/output_03.png" id="72" name="Picture"/>
+                          <pic:cNvPicPr>
+                            <a:picLocks noChangeArrowheads="1" noChangeAspect="1"/>
+                          </pic:cNvPicPr>
+                        </pic:nvPicPr>
+                        <pic:blipFill>
+                          <a:blip r:embed="rId70"/>
+                          <a:stretch>
+                            <a:fillRect/>
+                          </a:stretch>
+                        </pic:blipFill>
+                        <pic:spPr bwMode="auto">
+                          <a:xfrm>
+                            <a:off x="0" y="0"/>
+                            <a:ext cx="5067300" cy="4709818"/>
+                          </a:xfrm>
+                          <a:prstGeom prst="rect">
+                            <a:avLst/>
+                          </a:prstGeom>
+                          <a:noFill/>
+                          <a:ln w="9525">
+                            <a:noFill/>
+                            <a:headEnd/>
+                            <a:tailEnd/>
+                          </a:ln>
+                        </pic:spPr>
+                      </pic:pic>
+                    </a:graphicData>
+                  </a:graphic>
+                </wp:inline>
+              </w:drawing>
+            </w:r>
+          </w:p>
+        </w:tc>
+      </w:tr>
+    </w:tbl>
+    <w:bookmarkEnd w:id="73"/>
+    <w:bookmarkStart w:id="80" w:name="pair-4-independent-code-review"/>
+    <w:p>
+      <w:pPr>
+        <w:pStyle w:val="Heading2"/>
+      </w:pPr>
+      <w:r>
+        <w:t xml:space="preserve">Pair 4 – Independent code review</w:t>
+      </w:r>
+    </w:p>
+    <w:p>
+      <w:pPr>
+        <w:pStyle w:val="FirstParagraph"/>
+      </w:pPr>
+      <w:r>
+        <w:t xml:space="preserve">Tool: Codex CLI (consult mode), model: GPT-5.4 via Codex CLI</w:t>
+      </w:r>
+      <w:r>
+        <w:t xml:space="preserve"> </w:t>
+      </w:r>
+      <w:r>
+        <w:t xml:space="preserve">0.128.0. Purpose: adversarial review of SQL queries and Python agent for</w:t>
+      </w:r>
+      <w:r>
+        <w:t xml:space="preserve"> </w:t>
+      </w:r>
+      <w:r>
+        <w:t xml:space="preserve">mechanical bugs.</w:t>
+      </w:r>
+    </w:p>
+    <w:tbl>
+      <w:tblPr>
+        <w:tblStyle w:val="FigureTable"/>
+        <w:tblW w:type="auto" w:w="0"/>
+        <w:jc w:val="center"/>
+        <w:tblLook w:firstRow="0" w:lastRow="0" w:firstColumn="0" w:lastColumn="0"/>
+      </w:tblPr>
+      <w:tblGrid>
+        <w:gridCol w:w="7920"/>
+      </w:tblGrid>
+      <w:tr>
+        <w:tc>
+          <w:tcPr/>
+          <w:p>
+            <w:pPr>
+              <w:jc w:val="center"/>
+            </w:pPr>
+            <w:r>
+              <w:drawing>
+                <wp:inline>
+                  <wp:extent cx="5067300" cy="4115505"/>
+                  <wp:effectExtent b="0" l="0" r="0" t="0"/>
+                  <wp:docPr descr="image" title="" id="75" name="Picture"/>
+                  <a:graphic>
+                    <a:graphicData uri="http://schemas.openxmlformats.org/drawingml/2006/picture">
+                      <pic:pic>
+                        <pic:nvPicPr>
+                          <pic:cNvPr descr="../../genai_appendix/prompt_04.png" id="76" name="Picture"/>
+                          <pic:cNvPicPr>
+                            <a:picLocks noChangeArrowheads="1" noChangeAspect="1"/>
+                          </pic:cNvPicPr>
+                        </pic:nvPicPr>
+                        <pic:blipFill>
+                          <a:blip r:embed="rId74"/>
+                          <a:stretch>
+                            <a:fillRect/>
+                          </a:stretch>
+                        </pic:blipFill>
+                        <pic:spPr bwMode="auto">
+                          <a:xfrm>
+                            <a:off x="0" y="0"/>
+                            <a:ext cx="5067300" cy="4115505"/>
+                          </a:xfrm>
+                          <a:prstGeom prst="rect">
+                            <a:avLst/>
+                          </a:prstGeom>
+                          <a:noFill/>
+                          <a:ln w="9525">
+                            <a:noFill/>
+                            <a:headEnd/>
+                            <a:tailEnd/>
+                          </a:ln>
+                        </pic:spPr>
+                      </pic:pic>
+                    </a:graphicData>
+                  </a:graphic>
+                </wp:inline>
+              </w:drawing>
+            </w:r>
+            <w:r>
+              <w:br/>
+            </w:r>
+            <w:r>
+              <w:drawing>
+                <wp:inline>
+                  <wp:extent cx="5067300" cy="6693840"/>
+                  <wp:effectExtent b="0" l="0" r="0" t="0"/>
+                  <wp:docPr descr="image" title="" id="78" name="Picture"/>
+                  <a:graphic>
+                    <a:graphicData uri="http://schemas.openxmlformats.org/drawingml/2006/picture">
+                      <pic:pic>
+                        <pic:nvPicPr>
+                          <pic:cNvPr descr="../../genai_appendix/output_04.png" id="79" name="Picture"/>
+                          <pic:cNvPicPr>
+                            <a:picLocks noChangeArrowheads="1" noChangeAspect="1"/>
+                          </pic:cNvPicPr>
+                        </pic:nvPicPr>
+                        <pic:blipFill>
+                          <a:blip r:embed="rId77"/>
+                          <a:stretch>
+                            <a:fillRect/>
+                          </a:stretch>
+                        </pic:blipFill>
+                        <pic:spPr bwMode="auto">
+                          <a:xfrm>
+                            <a:off x="0" y="0"/>
+                            <a:ext cx="5067300" cy="6693840"/>
+                          </a:xfrm>
+                          <a:prstGeom prst="rect">
+                            <a:avLst/>
+                          </a:prstGeom>
+                          <a:noFill/>
+                          <a:ln w="9525">
+                            <a:noFill/>
+                            <a:headEnd/>
+                            <a:tailEnd/>
+                          </a:ln>
+                        </pic:spPr>
+                      </pic:pic>
+                    </a:graphicData>
+                  </a:graphic>
+                </wp:inline>
+              </w:drawing>
+            </w:r>
+          </w:p>
+        </w:tc>
+      </w:tr>
+    </w:tbl>
+    <w:bookmarkEnd w:id="80"/>
+    <w:bookmarkStart w:id="87" w:name="Xf74a4be2164950adc3ce53be3ddae0d89808d8d"/>
+    <w:p>
+      <w:pPr>
+        <w:pStyle w:val="Heading2"/>
+      </w:pPr>
+      <w:r>
+        <w:t xml:space="preserve">Pair 5 – Violin-plot matplotlib boilerplate</w:t>
+      </w:r>
+    </w:p>
+    <w:p>
+      <w:pPr>
+        <w:pStyle w:val="FirstParagraph"/>
+      </w:pPr>
+      <w:r>
+        <w:t xml:space="preserve">Tool: Claude Code, model: Claude Opus 4.7. Purpose: write the</w:t>
+      </w:r>
+      <w:r>
+        <w:t xml:space="preserve"> </w:t>
+      </w:r>
+      <w:r>
+        <w:t xml:space="preserve">seaborn violin-plot call signature for Figure </w:t>
+      </w:r>
+      <w:hyperlink w:anchor="fig:violin">
+        <w:r>
+          <w:rPr>
+            <w:rStyle w:val="Hyperlink"/>
+          </w:rPr>
+          <w:t xml:space="preserve">2</w:t>
+        </w:r>
+      </w:hyperlink>
+      <w:r>
+        <w:t xml:space="preserve">.</w:t>
+      </w:r>
+    </w:p>
+    <w:tbl>
+      <w:tblPr>
+        <w:tblStyle w:val="FigureTable"/>
+        <w:tblW w:type="auto" w:w="0"/>
+        <w:jc w:val="center"/>
+        <w:tblLook w:firstRow="0" w:lastRow="0" w:firstColumn="0" w:lastColumn="0"/>
+      </w:tblPr>
+      <w:tblGrid>
+        <w:gridCol w:w="7920"/>
+      </w:tblGrid>
+      <w:tr>
+        <w:tc>
+          <w:tcPr/>
+          <w:p>
+            <w:pPr>
+              <w:jc w:val="center"/>
+            </w:pPr>
+            <w:r>
+              <w:drawing>
+                <wp:inline>
+                  <wp:extent cx="5067300" cy="3909953"/>
+                  <wp:effectExtent b="0" l="0" r="0" t="0"/>
+                  <wp:docPr descr="image" title="" id="82" name="Picture"/>
+                  <a:graphic>
+                    <a:graphicData uri="http://schemas.openxmlformats.org/drawingml/2006/picture">
+                      <pic:pic>
+                        <pic:nvPicPr>
+                          <pic:cNvPr descr="../../genai_appendix/prompt_05.png" id="83" name="Picture"/>
+                          <pic:cNvPicPr>
+                            <a:picLocks noChangeArrowheads="1" noChangeAspect="1"/>
+                          </pic:cNvPicPr>
+                        </pic:nvPicPr>
+                        <pic:blipFill>
+                          <a:blip r:embed="rId81"/>
+                          <a:stretch>
+                            <a:fillRect/>
+                          </a:stretch>
+                        </pic:blipFill>
+                        <pic:spPr bwMode="auto">
+                          <a:xfrm>
+                            <a:off x="0" y="0"/>
+                            <a:ext cx="5067300" cy="3909953"/>
+                          </a:xfrm>
+                          <a:prstGeom prst="rect">
+                            <a:avLst/>
+                          </a:prstGeom>
+                          <a:noFill/>
+                          <a:ln w="9525">
+                            <a:noFill/>
+                            <a:headEnd/>
+                            <a:tailEnd/>
+                          </a:ln>
+                        </pic:spPr>
+                      </pic:pic>
+                    </a:graphicData>
+                  </a:graphic>
+                </wp:inline>
+              </w:drawing>
+            </w:r>
+            <w:r>
+              <w:br/>
+            </w:r>
+            <w:r>
+              <w:drawing>
+                <wp:inline>
+                  <wp:extent cx="5067300" cy="5304131"/>
+                  <wp:effectExtent b="0" l="0" r="0" t="0"/>
+                  <wp:docPr descr="image" title="" id="85" name="Picture"/>
+                  <a:graphic>
+                    <a:graphicData uri="http://schemas.openxmlformats.org/drawingml/2006/picture">
+                      <pic:pic>
+                        <pic:nvPicPr>
+                          <pic:cNvPr descr="../../genai_appendix/output_05.png" id="86" name="Picture"/>
+                          <pic:cNvPicPr>
+                            <a:picLocks noChangeArrowheads="1" noChangeAspect="1"/>
+                          </pic:cNvPicPr>
+                        </pic:nvPicPr>
+                        <pic:blipFill>
+                          <a:blip r:embed="rId84"/>
+                          <a:stretch>
+                            <a:fillRect/>
+                          </a:stretch>
+                        </pic:blipFill>
+                        <pic:spPr bwMode="auto">
+                          <a:xfrm>
+                            <a:off x="0" y="0"/>
+                            <a:ext cx="5067300" cy="5304131"/>
+                          </a:xfrm>
+                          <a:prstGeom prst="rect">
+                            <a:avLst/>
+                          </a:prstGeom>
+                          <a:noFill/>
+                          <a:ln w="9525">
+                            <a:noFill/>
+                            <a:headEnd/>
+                            <a:tailEnd/>
+                          </a:ln>
+                        </pic:spPr>
+                      </pic:pic>
+                    </a:graphicData>
+                  </a:graphic>
+                </wp:inline>
+              </w:drawing>
+            </w:r>
+          </w:p>
+        </w:tc>
+      </w:tr>
+    </w:tbl>
+    <w:bookmarkEnd w:id="87"/>
+    <w:bookmarkStart w:id="94" w:name="X83d73314f5d2708f954809e7e3357435145d007"/>
+    <w:p>
+      <w:pPr>
+        <w:pStyle w:val="Heading2"/>
+      </w:pPr>
+      <w:r>
+        <w:t xml:space="preserve">Pair 6 – Raincloud-plot three-layer construction</w:t>
+      </w:r>
+    </w:p>
+    <w:p>
+      <w:pPr>
+        <w:pStyle w:val="FirstParagraph"/>
+      </w:pPr>
+      <w:r>
+        <w:t xml:space="preserve">Tool: Claude Code, model: Claude Opus 4.7. Purpose: write the</w:t>
+      </w:r>
+      <w:r>
+        <w:t xml:space="preserve"> </w:t>
+      </w:r>
+      <w:r>
+        <w:t xml:space="preserve">half-violin + jittered scatter + boxplot composition used in</w:t>
+      </w:r>
+      <w:r>
+        <w:t xml:space="preserve"> </w:t>
+      </w:r>
+      <w:r>
+        <w:t xml:space="preserve">Figure </w:t>
+      </w:r>
+      <w:hyperlink w:anchor="fig:raincloud">
+        <w:r>
+          <w:rPr>
+            <w:rStyle w:val="Hyperlink"/>
+          </w:rPr>
+          <w:t xml:space="preserve">5</w:t>
+        </w:r>
+      </w:hyperlink>
+      <w:r>
+        <w:t xml:space="preserve">.</w:t>
+      </w:r>
+    </w:p>
+    <w:tbl>
+      <w:tblPr>
+        <w:tblStyle w:val="FigureTable"/>
+        <w:tblW w:type="auto" w:w="0"/>
+        <w:jc w:val="center"/>
+        <w:tblLook w:firstRow="0" w:lastRow="0" w:firstColumn="0" w:lastColumn="0"/>
+      </w:tblPr>
+      <w:tblGrid>
+        <w:gridCol w:w="7920"/>
+      </w:tblGrid>
+      <w:tr>
+        <w:tc>
+          <w:tcPr/>
+          <w:p>
+            <w:pPr>
+              <w:jc w:val="center"/>
+            </w:pPr>
+            <w:r>
+              <w:drawing>
+                <wp:inline>
+                  <wp:extent cx="5067300" cy="4115505"/>
+                  <wp:effectExtent b="0" l="0" r="0" t="0"/>
+                  <wp:docPr descr="image" title="" id="89" name="Picture"/>
+                  <a:graphic>
+                    <a:graphicData uri="http://schemas.openxmlformats.org/drawingml/2006/picture">
+                      <pic:pic>
+                        <pic:nvPicPr>
+                          <pic:cNvPr descr="../../genai_appendix/prompt_06.png" id="90" name="Picture"/>
+                          <pic:cNvPicPr>
+                            <a:picLocks noChangeArrowheads="1" noChangeAspect="1"/>
+                          </pic:cNvPicPr>
+                        </pic:nvPicPr>
+                        <pic:blipFill>
+                          <a:blip r:embed="rId88"/>
+                          <a:stretch>
+                            <a:fillRect/>
+                          </a:stretch>
+                        </pic:blipFill>
+                        <pic:spPr bwMode="auto">
+                          <a:xfrm>
+                            <a:off x="0" y="0"/>
+                            <a:ext cx="5067300" cy="4115505"/>
+                          </a:xfrm>
+                          <a:prstGeom prst="rect">
+                            <a:avLst/>
+                          </a:prstGeom>
+                          <a:noFill/>
+                          <a:ln w="9525">
+                            <a:noFill/>
+                            <a:headEnd/>
+                            <a:tailEnd/>
+                          </a:ln>
+                        </pic:spPr>
+                      </pic:pic>
+                    </a:graphicData>
+                  </a:graphic>
+                </wp:inline>
+              </w:drawing>
+            </w:r>
+            <w:r>
+              <w:br/>
+            </w:r>
+            <w:r>
+              <w:drawing>
+                <wp:inline>
+                  <wp:extent cx="5067300" cy="6693840"/>
+                  <wp:effectExtent b="0" l="0" r="0" t="0"/>
+                  <wp:docPr descr="image" title="" id="92" name="Picture"/>
+                  <a:graphic>
+                    <a:graphicData uri="http://schemas.openxmlformats.org/drawingml/2006/picture">
+                      <pic:pic>
+                        <pic:nvPicPr>
+                          <pic:cNvPr descr="../../genai_appendix/output_06.png" id="93" name="Picture"/>
+                          <pic:cNvPicPr>
+                            <a:picLocks noChangeArrowheads="1" noChangeAspect="1"/>
+                          </pic:cNvPicPr>
+                        </pic:nvPicPr>
+                        <pic:blipFill>
+                          <a:blip r:embed="rId91"/>
+                          <a:stretch>
+                            <a:fillRect/>
+                          </a:stretch>
+                        </pic:blipFill>
+                        <pic:spPr bwMode="auto">
+                          <a:xfrm>
+                            <a:off x="0" y="0"/>
+                            <a:ext cx="5067300" cy="6693840"/>
+                          </a:xfrm>
+                          <a:prstGeom prst="rect">
+                            <a:avLst/>
+                          </a:prstGeom>
+                          <a:noFill/>
+                          <a:ln w="9525">
+                            <a:noFill/>
+                            <a:headEnd/>
+                            <a:tailEnd/>
+                          </a:ln>
+                        </pic:spPr>
+                      </pic:pic>
+                    </a:graphicData>
+                  </a:graphic>
+                </wp:inline>
+              </w:drawing>
+            </w:r>
+          </w:p>
+        </w:tc>
+      </w:tr>
+    </w:tbl>
+    <w:bookmarkEnd w:id="94"/>
+    <w:bookmarkEnd w:id="95"/>
     <w:sectPr>
       <w:footnotePr>
         <w:numRestart w:val="eachSect"/>
@@ -4637,11 +6448,126 @@
       </w:rPr>
     </w:lvl>
   </w:abstractNum>
+  <w:abstractNum w:abstractNumId="99201">
+    <w:nsid w:val="00A99201"/>
+    <w:multiLevelType w:val="multilevel"/>
+    <w:lvl w:ilvl="0">
+      <w:start w:val="1"/>
+      <w:numFmt w:val="decimal"/>
+      <w:lvlText w:val="%1."/>
+      <w:lvlJc w:val="left"/>
+      <w:pPr>
+        <w:ind w:left="720" w:hanging="360"/>
+      </w:pPr>
+    </w:lvl>
+    <w:lvl w:ilvl="1">
+      <w:start w:val="1"/>
+      <w:numFmt w:val="lowerLetter"/>
+      <w:lvlText w:val="%2."/>
+      <w:lvlJc w:val="left"/>
+      <w:pPr>
+        <w:ind w:left="1440" w:hanging="360"/>
+      </w:pPr>
+    </w:lvl>
+    <w:lvl w:ilvl="2">
+      <w:start w:val="1"/>
+      <w:numFmt w:val="lowerRoman"/>
+      <w:lvlText w:val="%3."/>
+      <w:lvlJc w:val="left"/>
+      <w:pPr>
+        <w:ind w:left="2160" w:hanging="360"/>
+      </w:pPr>
+    </w:lvl>
+    <w:lvl w:ilvl="3">
+      <w:start w:val="1"/>
+      <w:numFmt w:val="decimal"/>
+      <w:lvlText w:val="%4."/>
+      <w:lvlJc w:val="left"/>
+      <w:pPr>
+        <w:ind w:left="2880" w:hanging="360"/>
+      </w:pPr>
+    </w:lvl>
+    <w:lvl w:ilvl="4">
+      <w:start w:val="1"/>
+      <w:numFmt w:val="lowerLetter"/>
+      <w:lvlText w:val="%5."/>
+      <w:lvlJc w:val="left"/>
+      <w:pPr>
+        <w:ind w:left="3600" w:hanging="360"/>
+      </w:pPr>
+    </w:lvl>
+    <w:lvl w:ilvl="5">
+      <w:start w:val="1"/>
+      <w:numFmt w:val="lowerRoman"/>
+      <w:lvlText w:val="%6."/>
+      <w:lvlJc w:val="left"/>
+      <w:pPr>
+        <w:ind w:left="4320" w:hanging="360"/>
+      </w:pPr>
+    </w:lvl>
+    <w:lvl w:ilvl="6">
+      <w:start w:val="1"/>
+      <w:numFmt w:val="decimal"/>
+      <w:lvlText w:val="%7."/>
+      <w:lvlJc w:val="left"/>
+      <w:pPr>
+        <w:ind w:left="5040" w:hanging="360"/>
+      </w:pPr>
+    </w:lvl>
+    <w:lvl w:ilvl="7">
+      <w:start w:val="1"/>
+      <w:numFmt w:val="lowerLetter"/>
+      <w:lvlText w:val="%8."/>
+      <w:lvlJc w:val="left"/>
+      <w:pPr>
+        <w:ind w:left="5760" w:hanging="360"/>
+      </w:pPr>
+    </w:lvl>
+    <w:lvl w:ilvl="8">
+      <w:start w:val="1"/>
+      <w:numFmt w:val="lowerRoman"/>
+      <w:lvlText w:val="%9."/>
+      <w:lvlJc w:val="left"/>
+      <w:pPr>
+        <w:ind w:left="6480" w:hanging="360"/>
+      </w:pPr>
+    </w:lvl>
+  </w:abstractNum>
   <w:num w:numId="1000">
     <w:abstractNumId w:val="990"/>
   </w:num>
   <w:num w:numId="1001">
     <w:abstractNumId w:val="991"/>
+  </w:num>
+  <w:num w:numId="1002">
+    <w:abstractNumId w:val="99201"/>
+    <w:lvlOverride w:ilvl="0">
+      <w:startOverride w:val="1"/>
+    </w:lvlOverride>
+    <w:lvlOverride w:ilvl="1">
+      <w:startOverride w:val="1"/>
+    </w:lvlOverride>
+    <w:lvlOverride w:ilvl="2">
+      <w:startOverride w:val="1"/>
+    </w:lvlOverride>
+    <w:lvlOverride w:ilvl="3">
+      <w:startOverride w:val="1"/>
+    </w:lvlOverride>
+    <w:lvlOverride w:ilvl="4">
+      <w:startOverride w:val="1"/>
+    </w:lvlOverride>
+    <w:lvlOverride w:ilvl="5">
+      <w:startOverride w:val="1"/>
+    </w:lvlOverride>
+    <w:lvlOverride w:ilvl="6">
+      <w:startOverride w:val="1"/>
+    </w:lvlOverride>
+    <w:lvlOverride w:ilvl="7">
+      <w:startOverride w:val="1"/>
+    </w:lvlOverride>
+    <w:lvlOverride w:ilvl="8">
+      <w:startOverride w:val="1"/>
+    </w:lvlOverride>
   </w:num>
 </w:numbering>
 </file>
